--- a/arb/docx/44.content.docx
+++ b/arb/docx/44.content.docx
@@ -22,7 +22,7 @@
         <w:rPr>
           <w:lang w:val="ar_AE" w:bidi="ar_AE"/>
         </w:rPr>
-        <w:t>Resource: ملاحظات الدراسة - مقدمات الكتب (تينديل)</w:t>
+        <w:t>Resource: Tyndale Open Study Notes</w:t>
       </w:r>
       <w:r>
         <w:rPr>
@@ -122,7 +122,7 @@
         <w:rPr>
           <w:lang w:val="ar_AE" w:bidi="ar_AE"/>
         </w:rPr>
-        <w:t>ملاحظات الدراسة - مقدمات الكتب (تينديل)</w:t>
+        <w:t>Tyndale Open Study Notes</w:t>
       </w:r>
     </w:p>
     <w:p>

--- a/arb/docx/44.content.docx
+++ b/arb/docx/44.content.docx
@@ -22,7 +22,7 @@
         <w:rPr>
           <w:lang w:val="ar_AE" w:bidi="ar_AE"/>
         </w:rPr>
-        <w:t>Resource: Tyndale Open Study Notes</w:t>
+        <w:t>Resource: Aquifer Open Study Notes (Book Intros)</w:t>
       </w:r>
       <w:r>
         <w:rPr>
@@ -122,7 +122,7 @@
         <w:rPr>
           <w:lang w:val="ar_AE" w:bidi="ar_AE"/>
         </w:rPr>
-        <w:t>Tyndale Open Study Notes</w:t>
+        <w:t>Aquifer Open Study Notes (Book Intros)</w:t>
       </w:r>
     </w:p>
     <w:p>

--- a/arb/docx/44.content.docx
+++ b/arb/docx/44.content.docx
@@ -9,6 +9,8 @@
       </w:pPr>
       <w:r>
         <w:rPr>
+          <w:rtl/>
+          <w:cs/>
           <w:lang w:val="ar_AE" w:bidi="ar_AE"/>
         </w:rPr>
       </w:r>
@@ -20,12 +22,16 @@
       </w:pPr>
       <w:r>
         <w:rPr>
+          <w:rtl/>
+          <w:cs/>
           <w:lang w:val="ar_AE" w:bidi="ar_AE"/>
         </w:rPr>
         <w:t>Resource: Aquifer Open Study Notes (Book Intros)</w:t>
       </w:r>
       <w:r>
         <w:rPr>
+          <w:rtl/>
+          <w:cs/>
           <w:lang w:val="ar_AE" w:bidi="ar_AE"/>
         </w:rPr>
       </w:r>
@@ -36,12 +42,16 @@
       </w:pPr>
       <w:r>
         <w:rPr>
+          <w:rtl/>
+          <w:cs/>
           <w:lang w:val="ar_AE" w:bidi="ar_AE"/>
         </w:rPr>
       </w:r>
       <w:r>
         <w:rPr>
           <w:b/>
+          <w:rtl/>
+          <w:cs/>
           <w:lang w:val="ar_AE" w:bidi="ar_AE"/>
         </w:rPr>
         <w:t>Aquifer Open Study Notes (Book Intros)</w:t>
@@ -53,35 +63,47 @@
       </w:pPr>
       <w:r>
         <w:rPr>
-          <w:lang w:val="ar_AE" w:bidi="ar_AE"/>
-        </w:rPr>
-      </w:r>
-      <w:r>
-        <w:rPr>
+          <w:rtl/>
+          <w:cs/>
+          <w:lang w:val="ar_AE" w:bidi="ar_AE"/>
+        </w:rPr>
+      </w:r>
+      <w:r>
+        <w:rPr>
+          <w:rtl/>
+          <w:cs/>
           <w:lang w:val="ar_AE" w:bidi="ar_AE"/>
         </w:rPr>
         <w:t xml:space="preserve">This work is an adaptation of </w:t>
       </w:r>
       <w:r>
         <w:rPr>
+          <w:rtl/>
+          <w:cs/>
           <w:lang w:val="ar_AE" w:bidi="ar_AE"/>
         </w:rPr>
         <w:t>Tyndale Open Study Notes</w:t>
       </w:r>
       <w:r>
         <w:rPr>
+          <w:rtl/>
+          <w:cs/>
           <w:lang w:val="ar_AE" w:bidi="ar_AE"/>
         </w:rPr>
         <w:t xml:space="preserve"> © 2023 Tyndale House Publishers, licensed under the CC BY-SA 4.0 license. The adaptation, </w:t>
       </w:r>
       <w:r>
         <w:rPr>
+          <w:rtl/>
+          <w:cs/>
           <w:lang w:val="ar_AE" w:bidi="ar_AE"/>
         </w:rPr>
         <w:t>Aquifer Open Study Notes</w:t>
       </w:r>
       <w:r>
         <w:rPr>
+          <w:rtl/>
+          <w:cs/>
           <w:lang w:val="ar_AE" w:bidi="ar_AE"/>
         </w:rPr>
         <w:t>, was created by Mission Mutual and is also licensed under CC BY-SA 4.0.</w:t>
@@ -93,22 +115,30 @@
       </w:pPr>
       <w:r>
         <w:rPr>
-          <w:lang w:val="ar_AE" w:bidi="ar_AE"/>
-        </w:rPr>
-      </w:r>
-      <w:r>
-        <w:rPr>
+          <w:rtl/>
+          <w:cs/>
+          <w:lang w:val="ar_AE" w:bidi="ar_AE"/>
+        </w:rPr>
+      </w:r>
+      <w:r>
+        <w:rPr>
+          <w:rtl/>
+          <w:cs/>
           <w:lang w:val="ar_AE" w:bidi="ar_AE"/>
         </w:rPr>
         <w:t>This resource has been adapted into multiple languages, including English, Tok Pisin, Arabic (عربي), French (Français), Hindi (हिंदी), Indonesian (Bahasa Indonesia), Portuguese (Português), Russian (Русский), Spanish (Español), Swahili (Kiswahili), and Simplified Chinese (简体中文).</w:t>
       </w:r>
       <w:r>
         <w:rPr>
-          <w:lang w:val="ar_AE" w:bidi="ar_AE"/>
-        </w:rPr>
-      </w:r>
-      <w:r>
-        <w:rPr>
+          <w:rtl/>
+          <w:cs/>
+          <w:lang w:val="ar_AE" w:bidi="ar_AE"/>
+        </w:rPr>
+      </w:r>
+      <w:r>
+        <w:rPr>
+          <w:rtl/>
+          <w:cs/>
           <w:lang w:val="ar_AE" w:bidi="ar_AE"/>
         </w:rPr>
       </w:r>
@@ -120,6 +150,8 @@
       </w:pPr>
       <w:r>
         <w:rPr>
+          <w:rtl/>
+          <w:cs/>
           <w:lang w:val="ar_AE" w:bidi="ar_AE"/>
         </w:rPr>
         <w:t>Aquifer Open Study Notes (Book Intros)</w:t>
@@ -149,6 +181,8 @@
       </w:pPr>
       <w:r>
         <w:rPr>
+          <w:rtl/>
+          <w:cs/>
           <w:lang w:val="ar_AE" w:bidi="ar_AE"/>
         </w:rPr>
       </w:r>
@@ -160,12 +194,16 @@
       </w:pPr>
       <w:r>
         <w:rPr>
+          <w:rtl/>
+          <w:cs/>
           <w:lang w:val="ar_AE" w:bidi="ar_AE"/>
         </w:rPr>
         <w:t>ACT</w:t>
       </w:r>
       <w:r>
         <w:rPr>
+          <w:rtl/>
+          <w:cs/>
           <w:lang w:val="ar_AE" w:bidi="ar_AE"/>
         </w:rPr>
       </w:r>
@@ -176,22 +214,30 @@
       </w:pPr>
       <w:r>
         <w:rPr>
-          <w:lang w:val="ar_AE" w:bidi="ar_AE"/>
-        </w:rPr>
-      </w:r>
-      <w:r>
-        <w:rPr>
+          <w:rtl/>
+          <w:cs/>
+          <w:lang w:val="ar_AE" w:bidi="ar_AE"/>
+        </w:rPr>
+      </w:r>
+      <w:r>
+        <w:rPr>
+          <w:rtl/>
+          <w:cs/>
           <w:lang w:val="ar_AE" w:bidi="ar_AE"/>
         </w:rPr>
         <w:t xml:space="preserve"> </w:t>
       </w:r>
       <w:r>
         <w:rPr>
-          <w:lang w:val="ar_AE" w:bidi="ar_AE"/>
-        </w:rPr>
-      </w:r>
-      <w:r>
-        <w:rPr>
+          <w:rtl/>
+          <w:cs/>
+          <w:lang w:val="ar_AE" w:bidi="ar_AE"/>
+        </w:rPr>
+      </w:r>
+      <w:r>
+        <w:rPr>
+          <w:rtl/>
+          <w:cs/>
           <w:lang w:val="ar_AE" w:bidi="ar_AE"/>
         </w:rPr>
       </w:r>
@@ -217,6 +263,8 @@
       </w:pPr>
       <w:r>
         <w:rPr>
+          <w:rtl/>
+          <w:cs/>
           <w:lang w:val="ar_AE" w:bidi="ar_AE"/>
         </w:rPr>
       </w:r>
@@ -228,12 +276,16 @@
       </w:pPr>
       <w:r>
         <w:rPr>
+          <w:rtl/>
+          <w:cs/>
           <w:lang w:val="ar_AE" w:bidi="ar_AE"/>
         </w:rPr>
         <w:t>سفر أعمال الرسل</w:t>
       </w:r>
       <w:r>
         <w:rPr>
+          <w:rtl/>
+          <w:cs/>
           <w:lang w:val="ar_AE" w:bidi="ar_AE"/>
         </w:rPr>
       </w:r>
@@ -244,11 +296,15 @@
       </w:pPr>
       <w:r>
         <w:rPr>
-          <w:lang w:val="ar_AE" w:bidi="ar_AE"/>
-        </w:rPr>
-      </w:r>
-      <w:r>
-        <w:rPr>
+          <w:rtl/>
+          <w:cs/>
+          <w:lang w:val="ar_AE" w:bidi="ar_AE"/>
+        </w:rPr>
+      </w:r>
+      <w:r>
+        <w:rPr>
+          <w:rtl/>
+          <w:cs/>
           <w:lang w:val="ar_AE" w:bidi="ar_AE"/>
         </w:rPr>
         <w:t>يعد سِفر أعمال الرسل سفرًا محوريًا في العهد الجديد: إنه حلقة الوصل بين الرب يسوع والمجتمع المسيحي الجديد، وبين الأناجيل وبقية العهد الجديد. إنه يوفر سياقًا لإعلان الرسالة المسيحية في الإطارين اليهودي والأممي، ويستكشِف الأعمال المهمة لبطرس وبولس في نشر بشارة الله عبر البحر الأبيض المتوسط. إنها قصة لرسالة قوية يُكرز بها للجميع.</w:t>
@@ -261,6 +317,8 @@
       </w:pPr>
       <w:r>
         <w:rPr>
+          <w:rtl/>
+          <w:cs/>
           <w:lang w:val="ar_AE" w:bidi="ar_AE"/>
         </w:rPr>
         <w:t>السياق</w:t>
@@ -272,11 +330,15 @@
       </w:pPr>
       <w:r>
         <w:rPr>
-          <w:lang w:val="ar_AE" w:bidi="ar_AE"/>
-        </w:rPr>
-      </w:r>
-      <w:r>
-        <w:rPr>
+          <w:rtl/>
+          <w:cs/>
+          <w:lang w:val="ar_AE" w:bidi="ar_AE"/>
+        </w:rPr>
+      </w:r>
+      <w:r>
+        <w:rPr>
+          <w:rtl/>
+          <w:cs/>
           <w:lang w:val="ar_AE" w:bidi="ar_AE"/>
         </w:rPr>
         <w:t>كتبه لوقا الرسول في وقت انتشار بشارة الرب يسوع المسيح من أورشليم إلى عالم البحر الأبيض المتوسط. على الأرجح كان لوقا أمميًا (غير يهودي)، وتُبرز مادته عن جذور المسيحية احتياجات العالَم من نطاق أوسع.</w:t>
@@ -288,11 +350,15 @@
       </w:pPr>
       <w:r>
         <w:rPr>
-          <w:lang w:val="ar_AE" w:bidi="ar_AE"/>
-        </w:rPr>
-      </w:r>
-      <w:r>
-        <w:rPr>
+          <w:rtl/>
+          <w:cs/>
+          <w:lang w:val="ar_AE" w:bidi="ar_AE"/>
+        </w:rPr>
+      </w:r>
+      <w:r>
+        <w:rPr>
+          <w:rtl/>
+          <w:cs/>
           <w:lang w:val="ar_AE" w:bidi="ar_AE"/>
         </w:rPr>
         <w:t>بدأ لوقا عرضه لرسالة المسيح بقصة حياة الرب يسوع (إنجيل لوقا). ويصف لوقا في سِفر الأعمال كيف حُمِلَ الإيمان المسيحي إلى بلدان البحر المتوسط.</w:t>
@@ -304,11 +370,15 @@
       </w:pPr>
       <w:r>
         <w:rPr>
-          <w:lang w:val="ar_AE" w:bidi="ar_AE"/>
-        </w:rPr>
-      </w:r>
-      <w:r>
-        <w:rPr>
+          <w:rtl/>
+          <w:cs/>
+          <w:lang w:val="ar_AE" w:bidi="ar_AE"/>
+        </w:rPr>
+      </w:r>
+      <w:r>
+        <w:rPr>
+          <w:rtl/>
+          <w:cs/>
           <w:lang w:val="ar_AE" w:bidi="ar_AE"/>
         </w:rPr>
         <w:t>كان من المهم للوقا إبراز أن محبة الله ورحمته تسعان الجميع "اللهَ لاَ يَقْبَلُ الْوُجُوهَ"، كما أخبر بطرس كَرْنِيلِيُوس (</w:t>
@@ -316,6 +386,8 @@
       <w:hyperlink r:id="rId13">
         <w:r>
           <w:rPr>
+            <w:rtl/>
+            <w:cs/>
             <w:lang w:val="ar_AE" w:bidi="ar_AE"/>
           </w:rPr>
           <w:rPr>
@@ -327,6 +399,8 @@
       </w:hyperlink>
       <w:r>
         <w:rPr>
+          <w:rtl/>
+          <w:cs/>
           <w:lang w:val="ar_AE" w:bidi="ar_AE"/>
         </w:rPr>
         <w:t>). المسيح الرب هو المخلِّص الوحيد (</w:t>
@@ -334,6 +408,8 @@
       <w:hyperlink r:id="rId14">
         <w:r>
           <w:rPr>
+            <w:rtl/>
+            <w:cs/>
             <w:lang w:val="ar_AE" w:bidi="ar_AE"/>
           </w:rPr>
           <w:rPr>
@@ -345,6 +421,8 @@
       </w:hyperlink>
       <w:r>
         <w:rPr>
+          <w:rtl/>
+          <w:cs/>
           <w:lang w:val="ar_AE" w:bidi="ar_AE"/>
         </w:rPr>
         <w:t xml:space="preserve">) ويمكن للجميع الإيمان به من أجل الخلاص والحياة الجديدة (انظر </w:t>
@@ -352,6 +430,8 @@
       <w:hyperlink r:id="rId15">
         <w:r>
           <w:rPr>
+            <w:rtl/>
+            <w:cs/>
             <w:lang w:val="ar_AE" w:bidi="ar_AE"/>
           </w:rPr>
           <w:rPr>
@@ -363,6 +443,8 @@
       </w:hyperlink>
       <w:r>
         <w:rPr>
+          <w:rtl/>
+          <w:cs/>
           <w:lang w:val="ar_AE" w:bidi="ar_AE"/>
         </w:rPr>
         <w:t xml:space="preserve">). رغم ميل المسيحيين من أصل يهودي لحصر نعمة الله فيهم، وصلت الكنيسة إلى وحدانية في الخلاصة القائلة: إن الأمم مشمولون بوعود الله (انظر </w:t>
@@ -370,6 +452,8 @@
       <w:hyperlink r:id="rId16">
         <w:r>
           <w:rPr>
+            <w:rtl/>
+            <w:cs/>
             <w:lang w:val="ar_AE" w:bidi="ar_AE"/>
           </w:rPr>
           <w:rPr>
@@ -381,6 +465,8 @@
       </w:hyperlink>
       <w:r>
         <w:rPr>
+          <w:rtl/>
+          <w:cs/>
           <w:lang w:val="ar_AE" w:bidi="ar_AE"/>
         </w:rPr>
         <w:t>). إن رسالة غفران الخطايا والحياة الجديدة في المسيح هي لكل الأمم.</w:t>
@@ -393,6 +479,8 @@
       </w:pPr>
       <w:r>
         <w:rPr>
+          <w:rtl/>
+          <w:cs/>
           <w:lang w:val="ar_AE" w:bidi="ar_AE"/>
         </w:rPr>
         <w:t>الملخَّص</w:t>
@@ -404,11 +492,15 @@
       </w:pPr>
       <w:r>
         <w:rPr>
-          <w:lang w:val="ar_AE" w:bidi="ar_AE"/>
-        </w:rPr>
-      </w:r>
-      <w:r>
-        <w:rPr>
+          <w:rtl/>
+          <w:cs/>
+          <w:lang w:val="ar_AE" w:bidi="ar_AE"/>
+        </w:rPr>
+      </w:r>
+      <w:r>
+        <w:rPr>
+          <w:rtl/>
+          <w:cs/>
           <w:lang w:val="ar_AE" w:bidi="ar_AE"/>
         </w:rPr>
         <w:t>كان الرسل وأتباع المسيح الآخرون مملوءين من الروح، ومتقوين لحمل التكليف بالإرسالية العظمى (</w:t>
@@ -416,6 +508,8 @@
       <w:hyperlink r:id="rId17">
         <w:r>
           <w:rPr>
+            <w:rtl/>
+            <w:cs/>
             <w:lang w:val="ar_AE" w:bidi="ar_AE"/>
           </w:rPr>
           <w:rPr>
@@ -427,6 +521,8 @@
       </w:hyperlink>
       <w:r>
         <w:rPr>
+          <w:rtl/>
+          <w:cs/>
           <w:lang w:val="ar_AE" w:bidi="ar_AE"/>
         </w:rPr>
         <w:t>). يُبرز سِفر الأعمال خدمات بطرس (</w:t>
@@ -434,6 +530,8 @@
       <w:hyperlink r:id="rId18">
         <w:r>
           <w:rPr>
+            <w:rtl/>
+            <w:cs/>
             <w:lang w:val="ar_AE" w:bidi="ar_AE"/>
           </w:rPr>
           <w:rPr>
@@ -445,6 +543,8 @@
       </w:hyperlink>
       <w:r>
         <w:rPr>
+          <w:rtl/>
+          <w:cs/>
           <w:lang w:val="ar_AE" w:bidi="ar_AE"/>
         </w:rPr>
         <w:t>) وبولس تحديدًا (</w:t>
@@ -452,6 +552,8 @@
       <w:hyperlink r:id="rId19">
         <w:r>
           <w:rPr>
+            <w:rtl/>
+            <w:cs/>
             <w:lang w:val="ar_AE" w:bidi="ar_AE"/>
           </w:rPr>
           <w:rPr>
@@ -463,6 +565,8 @@
       </w:hyperlink>
       <w:r>
         <w:rPr>
+          <w:rtl/>
+          <w:cs/>
           <w:lang w:val="ar_AE" w:bidi="ar_AE"/>
         </w:rPr>
         <w:t>).</w:t>
@@ -474,11 +578,15 @@
       </w:pPr>
       <w:r>
         <w:rPr>
-          <w:lang w:val="ar_AE" w:bidi="ar_AE"/>
-        </w:rPr>
-      </w:r>
-      <w:r>
-        <w:rPr>
+          <w:rtl/>
+          <w:cs/>
+          <w:lang w:val="ar_AE" w:bidi="ar_AE"/>
+        </w:rPr>
+      </w:r>
+      <w:r>
+        <w:rPr>
+          <w:rtl/>
+          <w:cs/>
           <w:lang w:val="ar_AE" w:bidi="ar_AE"/>
         </w:rPr>
         <w:t xml:space="preserve">يتبع أعمال الرسل خطًا جغرافيًا بناء على </w:t>
@@ -486,6 +594,8 @@
       <w:hyperlink r:id="rId20">
         <w:r>
           <w:rPr>
+            <w:rtl/>
+            <w:cs/>
             <w:lang w:val="ar_AE" w:bidi="ar_AE"/>
           </w:rPr>
           <w:rPr>
@@ -497,6 +607,8 @@
       </w:hyperlink>
       <w:r>
         <w:rPr>
+          <w:rtl/>
+          <w:cs/>
           <w:lang w:val="ar_AE" w:bidi="ar_AE"/>
         </w:rPr>
         <w:t>الرسالة المسيحية ومجتمع المؤمنين المنتشر في أورشليم (</w:t>
@@ -504,6 +616,8 @@
       <w:hyperlink r:id="rId21">
         <w:r>
           <w:rPr>
+            <w:rtl/>
+            <w:cs/>
             <w:lang w:val="ar_AE" w:bidi="ar_AE"/>
           </w:rPr>
           <w:rPr>
@@ -515,6 +629,8 @@
       </w:hyperlink>
       <w:r>
         <w:rPr>
+          <w:rtl/>
+          <w:cs/>
           <w:lang w:val="ar_AE" w:bidi="ar_AE"/>
         </w:rPr>
         <w:t>). في فلسطين وسوريا (</w:t>
@@ -522,6 +638,8 @@
       <w:hyperlink r:id="rId22">
         <w:r>
           <w:rPr>
+            <w:rtl/>
+            <w:cs/>
             <w:lang w:val="ar_AE" w:bidi="ar_AE"/>
           </w:rPr>
           <w:rPr>
@@ -533,6 +651,8 @@
       </w:hyperlink>
       <w:r>
         <w:rPr>
+          <w:rtl/>
+          <w:cs/>
           <w:lang w:val="ar_AE" w:bidi="ar_AE"/>
         </w:rPr>
         <w:t>)، وعند الأمم في جميع أنحاء الإمبراطورية الرومانية (</w:t>
@@ -540,6 +660,8 @@
       <w:hyperlink r:id="rId19">
         <w:r>
           <w:rPr>
+            <w:rtl/>
+            <w:cs/>
             <w:lang w:val="ar_AE" w:bidi="ar_AE"/>
           </w:rPr>
           <w:rPr>
@@ -551,6 +673,8 @@
       </w:hyperlink>
       <w:r>
         <w:rPr>
+          <w:rtl/>
+          <w:cs/>
           <w:lang w:val="ar_AE" w:bidi="ar_AE"/>
         </w:rPr>
         <w:t xml:space="preserve">). الكلمة الختامية في النص اليوناني لأعمال الرسل (akōlutōs"بِلَا مَانِعٍ" </w:t>
@@ -558,6 +682,8 @@
       <w:hyperlink r:id="rId23">
         <w:r>
           <w:rPr>
+            <w:rtl/>
+            <w:cs/>
             <w:lang w:val="ar_AE" w:bidi="ar_AE"/>
           </w:rPr>
           <w:rPr>
@@ -569,6 +695,8 @@
       </w:hyperlink>
       <w:r>
         <w:rPr>
+          <w:rtl/>
+          <w:cs/>
           <w:lang w:val="ar_AE" w:bidi="ar_AE"/>
         </w:rPr>
         <w:t>) تشير إلى انتشار الإنجيل من دون عوائق لليهود‎ (</w:t>
@@ -576,6 +704,8 @@
       <w:hyperlink r:id="rId24">
         <w:r>
           <w:rPr>
+            <w:rtl/>
+            <w:cs/>
             <w:lang w:val="ar_AE" w:bidi="ar_AE"/>
           </w:rPr>
           <w:rPr>
@@ -587,6 +717,8 @@
       </w:hyperlink>
       <w:r>
         <w:rPr>
+          <w:rtl/>
+          <w:cs/>
           <w:lang w:val="ar_AE" w:bidi="ar_AE"/>
         </w:rPr>
         <w:t>)، والسامرة (</w:t>
@@ -594,6 +726,8 @@
       <w:hyperlink r:id="rId25">
         <w:r>
           <w:rPr>
+            <w:rtl/>
+            <w:cs/>
             <w:lang w:val="ar_AE" w:bidi="ar_AE"/>
           </w:rPr>
           <w:rPr>
@@ -605,6 +739,8 @@
       </w:hyperlink>
       <w:r>
         <w:rPr>
+          <w:rtl/>
+          <w:cs/>
           <w:lang w:val="ar_AE" w:bidi="ar_AE"/>
         </w:rPr>
         <w:t>)، و"خائفي الله" (</w:t>
@@ -612,6 +748,8 @@
       <w:hyperlink r:id="rId26">
         <w:r>
           <w:rPr>
+            <w:rtl/>
+            <w:cs/>
             <w:lang w:val="ar_AE" w:bidi="ar_AE"/>
           </w:rPr>
           <w:rPr>
@@ -623,6 +761,8 @@
       </w:hyperlink>
       <w:r>
         <w:rPr>
+          <w:rtl/>
+          <w:cs/>
           <w:lang w:val="ar_AE" w:bidi="ar_AE"/>
         </w:rPr>
         <w:t xml:space="preserve">؛ </w:t>
@@ -630,6 +770,8 @@
       <w:hyperlink r:id="rId27">
         <w:r>
           <w:rPr>
+            <w:rtl/>
+            <w:cs/>
             <w:lang w:val="ar_AE" w:bidi="ar_AE"/>
           </w:rPr>
           <w:rPr>
@@ -641,6 +783,8 @@
       </w:hyperlink>
       <w:r>
         <w:rPr>
+          <w:rtl/>
+          <w:cs/>
           <w:lang w:val="ar_AE" w:bidi="ar_AE"/>
         </w:rPr>
         <w:t>)، والأمم (</w:t>
@@ -648,6 +792,8 @@
       <w:hyperlink r:id="rId28">
         <w:r>
           <w:rPr>
+            <w:rtl/>
+            <w:cs/>
             <w:lang w:val="ar_AE" w:bidi="ar_AE"/>
           </w:rPr>
           <w:rPr>
@@ -659,6 +805,8 @@
       </w:hyperlink>
       <w:r>
         <w:rPr>
+          <w:rtl/>
+          <w:cs/>
           <w:lang w:val="ar_AE" w:bidi="ar_AE"/>
         </w:rPr>
         <w:t xml:space="preserve">؛ </w:t>
@@ -666,6 +814,8 @@
       <w:hyperlink r:id="rId19">
         <w:r>
           <w:rPr>
+            <w:rtl/>
+            <w:cs/>
             <w:lang w:val="ar_AE" w:bidi="ar_AE"/>
           </w:rPr>
           <w:rPr>
@@ -677,6 +827,8 @@
       </w:hyperlink>
       <w:r>
         <w:rPr>
+          <w:rtl/>
+          <w:cs/>
           <w:lang w:val="ar_AE" w:bidi="ar_AE"/>
         </w:rPr>
         <w:t>).</w:t>
@@ -689,6 +841,8 @@
       </w:pPr>
       <w:r>
         <w:rPr>
+          <w:rtl/>
+          <w:cs/>
           <w:lang w:val="ar_AE" w:bidi="ar_AE"/>
         </w:rPr>
         <w:t>مقاصد سِفر الأعمال</w:t>
@@ -700,11 +854,15 @@
       </w:pPr>
       <w:r>
         <w:rPr>
-          <w:lang w:val="ar_AE" w:bidi="ar_AE"/>
-        </w:rPr>
-      </w:r>
-      <w:r>
-        <w:rPr>
+          <w:rtl/>
+          <w:cs/>
+          <w:lang w:val="ar_AE" w:bidi="ar_AE"/>
+        </w:rPr>
+      </w:r>
+      <w:r>
+        <w:rPr>
+          <w:rtl/>
+          <w:cs/>
           <w:lang w:val="ar_AE" w:bidi="ar_AE"/>
         </w:rPr>
         <w:t>التاريخ. يصف سِفر أعمال الرسل الأشخاص والأماكن والأحداث المرتبطة بالانتشار المبكر للبشارة.</w:t>
@@ -716,11 +874,15 @@
       </w:pPr>
       <w:r>
         <w:rPr>
-          <w:lang w:val="ar_AE" w:bidi="ar_AE"/>
-        </w:rPr>
-      </w:r>
-      <w:r>
-        <w:rPr>
+          <w:rtl/>
+          <w:cs/>
+          <w:lang w:val="ar_AE" w:bidi="ar_AE"/>
+        </w:rPr>
+      </w:r>
+      <w:r>
+        <w:rPr>
+          <w:rtl/>
+          <w:cs/>
           <w:lang w:val="ar_AE" w:bidi="ar_AE"/>
         </w:rPr>
         <w:t>الجغرافيا. يوضِّح سِفر الأعمال كيف نُقلت الرسالة من أورشليم إلى روما (</w:t>
@@ -728,6 +890,8 @@
       <w:hyperlink r:id="rId20">
         <w:r>
           <w:rPr>
+            <w:rtl/>
+            <w:cs/>
             <w:lang w:val="ar_AE" w:bidi="ar_AE"/>
           </w:rPr>
           <w:rPr>
@@ -739,6 +903,8 @@
       </w:hyperlink>
       <w:r>
         <w:rPr>
+          <w:rtl/>
+          <w:cs/>
           <w:lang w:val="ar_AE" w:bidi="ar_AE"/>
         </w:rPr>
         <w:t xml:space="preserve">؛ </w:t>
@@ -746,6 +912,8 @@
       <w:hyperlink r:id="rId29">
         <w:r>
           <w:rPr>
+            <w:rtl/>
+            <w:cs/>
             <w:lang w:val="ar_AE" w:bidi="ar_AE"/>
           </w:rPr>
           <w:rPr>
@@ -757,6 +925,8 @@
       </w:hyperlink>
       <w:r>
         <w:rPr>
+          <w:rtl/>
+          <w:cs/>
           <w:lang w:val="ar_AE" w:bidi="ar_AE"/>
         </w:rPr>
         <w:t>).</w:t>
@@ -768,11 +938,15 @@
       </w:pPr>
       <w:r>
         <w:rPr>
-          <w:lang w:val="ar_AE" w:bidi="ar_AE"/>
-        </w:rPr>
-      </w:r>
-      <w:r>
-        <w:rPr>
+          <w:rtl/>
+          <w:cs/>
+          <w:lang w:val="ar_AE" w:bidi="ar_AE"/>
+        </w:rPr>
+      </w:r>
+      <w:r>
+        <w:rPr>
+          <w:rtl/>
+          <w:cs/>
           <w:lang w:val="ar_AE" w:bidi="ar_AE"/>
         </w:rPr>
         <w:t>السيرة الذاتية. يُبرز سِفر أعمال الرسل خدمات بطرس وبولس، اللذين كانا− إلى جانب يعقوب− من القادة المهمين للحركة المسيحية المبكرة. كما يُظهِر الدور الكبير أيضًا للمسيحيين الأوائل المؤثرين، مثل استفانوس وفيلبُّس وبرنابا.</w:t>
@@ -784,11 +958,15 @@
       </w:pPr>
       <w:r>
         <w:rPr>
-          <w:lang w:val="ar_AE" w:bidi="ar_AE"/>
-        </w:rPr>
-      </w:r>
-      <w:r>
-        <w:rPr>
+          <w:rtl/>
+          <w:cs/>
+          <w:lang w:val="ar_AE" w:bidi="ar_AE"/>
+        </w:rPr>
+      </w:r>
+      <w:r>
+        <w:rPr>
+          <w:rtl/>
+          <w:cs/>
           <w:lang w:val="ar_AE" w:bidi="ar_AE"/>
         </w:rPr>
         <w:t xml:space="preserve">الكرازة. يقدم سِفر أعمال الرسل أمثلة واضحة لكيفية مناداة القادة المسيحيين بالبشارة لجماهير مختلفة (راجع عظات الأصحاحات </w:t>
@@ -796,6 +974,8 @@
       <w:hyperlink r:id="rId30">
         <w:r>
           <w:rPr>
+            <w:rtl/>
+            <w:cs/>
             <w:lang w:val="ar_AE" w:bidi="ar_AE"/>
           </w:rPr>
           <w:rPr>
@@ -807,6 +987,8 @@
       </w:hyperlink>
       <w:r>
         <w:rPr>
+          <w:rtl/>
+          <w:cs/>
           <w:lang w:val="ar_AE" w:bidi="ar_AE"/>
         </w:rPr>
         <w:t xml:space="preserve">، </w:t>
@@ -814,6 +996,8 @@
       <w:hyperlink r:id="rId31">
         <w:r>
           <w:rPr>
+            <w:rtl/>
+            <w:cs/>
             <w:lang w:val="ar_AE" w:bidi="ar_AE"/>
           </w:rPr>
           <w:rPr>
@@ -825,6 +1009,8 @@
       </w:hyperlink>
       <w:r>
         <w:rPr>
+          <w:rtl/>
+          <w:cs/>
           <w:lang w:val="ar_AE" w:bidi="ar_AE"/>
         </w:rPr>
         <w:t xml:space="preserve">، </w:t>
@@ -832,6 +1018,8 @@
       <w:hyperlink r:id="rId32">
         <w:r>
           <w:rPr>
+            <w:rtl/>
+            <w:cs/>
             <w:lang w:val="ar_AE" w:bidi="ar_AE"/>
           </w:rPr>
           <w:rPr>
@@ -843,6 +1031,8 @@
       </w:hyperlink>
       <w:r>
         <w:rPr>
+          <w:rtl/>
+          <w:cs/>
           <w:lang w:val="ar_AE" w:bidi="ar_AE"/>
         </w:rPr>
         <w:t xml:space="preserve">، </w:t>
@@ -850,6 +1040,8 @@
       <w:hyperlink r:id="rId33">
         <w:r>
           <w:rPr>
+            <w:rtl/>
+            <w:cs/>
             <w:lang w:val="ar_AE" w:bidi="ar_AE"/>
           </w:rPr>
           <w:rPr>
@@ -861,6 +1053,8 @@
       </w:hyperlink>
       <w:r>
         <w:rPr>
+          <w:rtl/>
+          <w:cs/>
           <w:lang w:val="ar_AE" w:bidi="ar_AE"/>
         </w:rPr>
         <w:t xml:space="preserve">، </w:t>
@@ -868,6 +1062,8 @@
       <w:hyperlink r:id="rId34">
         <w:r>
           <w:rPr>
+            <w:rtl/>
+            <w:cs/>
             <w:lang w:val="ar_AE" w:bidi="ar_AE"/>
           </w:rPr>
           <w:rPr>
@@ -879,6 +1075,8 @@
       </w:hyperlink>
       <w:r>
         <w:rPr>
+          <w:rtl/>
+          <w:cs/>
           <w:lang w:val="ar_AE" w:bidi="ar_AE"/>
         </w:rPr>
         <w:t xml:space="preserve">، </w:t>
@@ -886,6 +1084,8 @@
       <w:hyperlink r:id="rId35">
         <w:r>
           <w:rPr>
+            <w:rtl/>
+            <w:cs/>
             <w:lang w:val="ar_AE" w:bidi="ar_AE"/>
           </w:rPr>
           <w:rPr>
@@ -897,6 +1097,8 @@
       </w:hyperlink>
       <w:r>
         <w:rPr>
+          <w:rtl/>
+          <w:cs/>
           <w:lang w:val="ar_AE" w:bidi="ar_AE"/>
         </w:rPr>
         <w:t>). يُظهر سِفر أعمال الرسل أن الإنجيل متاح للجميع، ليس لليهود فحسب، بل للأمم أيضًا (</w:t>
@@ -904,6 +1106,8 @@
       <w:hyperlink r:id="rId36">
         <w:r>
           <w:rPr>
+            <w:rtl/>
+            <w:cs/>
             <w:lang w:val="ar_AE" w:bidi="ar_AE"/>
           </w:rPr>
           <w:rPr>
@@ -915,6 +1119,8 @@
       </w:hyperlink>
       <w:r>
         <w:rPr>
+          <w:rtl/>
+          <w:cs/>
           <w:lang w:val="ar_AE" w:bidi="ar_AE"/>
         </w:rPr>
         <w:t xml:space="preserve">؛ </w:t>
@@ -922,6 +1128,8 @@
       <w:hyperlink r:id="rId26">
         <w:r>
           <w:rPr>
+            <w:rtl/>
+            <w:cs/>
             <w:lang w:val="ar_AE" w:bidi="ar_AE"/>
           </w:rPr>
           <w:rPr>
@@ -933,6 +1141,8 @@
       </w:hyperlink>
       <w:r>
         <w:rPr>
+          <w:rtl/>
+          <w:cs/>
           <w:lang w:val="ar_AE" w:bidi="ar_AE"/>
         </w:rPr>
         <w:t xml:space="preserve">؛ </w:t>
@@ -940,6 +1150,8 @@
       <w:hyperlink r:id="rId37">
         <w:r>
           <w:rPr>
+            <w:rtl/>
+            <w:cs/>
             <w:lang w:val="ar_AE" w:bidi="ar_AE"/>
           </w:rPr>
           <w:rPr>
@@ -951,6 +1163,8 @@
       </w:hyperlink>
       <w:r>
         <w:rPr>
+          <w:rtl/>
+          <w:cs/>
           <w:lang w:val="ar_AE" w:bidi="ar_AE"/>
         </w:rPr>
         <w:t>)، وليس للرجال فحسب، بل للنساء أيضًا (</w:t>
@@ -958,6 +1172,8 @@
       <w:hyperlink r:id="rId38">
         <w:r>
           <w:rPr>
+            <w:rtl/>
+            <w:cs/>
             <w:lang w:val="ar_AE" w:bidi="ar_AE"/>
           </w:rPr>
           <w:rPr>
@@ -969,6 +1185,8 @@
       </w:hyperlink>
       <w:r>
         <w:rPr>
+          <w:rtl/>
+          <w:cs/>
           <w:lang w:val="ar_AE" w:bidi="ar_AE"/>
         </w:rPr>
         <w:t xml:space="preserve">؛ </w:t>
@@ -976,6 +1194,8 @@
       <w:hyperlink r:id="rId39">
         <w:r>
           <w:rPr>
+            <w:rtl/>
+            <w:cs/>
             <w:lang w:val="ar_AE" w:bidi="ar_AE"/>
           </w:rPr>
           <w:rPr>
@@ -987,6 +1207,8 @@
       </w:hyperlink>
       <w:r>
         <w:rPr>
+          <w:rtl/>
+          <w:cs/>
           <w:lang w:val="ar_AE" w:bidi="ar_AE"/>
         </w:rPr>
         <w:t xml:space="preserve">؛ </w:t>
@@ -994,6 +1216,8 @@
       <w:hyperlink r:id="rId40">
         <w:r>
           <w:rPr>
+            <w:rtl/>
+            <w:cs/>
             <w:lang w:val="ar_AE" w:bidi="ar_AE"/>
           </w:rPr>
           <w:rPr>
@@ -1005,6 +1229,8 @@
       </w:hyperlink>
       <w:r>
         <w:rPr>
+          <w:rtl/>
+          <w:cs/>
           <w:lang w:val="ar_AE" w:bidi="ar_AE"/>
         </w:rPr>
         <w:t xml:space="preserve">؛ </w:t>
@@ -1012,6 +1238,8 @@
       <w:hyperlink r:id="rId41">
         <w:r>
           <w:rPr>
+            <w:rtl/>
+            <w:cs/>
             <w:lang w:val="ar_AE" w:bidi="ar_AE"/>
           </w:rPr>
           <w:rPr>
@@ -1023,6 +1251,8 @@
       </w:hyperlink>
       <w:r>
         <w:rPr>
+          <w:rtl/>
+          <w:cs/>
           <w:lang w:val="ar_AE" w:bidi="ar_AE"/>
         </w:rPr>
         <w:t xml:space="preserve">، </w:t>
@@ -1030,6 +1260,8 @@
       <w:hyperlink r:id="rId42">
         <w:r>
           <w:rPr>
+            <w:rtl/>
+            <w:cs/>
             <w:lang w:val="ar_AE" w:bidi="ar_AE"/>
           </w:rPr>
           <w:rPr>
@@ -1041,6 +1273,8 @@
       </w:hyperlink>
       <w:r>
         <w:rPr>
+          <w:rtl/>
+          <w:cs/>
           <w:lang w:val="ar_AE" w:bidi="ar_AE"/>
         </w:rPr>
         <w:t xml:space="preserve">، </w:t>
@@ -1048,6 +1282,8 @@
       <w:hyperlink r:id="rId43">
         <w:r>
           <w:rPr>
+            <w:rtl/>
+            <w:cs/>
             <w:lang w:val="ar_AE" w:bidi="ar_AE"/>
           </w:rPr>
           <w:rPr>
@@ -1059,6 +1295,8 @@
       </w:hyperlink>
       <w:r>
         <w:rPr>
+          <w:rtl/>
+          <w:cs/>
           <w:lang w:val="ar_AE" w:bidi="ar_AE"/>
         </w:rPr>
         <w:t xml:space="preserve">؛ </w:t>
@@ -1066,6 +1304,8 @@
       <w:hyperlink r:id="rId44">
         <w:r>
           <w:rPr>
+            <w:rtl/>
+            <w:cs/>
             <w:lang w:val="ar_AE" w:bidi="ar_AE"/>
           </w:rPr>
           <w:rPr>
@@ -1077,6 +1317,8 @@
       </w:hyperlink>
       <w:r>
         <w:rPr>
+          <w:rtl/>
+          <w:cs/>
           <w:lang w:val="ar_AE" w:bidi="ar_AE"/>
         </w:rPr>
         <w:t xml:space="preserve">؛ </w:t>
@@ -1084,6 +1326,8 @@
       <w:hyperlink r:id="rId45">
         <w:r>
           <w:rPr>
+            <w:rtl/>
+            <w:cs/>
             <w:lang w:val="ar_AE" w:bidi="ar_AE"/>
           </w:rPr>
           <w:rPr>
@@ -1095,6 +1339,8 @@
       </w:hyperlink>
       <w:r>
         <w:rPr>
+          <w:rtl/>
+          <w:cs/>
           <w:lang w:val="ar_AE" w:bidi="ar_AE"/>
         </w:rPr>
         <w:t>).</w:t>
@@ -1106,11 +1352,15 @@
       </w:pPr>
       <w:r>
         <w:rPr>
-          <w:lang w:val="ar_AE" w:bidi="ar_AE"/>
-        </w:rPr>
-      </w:r>
-      <w:r>
-        <w:rPr>
+          <w:rtl/>
+          <w:cs/>
+          <w:lang w:val="ar_AE" w:bidi="ar_AE"/>
+        </w:rPr>
+      </w:r>
+      <w:r>
+        <w:rPr>
+          <w:rtl/>
+          <w:cs/>
           <w:lang w:val="ar_AE" w:bidi="ar_AE"/>
         </w:rPr>
         <w:t>السياسة. يقدِّم سِفر أعمال الرسل دفاعًا قويًا عن الإيمان المسيحي، لليهود (</w:t>
@@ -1118,6 +1368,8 @@
       <w:hyperlink r:id="rId46">
         <w:r>
           <w:rPr>
+            <w:rtl/>
+            <w:cs/>
             <w:lang w:val="ar_AE" w:bidi="ar_AE"/>
           </w:rPr>
           <w:rPr>
@@ -1129,6 +1381,8 @@
       </w:hyperlink>
       <w:r>
         <w:rPr>
+          <w:rtl/>
+          <w:cs/>
           <w:lang w:val="ar_AE" w:bidi="ar_AE"/>
         </w:rPr>
         <w:t xml:space="preserve">؛ </w:t>
@@ -1136,6 +1390,8 @@
       <w:hyperlink r:id="rId47">
         <w:r>
           <w:rPr>
+            <w:rtl/>
+            <w:cs/>
             <w:lang w:val="ar_AE" w:bidi="ar_AE"/>
           </w:rPr>
           <w:rPr>
@@ -1147,6 +1403,8 @@
       </w:hyperlink>
       <w:r>
         <w:rPr>
+          <w:rtl/>
+          <w:cs/>
           <w:lang w:val="ar_AE" w:bidi="ar_AE"/>
         </w:rPr>
         <w:t>) وللأمم (</w:t>
@@ -1154,6 +1412,8 @@
       <w:hyperlink r:id="rId48">
         <w:r>
           <w:rPr>
+            <w:rtl/>
+            <w:cs/>
             <w:lang w:val="ar_AE" w:bidi="ar_AE"/>
           </w:rPr>
           <w:rPr>
@@ -1165,6 +1425,8 @@
       </w:hyperlink>
       <w:r>
         <w:rPr>
+          <w:rtl/>
+          <w:cs/>
           <w:lang w:val="ar_AE" w:bidi="ar_AE"/>
         </w:rPr>
         <w:t xml:space="preserve">؛ </w:t>
@@ -1172,6 +1434,8 @@
       <w:hyperlink r:id="rId49">
         <w:r>
           <w:rPr>
+            <w:rtl/>
+            <w:cs/>
             <w:lang w:val="ar_AE" w:bidi="ar_AE"/>
           </w:rPr>
           <w:rPr>
@@ -1183,6 +1447,8 @@
       </w:hyperlink>
       <w:r>
         <w:rPr>
+          <w:rtl/>
+          <w:cs/>
           <w:lang w:val="ar_AE" w:bidi="ar_AE"/>
         </w:rPr>
         <w:t>). جادَل لوقا بأن المسيحية تستحق الحماية نفسها التي تتمتَّع بها اليهودية، وأنها لا تمثل أي خطر على الدولة الرومانية (</w:t>
@@ -1190,6 +1456,8 @@
       <w:hyperlink r:id="rId50">
         <w:r>
           <w:rPr>
+            <w:rtl/>
+            <w:cs/>
             <w:lang w:val="ar_AE" w:bidi="ar_AE"/>
           </w:rPr>
           <w:rPr>
@@ -1201,6 +1469,8 @@
       </w:hyperlink>
       <w:r>
         <w:rPr>
+          <w:rtl/>
+          <w:cs/>
           <w:lang w:val="ar_AE" w:bidi="ar_AE"/>
         </w:rPr>
         <w:t xml:space="preserve">؛ </w:t>
@@ -1208,6 +1478,8 @@
       <w:hyperlink r:id="rId51">
         <w:r>
           <w:rPr>
+            <w:rtl/>
+            <w:cs/>
             <w:lang w:val="ar_AE" w:bidi="ar_AE"/>
           </w:rPr>
           <w:rPr>
@@ -1219,6 +1491,8 @@
       </w:hyperlink>
       <w:r>
         <w:rPr>
+          <w:rtl/>
+          <w:cs/>
           <w:lang w:val="ar_AE" w:bidi="ar_AE"/>
         </w:rPr>
         <w:t xml:space="preserve">؛ </w:t>
@@ -1226,6 +1500,8 @@
       <w:hyperlink r:id="rId52">
         <w:r>
           <w:rPr>
+            <w:rtl/>
+            <w:cs/>
             <w:lang w:val="ar_AE" w:bidi="ar_AE"/>
           </w:rPr>
           <w:rPr>
@@ -1237,6 +1513,8 @@
       </w:hyperlink>
       <w:r>
         <w:rPr>
+          <w:rtl/>
+          <w:cs/>
           <w:lang w:val="ar_AE" w:bidi="ar_AE"/>
         </w:rPr>
         <w:t xml:space="preserve">؛ </w:t>
@@ -1244,6 +1522,8 @@
       <w:hyperlink r:id="rId53">
         <w:r>
           <w:rPr>
+            <w:rtl/>
+            <w:cs/>
             <w:lang w:val="ar_AE" w:bidi="ar_AE"/>
           </w:rPr>
           <w:rPr>
@@ -1255,6 +1535,8 @@
       </w:hyperlink>
       <w:r>
         <w:rPr>
+          <w:rtl/>
+          <w:cs/>
           <w:lang w:val="ar_AE" w:bidi="ar_AE"/>
         </w:rPr>
         <w:t xml:space="preserve">؛ </w:t>
@@ -1262,6 +1544,8 @@
       <w:hyperlink r:id="rId54">
         <w:r>
           <w:rPr>
+            <w:rtl/>
+            <w:cs/>
             <w:lang w:val="ar_AE" w:bidi="ar_AE"/>
           </w:rPr>
           <w:rPr>
@@ -1273,6 +1557,8 @@
       </w:hyperlink>
       <w:r>
         <w:rPr>
+          <w:rtl/>
+          <w:cs/>
           <w:lang w:val="ar_AE" w:bidi="ar_AE"/>
         </w:rPr>
         <w:t>).</w:t>
@@ -1285,6 +1571,8 @@
       </w:pPr>
       <w:r>
         <w:rPr>
+          <w:rtl/>
+          <w:cs/>
           <w:lang w:val="ar_AE" w:bidi="ar_AE"/>
         </w:rPr>
         <w:t>التأليف</w:t>
@@ -1296,11 +1584,15 @@
       </w:pPr>
       <w:r>
         <w:rPr>
-          <w:lang w:val="ar_AE" w:bidi="ar_AE"/>
-        </w:rPr>
-      </w:r>
-      <w:r>
-        <w:rPr>
+          <w:rtl/>
+          <w:cs/>
+          <w:lang w:val="ar_AE" w:bidi="ar_AE"/>
+        </w:rPr>
+      </w:r>
+      <w:r>
+        <w:rPr>
+          <w:rtl/>
+          <w:cs/>
           <w:lang w:val="ar_AE" w:bidi="ar_AE"/>
         </w:rPr>
         <w:t xml:space="preserve">كان لوقا رفيق بولس في رحلاته (انظر </w:t>
@@ -1308,6 +1600,8 @@
       <w:hyperlink r:id="rId55">
         <w:r>
           <w:rPr>
+            <w:rtl/>
+            <w:cs/>
             <w:lang w:val="ar_AE" w:bidi="ar_AE"/>
           </w:rPr>
           <w:rPr>
@@ -1319,6 +1613,8 @@
       </w:hyperlink>
       <w:r>
         <w:rPr>
+          <w:rtl/>
+          <w:cs/>
           <w:lang w:val="ar_AE" w:bidi="ar_AE"/>
         </w:rPr>
         <w:t xml:space="preserve"> والتزييل) وكان مع بولس خلال سنواته الأخيرة (</w:t>
@@ -1326,6 +1622,8 @@
       <w:hyperlink r:id="rId56">
         <w:r>
           <w:rPr>
+            <w:rtl/>
+            <w:cs/>
             <w:lang w:val="ar_AE" w:bidi="ar_AE"/>
           </w:rPr>
           <w:rPr>
@@ -1337,6 +1635,8 @@
       </w:hyperlink>
       <w:r>
         <w:rPr>
+          <w:rtl/>
+          <w:cs/>
           <w:lang w:val="ar_AE" w:bidi="ar_AE"/>
         </w:rPr>
         <w:t xml:space="preserve">). تظهَر مقاطِع عدة في سِفر أعمال الرسل بصيغة المتكلم ("نحن" </w:t>
@@ -1344,6 +1644,8 @@
       <w:hyperlink r:id="rId57">
         <w:r>
           <w:rPr>
+            <w:rtl/>
+            <w:cs/>
             <w:lang w:val="ar_AE" w:bidi="ar_AE"/>
           </w:rPr>
           <w:rPr>
@@ -1355,6 +1657,8 @@
       </w:hyperlink>
       <w:r>
         <w:rPr>
+          <w:rtl/>
+          <w:cs/>
           <w:lang w:val="ar_AE" w:bidi="ar_AE"/>
         </w:rPr>
         <w:t xml:space="preserve">؛ </w:t>
@@ -1362,6 +1666,8 @@
       <w:hyperlink r:id="rId58">
         <w:r>
           <w:rPr>
+            <w:rtl/>
+            <w:cs/>
             <w:lang w:val="ar_AE" w:bidi="ar_AE"/>
           </w:rPr>
           <w:rPr>
@@ -1373,6 +1679,8 @@
       </w:hyperlink>
       <w:r>
         <w:rPr>
+          <w:rtl/>
+          <w:cs/>
           <w:lang w:val="ar_AE" w:bidi="ar_AE"/>
         </w:rPr>
         <w:t xml:space="preserve">؛ </w:t>
@@ -1380,6 +1688,8 @@
       <w:hyperlink r:id="rId59">
         <w:r>
           <w:rPr>
+            <w:rtl/>
+            <w:cs/>
             <w:lang w:val="ar_AE" w:bidi="ar_AE"/>
           </w:rPr>
           <w:rPr>
@@ -1391,6 +1701,8 @@
       </w:hyperlink>
       <w:r>
         <w:rPr>
+          <w:rtl/>
+          <w:cs/>
           <w:lang w:val="ar_AE" w:bidi="ar_AE"/>
         </w:rPr>
         <w:t xml:space="preserve">؛ </w:t>
@@ -1398,6 +1710,8 @@
       <w:hyperlink r:id="rId60">
         <w:r>
           <w:rPr>
+            <w:rtl/>
+            <w:cs/>
             <w:lang w:val="ar_AE" w:bidi="ar_AE"/>
           </w:rPr>
           <w:rPr>
@@ -1409,6 +1723,8 @@
       </w:hyperlink>
       <w:r>
         <w:rPr>
+          <w:rtl/>
+          <w:cs/>
           <w:lang w:val="ar_AE" w:bidi="ar_AE"/>
         </w:rPr>
         <w:t>)، ما يشير إلى أن لوقا رافقَ بولس في تلك الأجزاء من رحلاته. في كولوسي، يُشار إلى لوقا على أنه "الطبيب الحبيب"، وهو مسجَّل كونه واحدًا من كثيرين من غير اليهود الذين عملوا مع بولس (</w:t>
@@ -1416,6 +1732,8 @@
       <w:hyperlink r:id="rId61">
         <w:r>
           <w:rPr>
+            <w:rtl/>
+            <w:cs/>
             <w:lang w:val="ar_AE" w:bidi="ar_AE"/>
           </w:rPr>
           <w:rPr>
@@ -1427,6 +1745,8 @@
       </w:hyperlink>
       <w:r>
         <w:rPr>
+          <w:rtl/>
+          <w:cs/>
           <w:lang w:val="ar_AE" w:bidi="ar_AE"/>
         </w:rPr>
         <w:t xml:space="preserve">؛ أنظر أيضًا </w:t>
@@ -1434,6 +1754,8 @@
       <w:hyperlink r:id="rId62">
         <w:r>
           <w:rPr>
+            <w:rtl/>
+            <w:cs/>
             <w:lang w:val="ar_AE" w:bidi="ar_AE"/>
           </w:rPr>
           <w:rPr>
@@ -1445,6 +1767,8 @@
       </w:hyperlink>
       <w:r>
         <w:rPr>
+          <w:rtl/>
+          <w:cs/>
           <w:lang w:val="ar_AE" w:bidi="ar_AE"/>
         </w:rPr>
         <w:t>). كان بولس ممتنًا لمحبة لوقا ومساندته، بصفته شريك عمل أمين وصديق وفي.</w:t>
@@ -1456,11 +1780,15 @@
       </w:pPr>
       <w:r>
         <w:rPr>
-          <w:lang w:val="ar_AE" w:bidi="ar_AE"/>
-        </w:rPr>
-      </w:r>
-      <w:r>
-        <w:rPr>
+          <w:rtl/>
+          <w:cs/>
+          <w:lang w:val="ar_AE" w:bidi="ar_AE"/>
+        </w:rPr>
+      </w:r>
+      <w:r>
+        <w:rPr>
+          <w:rtl/>
+          <w:cs/>
           <w:lang w:val="ar_AE" w:bidi="ar_AE"/>
         </w:rPr>
         <w:t>ومن الواضح أن لوقا أيضًا هو مؤلف الإنجيل الذي يحمِل اسمه؛ إذ تتسق وجهة النظر اللاهوتية في كلا السِفرين. ويركز كلاهما على الواقع التاريخي لعمل الله في الفداء، ودور الروح القدس، والموضع المركزي للصلاة، وأهمية الملائكة، وتتميم وعود العهد القديم في حياة الرب يسوع والمجتمع المسيحي. لقد رأى لوقا الله يسود على مسار التاريخ من أجل تلبية القصد الإلهي.</w:t>
@@ -1472,11 +1800,15 @@
       </w:pPr>
       <w:r>
         <w:rPr>
-          <w:lang w:val="ar_AE" w:bidi="ar_AE"/>
-        </w:rPr>
-      </w:r>
-      <w:r>
-        <w:rPr>
+          <w:rtl/>
+          <w:cs/>
+          <w:lang w:val="ar_AE" w:bidi="ar_AE"/>
+        </w:rPr>
+      </w:r>
+      <w:r>
+        <w:rPr>
+          <w:rtl/>
+          <w:cs/>
           <w:lang w:val="ar_AE" w:bidi="ar_AE"/>
         </w:rPr>
         <w:t>وكونه مؤرخًا ضليعًا، استخدم لوقا أساليب تاريخية جيدة ووصف إجراءاته بالتفصيل، مُظهِرًا الاهتمام بكتابة قصة دقيقة ومرتَّبة لحقيقة بداية المسيحية (</w:t>
@@ -1484,6 +1816,8 @@
       <w:hyperlink r:id="rId63">
         <w:r>
           <w:rPr>
+            <w:rtl/>
+            <w:cs/>
             <w:lang w:val="ar_AE" w:bidi="ar_AE"/>
           </w:rPr>
           <w:rPr>
@@ -1495,6 +1829,8 @@
       </w:hyperlink>
       <w:r>
         <w:rPr>
+          <w:rtl/>
+          <w:cs/>
           <w:lang w:val="ar_AE" w:bidi="ar_AE"/>
         </w:rPr>
         <w:t>). يثبت لوقا أنه كان حذرًا ودقيقًا في التعامل مع التفاصيل التاريخية، وهذا بينما يُمكن لمصادر أخرى التحقق من صحة كتاباته. إضافة إلى ذلك، كان لوقا فنانًا بالمعنى الحرفي، وحكَّاءً موهوبًا، أدرك جيدًا يد الله في تطوير الرسالة والمجتمع المسيحي، وصوَّر ذلك بوضوح. وهو من أهم المؤرخين بين بوليبيوس (آخر كبار المؤرخين اليونانيين: القرن الحادي عشر قبل الميلاد)، ويوسابيوس، أول مؤرخ كبير للكنيسة (275- 339 بعد الميلاد).</w:t>
@@ -1507,6 +1843,8 @@
       </w:pPr>
       <w:r>
         <w:rPr>
+          <w:rtl/>
+          <w:cs/>
           <w:lang w:val="ar_AE" w:bidi="ar_AE"/>
         </w:rPr>
         <w:t>موقع كتابة السفر وتاريخها</w:t>
@@ -1518,11 +1856,15 @@
       </w:pPr>
       <w:r>
         <w:rPr>
-          <w:lang w:val="ar_AE" w:bidi="ar_AE"/>
-        </w:rPr>
-      </w:r>
-      <w:r>
-        <w:rPr>
+          <w:rtl/>
+          <w:cs/>
+          <w:lang w:val="ar_AE" w:bidi="ar_AE"/>
+        </w:rPr>
+      </w:r>
+      <w:r>
+        <w:rPr>
+          <w:rtl/>
+          <w:cs/>
           <w:lang w:val="ar_AE" w:bidi="ar_AE"/>
         </w:rPr>
         <w:t>من غير المعروف الموقع الدقيق الذي كُتب منه سِفر أعمال الرسل، ولكن من المحتمل أن يكون روما.</w:t>
@@ -1534,11 +1876,15 @@
       </w:pPr>
       <w:r>
         <w:rPr>
-          <w:lang w:val="ar_AE" w:bidi="ar_AE"/>
-        </w:rPr>
-      </w:r>
-      <w:r>
-        <w:rPr>
+          <w:rtl/>
+          <w:cs/>
+          <w:lang w:val="ar_AE" w:bidi="ar_AE"/>
+        </w:rPr>
+      </w:r>
+      <w:r>
+        <w:rPr>
+          <w:rtl/>
+          <w:cs/>
           <w:lang w:val="ar_AE" w:bidi="ar_AE"/>
         </w:rPr>
         <w:t xml:space="preserve">يعود تاريخ سفر أعمال الرسل عمومًا إلى أوائل ستينيات القرن الأول بعد الميلاد ونهاية العمر المتوقع لشركاء بولس في العمل الكرازي ورفاقه في السفر (منتصف ثمانينيات القرن الأول بعد الميلاد). واختار باحثون كثيرون تاريخًا بعد سنة 70 بعد الميلاد على اعتبار أن لوقا استخدم إنجيل مرقس مصدرًا بين مصادر (بافتراض أن إنجيل مرقس كُتب أواخر ستينيات القرن الأول). ومع ذلك، فسِفر أعمال الرسل لا يَذكر نتيجة محاكمة بولس (نحو 62 بعد الميلاد)؛ ولا موت يعقوب أخو الرب (أوائل ستينيات القرن الأول بعد الميلاد)؛ ولا اضطهاد نيرون للمسيحيين بعد حريق روما، سنة 64 بعد الميلاد؛ ولا موت بطرس وبولس (نحو 64–65 بعد الميلاد)؛ ولا نيرون (68 بعد الميلاد) ولا الثورة اليهودية (66 بعد الميلاد)؛ ولا خراب أورشليم (70 بعد الميلاد). ينتهي سِفر أعمال الرسل بوضع بولس رهن الاعتقال المنزلي (60–62 بعد الميلاد)، وعليه، يمكن إثبات أن لوقا كَتَبَ سِفر أعمال الرسل قبل سنة 64 بعد الميلاد. أما الذين يؤرخون لأعمال الرسل بعد سنة 70 بعد الميلاد، يجيبون بأن لوقا حذف هذه الأحداث لأنها لم تكن ضرورية لغرض هذه القصة (انظر </w:t>
@@ -1546,6 +1892,8 @@
       <w:hyperlink r:id="rId20">
         <w:r>
           <w:rPr>
+            <w:rtl/>
+            <w:cs/>
             <w:lang w:val="ar_AE" w:bidi="ar_AE"/>
           </w:rPr>
           <w:rPr>
@@ -1557,6 +1905,8 @@
       </w:hyperlink>
       <w:r>
         <w:rPr>
+          <w:rtl/>
+          <w:cs/>
           <w:lang w:val="ar_AE" w:bidi="ar_AE"/>
         </w:rPr>
         <w:t xml:space="preserve">؛ </w:t>
@@ -1564,6 +1914,8 @@
       <w:hyperlink r:id="rId29">
         <w:r>
           <w:rPr>
+            <w:rtl/>
+            <w:cs/>
             <w:lang w:val="ar_AE" w:bidi="ar_AE"/>
           </w:rPr>
           <w:rPr>
@@ -1575,6 +1927,8 @@
       </w:hyperlink>
       <w:r>
         <w:rPr>
+          <w:rtl/>
+          <w:cs/>
           <w:lang w:val="ar_AE" w:bidi="ar_AE"/>
         </w:rPr>
         <w:t xml:space="preserve">؛ </w:t>
@@ -1582,6 +1936,8 @@
       <w:hyperlink r:id="rId23">
         <w:r>
           <w:rPr>
+            <w:rtl/>
+            <w:cs/>
             <w:lang w:val="ar_AE" w:bidi="ar_AE"/>
           </w:rPr>
           <w:rPr>
@@ -1593,6 +1949,8 @@
       </w:hyperlink>
       <w:r>
         <w:rPr>
+          <w:rtl/>
+          <w:cs/>
           <w:lang w:val="ar_AE" w:bidi="ar_AE"/>
         </w:rPr>
         <w:t>).</w:t>
@@ -1605,6 +1963,8 @@
       </w:pPr>
       <w:r>
         <w:rPr>
+          <w:rtl/>
+          <w:cs/>
           <w:lang w:val="ar_AE" w:bidi="ar_AE"/>
         </w:rPr>
         <w:t>مستلمو الإنجيل</w:t>
@@ -1616,11 +1976,15 @@
       </w:pPr>
       <w:r>
         <w:rPr>
-          <w:lang w:val="ar_AE" w:bidi="ar_AE"/>
-        </w:rPr>
-      </w:r>
-      <w:r>
-        <w:rPr>
+          <w:rtl/>
+          <w:cs/>
+          <w:lang w:val="ar_AE" w:bidi="ar_AE"/>
+        </w:rPr>
+      </w:r>
+      <w:r>
+        <w:rPr>
+          <w:rtl/>
+          <w:cs/>
           <w:lang w:val="ar_AE" w:bidi="ar_AE"/>
         </w:rPr>
         <w:t xml:space="preserve">سِفر أعمال الرسل هو المجلد الثاني من العمل المكون من جزأين (انظر </w:t>
@@ -1628,6 +1992,8 @@
       <w:hyperlink r:id="rId63">
         <w:r>
           <w:rPr>
+            <w:rtl/>
+            <w:cs/>
             <w:lang w:val="ar_AE" w:bidi="ar_AE"/>
           </w:rPr>
           <w:rPr>
@@ -1639,6 +2005,8 @@
       </w:hyperlink>
       <w:r>
         <w:rPr>
+          <w:rtl/>
+          <w:cs/>
           <w:lang w:val="ar_AE" w:bidi="ar_AE"/>
         </w:rPr>
         <w:t xml:space="preserve">؛ </w:t>
@@ -1646,6 +2014,8 @@
       <w:hyperlink r:id="rId64">
         <w:r>
           <w:rPr>
+            <w:rtl/>
+            <w:cs/>
             <w:lang w:val="ar_AE" w:bidi="ar_AE"/>
           </w:rPr>
           <w:rPr>
@@ -1657,6 +2027,8 @@
       </w:hyperlink>
       <w:r>
         <w:rPr>
+          <w:rtl/>
+          <w:cs/>
           <w:lang w:val="ar_AE" w:bidi="ar_AE"/>
         </w:rPr>
         <w:t>). كتَبَ لوقا إنجيل لوقا وأعمال الرسل إلى ثاؤفيلس (</w:t>
@@ -1664,6 +2036,8 @@
       <w:hyperlink r:id="rId65">
         <w:r>
           <w:rPr>
+            <w:rtl/>
+            <w:cs/>
             <w:lang w:val="ar_AE" w:bidi="ar_AE"/>
           </w:rPr>
           <w:rPr>
@@ -1675,6 +2049,8 @@
       </w:hyperlink>
       <w:r>
         <w:rPr>
+          <w:rtl/>
+          <w:cs/>
           <w:lang w:val="ar_AE" w:bidi="ar_AE"/>
         </w:rPr>
         <w:t xml:space="preserve">؛ </w:t>
@@ -1682,6 +2058,8 @@
       <w:hyperlink r:id="rId66">
         <w:r>
           <w:rPr>
+            <w:rtl/>
+            <w:cs/>
             <w:lang w:val="ar_AE" w:bidi="ar_AE"/>
           </w:rPr>
           <w:rPr>
@@ -1693,6 +2071,8 @@
       </w:hyperlink>
       <w:r>
         <w:rPr>
+          <w:rtl/>
+          <w:cs/>
           <w:lang w:val="ar_AE" w:bidi="ar_AE"/>
         </w:rPr>
         <w:t>)، الذي يعني اسمه "مُحب الله". يُوصف ثاؤفيلس بلقب "العزيز" (</w:t>
@@ -1700,6 +2080,8 @@
       <w:hyperlink r:id="rId65">
         <w:r>
           <w:rPr>
+            <w:rtl/>
+            <w:cs/>
             <w:lang w:val="ar_AE" w:bidi="ar_AE"/>
           </w:rPr>
           <w:rPr>
@@ -1711,6 +2093,8 @@
       </w:hyperlink>
       <w:r>
         <w:rPr>
+          <w:rtl/>
+          <w:cs/>
           <w:lang w:val="ar_AE" w:bidi="ar_AE"/>
         </w:rPr>
         <w:t>)، الذي يُستخدم في مواضع أخرى للحكام الرومان مثل فيلكس وفستوس (</w:t>
@@ -1718,6 +2102,8 @@
       <w:hyperlink r:id="rId67">
         <w:r>
           <w:rPr>
+            <w:rtl/>
+            <w:cs/>
             <w:lang w:val="ar_AE" w:bidi="ar_AE"/>
           </w:rPr>
           <w:rPr>
@@ -1729,6 +2115,8 @@
       </w:hyperlink>
       <w:r>
         <w:rPr>
+          <w:rtl/>
+          <w:cs/>
           <w:lang w:val="ar_AE" w:bidi="ar_AE"/>
         </w:rPr>
         <w:t xml:space="preserve">؛ </w:t>
@@ -1736,6 +2124,8 @@
       <w:hyperlink r:id="rId68">
         <w:r>
           <w:rPr>
+            <w:rtl/>
+            <w:cs/>
             <w:lang w:val="ar_AE" w:bidi="ar_AE"/>
           </w:rPr>
           <w:rPr>
@@ -1747,6 +2137,8 @@
       </w:hyperlink>
       <w:r>
         <w:rPr>
+          <w:rtl/>
+          <w:cs/>
           <w:lang w:val="ar_AE" w:bidi="ar_AE"/>
         </w:rPr>
         <w:t xml:space="preserve">؛ </w:t>
@@ -1754,6 +2146,8 @@
       <w:hyperlink r:id="rId69">
         <w:r>
           <w:rPr>
+            <w:rtl/>
+            <w:cs/>
             <w:lang w:val="ar_AE" w:bidi="ar_AE"/>
           </w:rPr>
           <w:rPr>
@@ -1765,6 +2159,8 @@
       </w:hyperlink>
       <w:r>
         <w:rPr>
+          <w:rtl/>
+          <w:cs/>
           <w:lang w:val="ar_AE" w:bidi="ar_AE"/>
         </w:rPr>
         <w:t>). ربما كان ثاؤفيلس يرعى لوقا ويقدِّم له هبات. كما كان أمميًا تلقى تعليمًا مسيحيًا‎ (</w:t>
@@ -1772,6 +2168,8 @@
       <w:hyperlink r:id="rId70">
         <w:r>
           <w:rPr>
+            <w:rtl/>
+            <w:cs/>
             <w:lang w:val="ar_AE" w:bidi="ar_AE"/>
           </w:rPr>
           <w:rPr>
@@ -1783,6 +2181,8 @@
       </w:hyperlink>
       <w:r>
         <w:rPr>
+          <w:rtl/>
+          <w:cs/>
           <w:lang w:val="ar_AE" w:bidi="ar_AE"/>
         </w:rPr>
         <w:t>). أراد لوقا أن يتمتع ثاؤفيلس مع الآخرين بفهم دقيق للإيمان المسيحي، وانتشاره في عالم البحر الأبيض المتوسط، ليمكنه أن يعرف "صِحَّةَ الْكَلاَمِ" المتعلق بالمسيحية (</w:t>
@@ -1790,6 +2190,8 @@
       <w:hyperlink r:id="rId70">
         <w:r>
           <w:rPr>
+            <w:rtl/>
+            <w:cs/>
             <w:lang w:val="ar_AE" w:bidi="ar_AE"/>
           </w:rPr>
           <w:rPr>
@@ -1801,6 +2203,8 @@
       </w:hyperlink>
       <w:r>
         <w:rPr>
+          <w:rtl/>
+          <w:cs/>
           <w:lang w:val="ar_AE" w:bidi="ar_AE"/>
         </w:rPr>
         <w:t>).</w:t>
@@ -1813,6 +2217,8 @@
       </w:pPr>
       <w:r>
         <w:rPr>
+          <w:rtl/>
+          <w:cs/>
           <w:lang w:val="ar_AE" w:bidi="ar_AE"/>
         </w:rPr>
         <w:t>الخصائص الأدبية</w:t>
@@ -1824,11 +2230,15 @@
       </w:pPr>
       <w:r>
         <w:rPr>
-          <w:lang w:val="ar_AE" w:bidi="ar_AE"/>
-        </w:rPr>
-      </w:r>
-      <w:r>
-        <w:rPr>
+          <w:rtl/>
+          <w:cs/>
+          <w:lang w:val="ar_AE" w:bidi="ar_AE"/>
+        </w:rPr>
+      </w:r>
+      <w:r>
+        <w:rPr>
+          <w:rtl/>
+          <w:cs/>
           <w:lang w:val="ar_AE" w:bidi="ar_AE"/>
         </w:rPr>
         <w:t xml:space="preserve">تُقدَّم مادة سِفر أعمال الرسل بعناية ودقة (مثل </w:t>
@@ -1836,6 +2246,8 @@
       <w:hyperlink r:id="rId71">
         <w:r>
           <w:rPr>
+            <w:rtl/>
+            <w:cs/>
             <w:lang w:val="ar_AE" w:bidi="ar_AE"/>
           </w:rPr>
           <w:rPr>
@@ -1847,6 +2259,8 @@
       </w:hyperlink>
       <w:r>
         <w:rPr>
+          <w:rtl/>
+          <w:cs/>
           <w:lang w:val="ar_AE" w:bidi="ar_AE"/>
         </w:rPr>
         <w:t xml:space="preserve">؛ </w:t>
@@ -1854,6 +2268,8 @@
       <w:hyperlink r:id="rId72">
         <w:r>
           <w:rPr>
+            <w:rtl/>
+            <w:cs/>
             <w:lang w:val="ar_AE" w:bidi="ar_AE"/>
           </w:rPr>
           <w:rPr>
@@ -1865,6 +2281,8 @@
       </w:hyperlink>
       <w:r>
         <w:rPr>
+          <w:rtl/>
+          <w:cs/>
           <w:lang w:val="ar_AE" w:bidi="ar_AE"/>
         </w:rPr>
         <w:t xml:space="preserve">) ودومًا ما يؤكد علم الآثار والجغرافيا والدراسات ذات الصلة دقة المعلومات الواردة فيه. لقد جَمَع لوقا بين الدقة التاريخية والتفاصيل مع موهبته في تقديم أوصاف واضحة ومؤثرة (مثل: </w:t>
@@ -1872,6 +2290,8 @@
       <w:hyperlink r:id="rId73">
         <w:r>
           <w:rPr>
+            <w:rtl/>
+            <w:cs/>
             <w:lang w:val="ar_AE" w:bidi="ar_AE"/>
           </w:rPr>
           <w:rPr>
@@ -1883,6 +2303,8 @@
       </w:hyperlink>
       <w:r>
         <w:rPr>
+          <w:rtl/>
+          <w:cs/>
           <w:lang w:val="ar_AE" w:bidi="ar_AE"/>
         </w:rPr>
         <w:t xml:space="preserve">؛ </w:t>
@@ -1890,6 +2312,8 @@
       <w:hyperlink r:id="rId74">
         <w:r>
           <w:rPr>
+            <w:rtl/>
+            <w:cs/>
             <w:lang w:val="ar_AE" w:bidi="ar_AE"/>
           </w:rPr>
           <w:rPr>
@@ -1901,6 +2325,8 @@
       </w:hyperlink>
       <w:r>
         <w:rPr>
+          <w:rtl/>
+          <w:cs/>
           <w:lang w:val="ar_AE" w:bidi="ar_AE"/>
         </w:rPr>
         <w:t xml:space="preserve">؛ </w:t>
@@ -1908,6 +2334,8 @@
       <w:hyperlink r:id="rId75">
         <w:r>
           <w:rPr>
+            <w:rtl/>
+            <w:cs/>
             <w:lang w:val="ar_AE" w:bidi="ar_AE"/>
           </w:rPr>
           <w:rPr>
@@ -1919,6 +2347,8 @@
       </w:hyperlink>
       <w:r>
         <w:rPr>
+          <w:rtl/>
+          <w:cs/>
           <w:lang w:val="ar_AE" w:bidi="ar_AE"/>
         </w:rPr>
         <w:t xml:space="preserve">؛ </w:t>
@@ -1926,6 +2356,8 @@
       <w:hyperlink r:id="rId76">
         <w:r>
           <w:rPr>
+            <w:rtl/>
+            <w:cs/>
             <w:lang w:val="ar_AE" w:bidi="ar_AE"/>
           </w:rPr>
           <w:rPr>
@@ -1937,6 +2369,8 @@
       </w:hyperlink>
       <w:r>
         <w:rPr>
+          <w:rtl/>
+          <w:cs/>
           <w:lang w:val="ar_AE" w:bidi="ar_AE"/>
         </w:rPr>
         <w:t xml:space="preserve">؛ </w:t>
@@ -1944,6 +2378,8 @@
       <w:hyperlink r:id="rId77">
         <w:r>
           <w:rPr>
+            <w:rtl/>
+            <w:cs/>
             <w:lang w:val="ar_AE" w:bidi="ar_AE"/>
           </w:rPr>
           <w:rPr>
@@ -1955,6 +2391,8 @@
       </w:hyperlink>
       <w:r>
         <w:rPr>
+          <w:rtl/>
+          <w:cs/>
           <w:lang w:val="ar_AE" w:bidi="ar_AE"/>
         </w:rPr>
         <w:t>).</w:t>
@@ -1966,11 +2404,15 @@
       </w:pPr>
       <w:r>
         <w:rPr>
-          <w:lang w:val="ar_AE" w:bidi="ar_AE"/>
-        </w:rPr>
-      </w:r>
-      <w:r>
-        <w:rPr>
+          <w:rtl/>
+          <w:cs/>
+          <w:lang w:val="ar_AE" w:bidi="ar_AE"/>
+        </w:rPr>
+      </w:r>
+      <w:r>
+        <w:rPr>
+          <w:rtl/>
+          <w:cs/>
           <w:lang w:val="ar_AE" w:bidi="ar_AE"/>
         </w:rPr>
         <w:t>تتخلل سِفر أعمال الرسل العظات القوية التي وعظ بها بطرس واستفانوس ويعقوب وبولس (</w:t>
@@ -1978,6 +2420,8 @@
       <w:hyperlink r:id="rId78">
         <w:r>
           <w:rPr>
+            <w:rtl/>
+            <w:cs/>
             <w:lang w:val="ar_AE" w:bidi="ar_AE"/>
           </w:rPr>
           <w:rPr>
@@ -1989,6 +2433,8 @@
       </w:hyperlink>
       <w:r>
         <w:rPr>
+          <w:rtl/>
+          <w:cs/>
           <w:lang w:val="ar_AE" w:bidi="ar_AE"/>
         </w:rPr>
         <w:t xml:space="preserve">؛ </w:t>
@@ -1996,6 +2442,8 @@
       <w:hyperlink r:id="rId47">
         <w:r>
           <w:rPr>
+            <w:rtl/>
+            <w:cs/>
             <w:lang w:val="ar_AE" w:bidi="ar_AE"/>
           </w:rPr>
           <w:rPr>
@@ -2007,6 +2455,8 @@
       </w:hyperlink>
       <w:r>
         <w:rPr>
+          <w:rtl/>
+          <w:cs/>
           <w:lang w:val="ar_AE" w:bidi="ar_AE"/>
         </w:rPr>
         <w:t xml:space="preserve">؛ </w:t>
@@ -2014,6 +2464,8 @@
       <w:hyperlink r:id="rId79">
         <w:r>
           <w:rPr>
+            <w:rtl/>
+            <w:cs/>
             <w:lang w:val="ar_AE" w:bidi="ar_AE"/>
           </w:rPr>
           <w:rPr>
@@ -2025,6 +2477,8 @@
       </w:hyperlink>
       <w:r>
         <w:rPr>
+          <w:rtl/>
+          <w:cs/>
           <w:lang w:val="ar_AE" w:bidi="ar_AE"/>
         </w:rPr>
         <w:t xml:space="preserve">؛ </w:t>
@@ -2032,6 +2486,8 @@
       <w:hyperlink r:id="rId80">
         <w:r>
           <w:rPr>
+            <w:rtl/>
+            <w:cs/>
             <w:lang w:val="ar_AE" w:bidi="ar_AE"/>
           </w:rPr>
           <w:rPr>
@@ -2043,6 +2499,8 @@
       </w:hyperlink>
       <w:r>
         <w:rPr>
+          <w:rtl/>
+          <w:cs/>
           <w:lang w:val="ar_AE" w:bidi="ar_AE"/>
         </w:rPr>
         <w:t>). تناسِب الأساليب الأدبية المتنوعة في سِفر أعمال الرسل الأوضاع الثقافية ببراعة. فلعظة بطرس في يوم الخمسين طابع يهودي قوي (</w:t>
@@ -2050,6 +2508,8 @@
       <w:hyperlink r:id="rId78">
         <w:r>
           <w:rPr>
+            <w:rtl/>
+            <w:cs/>
             <w:lang w:val="ar_AE" w:bidi="ar_AE"/>
           </w:rPr>
           <w:rPr>
@@ -2061,6 +2521,8 @@
       </w:hyperlink>
       <w:r>
         <w:rPr>
+          <w:rtl/>
+          <w:cs/>
           <w:lang w:val="ar_AE" w:bidi="ar_AE"/>
         </w:rPr>
         <w:t>)، بينما استخدم بولس في عظته أمام الفلاسفة اليونانيين المثقفين في أثينا أشكالًا من الخطابة اليونانية (</w:t>
@@ -2068,6 +2530,8 @@
       <w:hyperlink r:id="rId81">
         <w:r>
           <w:rPr>
+            <w:rtl/>
+            <w:cs/>
             <w:lang w:val="ar_AE" w:bidi="ar_AE"/>
           </w:rPr>
           <w:rPr>
@@ -2079,6 +2543,8 @@
       </w:hyperlink>
       <w:r>
         <w:rPr>
+          <w:rtl/>
+          <w:cs/>
           <w:lang w:val="ar_AE" w:bidi="ar_AE"/>
         </w:rPr>
         <w:t>). وكل هذه الخصائص تدعم الأصالة التاريخية للسِفر، كما تدعم المهارة الأدبية لكاتبه.</w:t>
@@ -2091,6 +2557,8 @@
       </w:pPr>
       <w:r>
         <w:rPr>
+          <w:rtl/>
+          <w:cs/>
           <w:lang w:val="ar_AE" w:bidi="ar_AE"/>
         </w:rPr>
         <w:t>المعنى والرسالة</w:t>
@@ -2102,11 +2570,15 @@
       </w:pPr>
       <w:r>
         <w:rPr>
-          <w:lang w:val="ar_AE" w:bidi="ar_AE"/>
-        </w:rPr>
-      </w:r>
-      <w:r>
-        <w:rPr>
+          <w:rtl/>
+          <w:cs/>
+          <w:lang w:val="ar_AE" w:bidi="ar_AE"/>
+        </w:rPr>
+      </w:r>
+      <w:r>
+        <w:rPr>
+          <w:rtl/>
+          <w:cs/>
           <w:lang w:val="ar_AE" w:bidi="ar_AE"/>
         </w:rPr>
         <w:t>يُظهر سِفر أعمال الرسل أن الإيمان المسيحي يتمِّم حقًا وعود الله في الأسفار المقدَّسة العبرية (</w:t>
@@ -2114,6 +2586,8 @@
       <w:hyperlink r:id="rId82">
         <w:r>
           <w:rPr>
+            <w:rtl/>
+            <w:cs/>
             <w:lang w:val="ar_AE" w:bidi="ar_AE"/>
           </w:rPr>
           <w:rPr>
@@ -2125,6 +2599,8 @@
       </w:hyperlink>
       <w:r>
         <w:rPr>
+          <w:rtl/>
+          <w:cs/>
           <w:lang w:val="ar_AE" w:bidi="ar_AE"/>
         </w:rPr>
         <w:t xml:space="preserve">؛ </w:t>
@@ -2132,6 +2608,8 @@
       <w:hyperlink r:id="rId83">
         <w:r>
           <w:rPr>
+            <w:rtl/>
+            <w:cs/>
             <w:lang w:val="ar_AE" w:bidi="ar_AE"/>
           </w:rPr>
           <w:rPr>
@@ -2143,6 +2621,8 @@
       </w:hyperlink>
       <w:r>
         <w:rPr>
+          <w:rtl/>
+          <w:cs/>
           <w:lang w:val="ar_AE" w:bidi="ar_AE"/>
         </w:rPr>
         <w:t xml:space="preserve">؛ </w:t>
@@ -2150,6 +2630,8 @@
       <w:hyperlink r:id="rId84">
         <w:r>
           <w:rPr>
+            <w:rtl/>
+            <w:cs/>
             <w:lang w:val="ar_AE" w:bidi="ar_AE"/>
           </w:rPr>
           <w:rPr>
@@ -2161,6 +2643,8 @@
       </w:hyperlink>
       <w:r>
         <w:rPr>
+          <w:rtl/>
+          <w:cs/>
           <w:lang w:val="ar_AE" w:bidi="ar_AE"/>
         </w:rPr>
         <w:t xml:space="preserve">؛ </w:t>
@@ -2168,6 +2652,8 @@
       <w:hyperlink r:id="rId85">
         <w:r>
           <w:rPr>
+            <w:rtl/>
+            <w:cs/>
             <w:lang w:val="ar_AE" w:bidi="ar_AE"/>
           </w:rPr>
           <w:rPr>
@@ -2179,6 +2665,8 @@
       </w:hyperlink>
       <w:r>
         <w:rPr>
+          <w:rtl/>
+          <w:cs/>
           <w:lang w:val="ar_AE" w:bidi="ar_AE"/>
         </w:rPr>
         <w:t xml:space="preserve">؛ </w:t>
@@ -2186,6 +2674,8 @@
       <w:hyperlink r:id="rId86">
         <w:r>
           <w:rPr>
+            <w:rtl/>
+            <w:cs/>
             <w:lang w:val="ar_AE" w:bidi="ar_AE"/>
           </w:rPr>
           <w:rPr>
@@ -2197,6 +2687,8 @@
       </w:hyperlink>
       <w:r>
         <w:rPr>
+          <w:rtl/>
+          <w:cs/>
           <w:lang w:val="ar_AE" w:bidi="ar_AE"/>
         </w:rPr>
         <w:t xml:space="preserve">؛ وانظر </w:t>
@@ -2204,6 +2696,8 @@
       <w:hyperlink r:id="rId87">
         <w:r>
           <w:rPr>
+            <w:rtl/>
+            <w:cs/>
             <w:lang w:val="ar_AE" w:bidi="ar_AE"/>
           </w:rPr>
           <w:rPr>
@@ -2215,6 +2709,8 @@
       </w:hyperlink>
       <w:r>
         <w:rPr>
+          <w:rtl/>
+          <w:cs/>
           <w:lang w:val="ar_AE" w:bidi="ar_AE"/>
         </w:rPr>
         <w:t xml:space="preserve">، </w:t>
@@ -2222,6 +2718,8 @@
       <w:hyperlink r:id="rId88">
         <w:r>
           <w:rPr>
+            <w:rtl/>
+            <w:cs/>
             <w:lang w:val="ar_AE" w:bidi="ar_AE"/>
           </w:rPr>
           <w:rPr>
@@ -2233,6 +2731,8 @@
       </w:hyperlink>
       <w:r>
         <w:rPr>
+          <w:rtl/>
+          <w:cs/>
           <w:lang w:val="ar_AE" w:bidi="ar_AE"/>
         </w:rPr>
         <w:t>). كما يوضح أن المسيح حقق الخلاص (</w:t>
@@ -2240,6 +2740,8 @@
       <w:hyperlink r:id="rId89">
         <w:r>
           <w:rPr>
+            <w:rtl/>
+            <w:cs/>
             <w:lang w:val="ar_AE" w:bidi="ar_AE"/>
           </w:rPr>
           <w:rPr>
@@ -2251,6 +2753,8 @@
       </w:hyperlink>
       <w:r>
         <w:rPr>
+          <w:rtl/>
+          <w:cs/>
           <w:lang w:val="ar_AE" w:bidi="ar_AE"/>
         </w:rPr>
         <w:t xml:space="preserve">؛ </w:t>
@@ -2258,6 +2762,8 @@
       <w:hyperlink r:id="rId90">
         <w:r>
           <w:rPr>
+            <w:rtl/>
+            <w:cs/>
             <w:lang w:val="ar_AE" w:bidi="ar_AE"/>
           </w:rPr>
           <w:rPr>
@@ -2269,6 +2775,8 @@
       </w:hyperlink>
       <w:r>
         <w:rPr>
+          <w:rtl/>
+          <w:cs/>
           <w:lang w:val="ar_AE" w:bidi="ar_AE"/>
         </w:rPr>
         <w:t xml:space="preserve">؛ </w:t>
@@ -2276,6 +2784,8 @@
       <w:hyperlink r:id="rId91">
         <w:r>
           <w:rPr>
+            <w:rtl/>
+            <w:cs/>
             <w:lang w:val="ar_AE" w:bidi="ar_AE"/>
           </w:rPr>
           <w:rPr>
@@ -2287,6 +2797,8 @@
       </w:hyperlink>
       <w:r>
         <w:rPr>
+          <w:rtl/>
+          <w:cs/>
           <w:lang w:val="ar_AE" w:bidi="ar_AE"/>
         </w:rPr>
         <w:t xml:space="preserve">، </w:t>
@@ -2294,6 +2806,8 @@
       <w:hyperlink r:id="rId15">
         <w:r>
           <w:rPr>
+            <w:rtl/>
+            <w:cs/>
             <w:lang w:val="ar_AE" w:bidi="ar_AE"/>
           </w:rPr>
           <w:rPr>
@@ -2305,6 +2819,8 @@
       </w:hyperlink>
       <w:r>
         <w:rPr>
+          <w:rtl/>
+          <w:cs/>
           <w:lang w:val="ar_AE" w:bidi="ar_AE"/>
         </w:rPr>
         <w:t>)، وأن الصلاة تعجِّل ملكوت الله (</w:t>
@@ -2312,6 +2828,8 @@
       <w:hyperlink r:id="rId92">
         <w:r>
           <w:rPr>
+            <w:rtl/>
+            <w:cs/>
             <w:lang w:val="ar_AE" w:bidi="ar_AE"/>
           </w:rPr>
           <w:rPr>
@@ -2323,6 +2841,8 @@
       </w:hyperlink>
       <w:r>
         <w:rPr>
+          <w:rtl/>
+          <w:cs/>
           <w:lang w:val="ar_AE" w:bidi="ar_AE"/>
         </w:rPr>
         <w:t xml:space="preserve">؛ </w:t>
@@ -2330,6 +2850,8 @@
       <w:hyperlink r:id="rId93">
         <w:r>
           <w:rPr>
+            <w:rtl/>
+            <w:cs/>
             <w:lang w:val="ar_AE" w:bidi="ar_AE"/>
           </w:rPr>
           <w:rPr>
@@ -2341,6 +2863,8 @@
       </w:hyperlink>
       <w:r>
         <w:rPr>
+          <w:rtl/>
+          <w:cs/>
           <w:lang w:val="ar_AE" w:bidi="ar_AE"/>
         </w:rPr>
         <w:t xml:space="preserve">؛ </w:t>
@@ -2348,6 +2872,8 @@
       <w:hyperlink r:id="rId94">
         <w:r>
           <w:rPr>
+            <w:rtl/>
+            <w:cs/>
             <w:lang w:val="ar_AE" w:bidi="ar_AE"/>
           </w:rPr>
           <w:rPr>
@@ -2359,6 +2885,8 @@
       </w:hyperlink>
       <w:r>
         <w:rPr>
+          <w:rtl/>
+          <w:cs/>
           <w:lang w:val="ar_AE" w:bidi="ar_AE"/>
         </w:rPr>
         <w:t xml:space="preserve">؛ </w:t>
@@ -2366,6 +2894,8 @@
       <w:hyperlink r:id="rId95">
         <w:r>
           <w:rPr>
+            <w:rtl/>
+            <w:cs/>
             <w:lang w:val="ar_AE" w:bidi="ar_AE"/>
           </w:rPr>
           <w:rPr>
@@ -2377,6 +2907,8 @@
       </w:hyperlink>
       <w:r>
         <w:rPr>
+          <w:rtl/>
+          <w:cs/>
           <w:lang w:val="ar_AE" w:bidi="ar_AE"/>
         </w:rPr>
         <w:t>)، وأن الروح القدس ينشِّط شعب الله ويُعدُّه ليؤدي إرساليته (</w:t>
@@ -2384,6 +2916,8 @@
       <w:hyperlink r:id="rId20">
         <w:r>
           <w:rPr>
+            <w:rtl/>
+            <w:cs/>
             <w:lang w:val="ar_AE" w:bidi="ar_AE"/>
           </w:rPr>
           <w:rPr>
@@ -2395,6 +2929,8 @@
       </w:hyperlink>
       <w:r>
         <w:rPr>
+          <w:rtl/>
+          <w:cs/>
           <w:lang w:val="ar_AE" w:bidi="ar_AE"/>
         </w:rPr>
         <w:t xml:space="preserve">؛ </w:t>
@@ -2402,6 +2938,8 @@
       <w:hyperlink r:id="rId96">
         <w:r>
           <w:rPr>
+            <w:rtl/>
+            <w:cs/>
             <w:lang w:val="ar_AE" w:bidi="ar_AE"/>
           </w:rPr>
           <w:rPr>
@@ -2413,6 +2951,8 @@
       </w:hyperlink>
       <w:r>
         <w:rPr>
+          <w:rtl/>
+          <w:cs/>
           <w:lang w:val="ar_AE" w:bidi="ar_AE"/>
         </w:rPr>
         <w:t xml:space="preserve">، </w:t>
@@ -2420,6 +2960,8 @@
       <w:hyperlink r:id="rId97">
         <w:r>
           <w:rPr>
+            <w:rtl/>
+            <w:cs/>
             <w:lang w:val="ar_AE" w:bidi="ar_AE"/>
           </w:rPr>
           <w:rPr>
@@ -2431,6 +2973,8 @@
       </w:hyperlink>
       <w:r>
         <w:rPr>
+          <w:rtl/>
+          <w:cs/>
           <w:lang w:val="ar_AE" w:bidi="ar_AE"/>
         </w:rPr>
         <w:t xml:space="preserve">؛ </w:t>
@@ -2438,6 +2982,8 @@
       <w:hyperlink r:id="rId98">
         <w:r>
           <w:rPr>
+            <w:rtl/>
+            <w:cs/>
             <w:lang w:val="ar_AE" w:bidi="ar_AE"/>
           </w:rPr>
           <w:rPr>
@@ -2449,6 +2995,8 @@
       </w:hyperlink>
       <w:r>
         <w:rPr>
+          <w:rtl/>
+          <w:cs/>
           <w:lang w:val="ar_AE" w:bidi="ar_AE"/>
         </w:rPr>
         <w:t xml:space="preserve">، </w:t>
@@ -2456,6 +3004,8 @@
       <w:hyperlink r:id="rId99">
         <w:r>
           <w:rPr>
+            <w:rtl/>
+            <w:cs/>
             <w:lang w:val="ar_AE" w:bidi="ar_AE"/>
           </w:rPr>
           <w:rPr>
@@ -2467,6 +3017,8 @@
       </w:hyperlink>
       <w:r>
         <w:rPr>
+          <w:rtl/>
+          <w:cs/>
           <w:lang w:val="ar_AE" w:bidi="ar_AE"/>
         </w:rPr>
         <w:t xml:space="preserve">، </w:t>
@@ -2474,6 +3026,8 @@
       <w:hyperlink r:id="rId100">
         <w:r>
           <w:rPr>
+            <w:rtl/>
+            <w:cs/>
             <w:lang w:val="ar_AE" w:bidi="ar_AE"/>
           </w:rPr>
           <w:rPr>
@@ -2485,6 +3039,8 @@
       </w:hyperlink>
       <w:r>
         <w:rPr>
+          <w:rtl/>
+          <w:cs/>
           <w:lang w:val="ar_AE" w:bidi="ar_AE"/>
         </w:rPr>
         <w:t xml:space="preserve">؛ </w:t>
@@ -2492,6 +3048,8 @@
       <w:hyperlink r:id="rId101">
         <w:r>
           <w:rPr>
+            <w:rtl/>
+            <w:cs/>
             <w:lang w:val="ar_AE" w:bidi="ar_AE"/>
           </w:rPr>
           <w:rPr>
@@ -2503,6 +3061,8 @@
       </w:hyperlink>
       <w:r>
         <w:rPr>
+          <w:rtl/>
+          <w:cs/>
           <w:lang w:val="ar_AE" w:bidi="ar_AE"/>
         </w:rPr>
         <w:t xml:space="preserve">؛ </w:t>
@@ -2510,6 +3070,8 @@
       <w:hyperlink r:id="rId102">
         <w:r>
           <w:rPr>
+            <w:rtl/>
+            <w:cs/>
             <w:lang w:val="ar_AE" w:bidi="ar_AE"/>
           </w:rPr>
           <w:rPr>
@@ -2521,6 +3083,8 @@
       </w:hyperlink>
       <w:r>
         <w:rPr>
+          <w:rtl/>
+          <w:cs/>
           <w:lang w:val="ar_AE" w:bidi="ar_AE"/>
         </w:rPr>
         <w:t xml:space="preserve">؛ </w:t>
@@ -2528,6 +3092,8 @@
       <w:hyperlink r:id="rId103">
         <w:r>
           <w:rPr>
+            <w:rtl/>
+            <w:cs/>
             <w:lang w:val="ar_AE" w:bidi="ar_AE"/>
           </w:rPr>
           <w:rPr>
@@ -2539,6 +3105,8 @@
       </w:hyperlink>
       <w:r>
         <w:rPr>
+          <w:rtl/>
+          <w:cs/>
           <w:lang w:val="ar_AE" w:bidi="ar_AE"/>
         </w:rPr>
         <w:t xml:space="preserve">، </w:t>
@@ -2546,6 +3114,8 @@
       <w:hyperlink r:id="rId104">
         <w:r>
           <w:rPr>
+            <w:rtl/>
+            <w:cs/>
             <w:lang w:val="ar_AE" w:bidi="ar_AE"/>
           </w:rPr>
           <w:rPr>
@@ -2557,6 +3127,8 @@
       </w:hyperlink>
       <w:r>
         <w:rPr>
+          <w:rtl/>
+          <w:cs/>
           <w:lang w:val="ar_AE" w:bidi="ar_AE"/>
         </w:rPr>
         <w:t>).</w:t>
@@ -2568,11 +3140,15 @@
       </w:pPr>
       <w:r>
         <w:rPr>
-          <w:lang w:val="ar_AE" w:bidi="ar_AE"/>
-        </w:rPr>
-      </w:r>
-      <w:r>
-        <w:rPr>
+          <w:rtl/>
+          <w:cs/>
+          <w:lang w:val="ar_AE" w:bidi="ar_AE"/>
+        </w:rPr>
+      </w:r>
+      <w:r>
+        <w:rPr>
+          <w:rtl/>
+          <w:cs/>
           <w:lang w:val="ar_AE" w:bidi="ar_AE"/>
         </w:rPr>
         <w:t>يُظهر سِفر أعمال الرسل أهمية الأفراد الذين اختارهم الله لحَمل رسالته والشهادة للمسيح الرب. في البداية شهد الرسل، لا سيما بطرس، عن حياة الرب يسوع وخدمته (</w:t>
@@ -2580,6 +3156,8 @@
       <w:hyperlink r:id="rId105">
         <w:r>
           <w:rPr>
+            <w:rtl/>
+            <w:cs/>
             <w:lang w:val="ar_AE" w:bidi="ar_AE"/>
           </w:rPr>
           <w:rPr>
@@ -2591,6 +3169,8 @@
       </w:hyperlink>
       <w:r>
         <w:rPr>
+          <w:rtl/>
+          <w:cs/>
           <w:lang w:val="ar_AE" w:bidi="ar_AE"/>
         </w:rPr>
         <w:t xml:space="preserve">؛ </w:t>
@@ -2598,6 +3178,8 @@
       <w:hyperlink r:id="rId106">
         <w:r>
           <w:rPr>
+            <w:rtl/>
+            <w:cs/>
             <w:lang w:val="ar_AE" w:bidi="ar_AE"/>
           </w:rPr>
           <w:rPr>
@@ -2609,6 +3191,8 @@
       </w:hyperlink>
       <w:r>
         <w:rPr>
+          <w:rtl/>
+          <w:cs/>
           <w:lang w:val="ar_AE" w:bidi="ar_AE"/>
         </w:rPr>
         <w:t xml:space="preserve">؛ وانظر </w:t>
@@ -2616,6 +3200,8 @@
       <w:hyperlink r:id="rId107">
         <w:r>
           <w:rPr>
+            <w:rtl/>
+            <w:cs/>
             <w:lang w:val="ar_AE" w:bidi="ar_AE"/>
           </w:rPr>
           <w:rPr>
@@ -2627,6 +3213,8 @@
       </w:hyperlink>
       <w:r>
         <w:rPr>
+          <w:rtl/>
+          <w:cs/>
           <w:lang w:val="ar_AE" w:bidi="ar_AE"/>
         </w:rPr>
         <w:t>) وأوضح أهمية الرب يسوع في خطة الله لفداء البشرية (</w:t>
@@ -2634,6 +3222,8 @@
       <w:hyperlink r:id="rId108">
         <w:r>
           <w:rPr>
+            <w:rtl/>
+            <w:cs/>
             <w:lang w:val="ar_AE" w:bidi="ar_AE"/>
           </w:rPr>
           <w:rPr>
@@ -2645,6 +3235,8 @@
       </w:hyperlink>
       <w:r>
         <w:rPr>
+          <w:rtl/>
+          <w:cs/>
           <w:lang w:val="ar_AE" w:bidi="ar_AE"/>
         </w:rPr>
         <w:t xml:space="preserve">؛ </w:t>
@@ -2652,6 +3244,8 @@
       <w:hyperlink r:id="rId109">
         <w:r>
           <w:rPr>
+            <w:rtl/>
+            <w:cs/>
             <w:lang w:val="ar_AE" w:bidi="ar_AE"/>
           </w:rPr>
           <w:rPr>
@@ -2663,6 +3257,8 @@
       </w:hyperlink>
       <w:r>
         <w:rPr>
+          <w:rtl/>
+          <w:cs/>
           <w:lang w:val="ar_AE" w:bidi="ar_AE"/>
         </w:rPr>
         <w:t xml:space="preserve">؛ </w:t>
@@ -2670,6 +3266,8 @@
       <w:hyperlink r:id="rId110">
         <w:r>
           <w:rPr>
+            <w:rtl/>
+            <w:cs/>
             <w:lang w:val="ar_AE" w:bidi="ar_AE"/>
           </w:rPr>
           <w:rPr>
@@ -2681,6 +3279,8 @@
       </w:hyperlink>
       <w:r>
         <w:rPr>
+          <w:rtl/>
+          <w:cs/>
           <w:lang w:val="ar_AE" w:bidi="ar_AE"/>
         </w:rPr>
         <w:t xml:space="preserve">؛ </w:t>
@@ -2688,6 +3288,8 @@
       <w:hyperlink r:id="rId111">
         <w:r>
           <w:rPr>
+            <w:rtl/>
+            <w:cs/>
             <w:lang w:val="ar_AE" w:bidi="ar_AE"/>
           </w:rPr>
           <w:rPr>
@@ -2699,6 +3301,8 @@
       </w:hyperlink>
       <w:r>
         <w:rPr>
+          <w:rtl/>
+          <w:cs/>
           <w:lang w:val="ar_AE" w:bidi="ar_AE"/>
         </w:rPr>
         <w:t>). فيما بعد شارَك قادة مسيحيون آخرون في مهمة الشهادة للرب، ومن الأمثلة البارزة لشهود لإيمان الشجعان استفانوس وفيلبُّس (</w:t>
@@ -2706,6 +3310,8 @@
       <w:hyperlink r:id="rId47">
         <w:r>
           <w:rPr>
+            <w:rtl/>
+            <w:cs/>
             <w:lang w:val="ar_AE" w:bidi="ar_AE"/>
           </w:rPr>
           <w:rPr>
@@ -2717,6 +3323,8 @@
       </w:hyperlink>
       <w:r>
         <w:rPr>
+          <w:rtl/>
+          <w:cs/>
           <w:lang w:val="ar_AE" w:bidi="ar_AE"/>
         </w:rPr>
         <w:t xml:space="preserve">؛ </w:t>
@@ -2724,6 +3332,8 @@
       <w:hyperlink r:id="rId112">
         <w:r>
           <w:rPr>
+            <w:rtl/>
+            <w:cs/>
             <w:lang w:val="ar_AE" w:bidi="ar_AE"/>
           </w:rPr>
           <w:rPr>
@@ -2735,6 +3345,8 @@
       </w:hyperlink>
       <w:r>
         <w:rPr>
+          <w:rtl/>
+          <w:cs/>
           <w:lang w:val="ar_AE" w:bidi="ar_AE"/>
         </w:rPr>
         <w:t xml:space="preserve">). لقد شارك مسيحيون آخرون ببساطة إيمانهم عندما أتيحت لهم الفرصة (راجِع </w:t>
@@ -2742,6 +3354,8 @@
       <w:hyperlink r:id="rId113">
         <w:r>
           <w:rPr>
+            <w:rtl/>
+            <w:cs/>
             <w:lang w:val="ar_AE" w:bidi="ar_AE"/>
           </w:rPr>
           <w:rPr>
@@ -2753,6 +3367,8 @@
       </w:hyperlink>
       <w:r>
         <w:rPr>
+          <w:rtl/>
+          <w:cs/>
           <w:lang w:val="ar_AE" w:bidi="ar_AE"/>
         </w:rPr>
         <w:t xml:space="preserve">؛ </w:t>
@@ -2760,6 +3376,8 @@
       <w:hyperlink r:id="rId114">
         <w:r>
           <w:rPr>
+            <w:rtl/>
+            <w:cs/>
             <w:lang w:val="ar_AE" w:bidi="ar_AE"/>
           </w:rPr>
           <w:rPr>
@@ -2771,6 +3389,8 @@
       </w:hyperlink>
       <w:r>
         <w:rPr>
+          <w:rtl/>
+          <w:cs/>
           <w:lang w:val="ar_AE" w:bidi="ar_AE"/>
         </w:rPr>
         <w:t>). ‎"‎فقال له الرب اذهب. لأن هذا لي إناء مختار ليحمل اسمي أمام أمم وملوك وبني إسرائيل‎"‎. (</w:t>
@@ -2778,6 +3398,8 @@
       <w:hyperlink r:id="rId29">
         <w:r>
           <w:rPr>
+            <w:rtl/>
+            <w:cs/>
             <w:lang w:val="ar_AE" w:bidi="ar_AE"/>
           </w:rPr>
           <w:rPr>
@@ -2789,6 +3411,8 @@
       </w:hyperlink>
       <w:r>
         <w:rPr>
+          <w:rtl/>
+          <w:cs/>
           <w:lang w:val="ar_AE" w:bidi="ar_AE"/>
         </w:rPr>
         <w:t xml:space="preserve">؛ </w:t>
@@ -2796,6 +3420,8 @@
       <w:hyperlink r:id="rId115">
         <w:r>
           <w:rPr>
+            <w:rtl/>
+            <w:cs/>
             <w:lang w:val="ar_AE" w:bidi="ar_AE"/>
           </w:rPr>
           <w:rPr>
@@ -2807,6 +3433,8 @@
       </w:hyperlink>
       <w:r>
         <w:rPr>
+          <w:rtl/>
+          <w:cs/>
           <w:lang w:val="ar_AE" w:bidi="ar_AE"/>
         </w:rPr>
         <w:t xml:space="preserve">؛ </w:t>
@@ -2814,6 +3442,8 @@
       <w:hyperlink r:id="rId116">
         <w:r>
           <w:rPr>
+            <w:rtl/>
+            <w:cs/>
             <w:lang w:val="ar_AE" w:bidi="ar_AE"/>
           </w:rPr>
           <w:rPr>
@@ -2825,6 +3455,8 @@
       </w:hyperlink>
       <w:r>
         <w:rPr>
+          <w:rtl/>
+          <w:cs/>
           <w:lang w:val="ar_AE" w:bidi="ar_AE"/>
         </w:rPr>
         <w:t>). يحتل بولس، مثل بطرس، دورًا مركزيًا في سِفر أعمال الرسل، بصفته شاهدًا رئيسيًا للمسيح.</w:t>
@@ -2836,11 +3468,15 @@
       </w:pPr>
       <w:r>
         <w:rPr>
-          <w:lang w:val="ar_AE" w:bidi="ar_AE"/>
-        </w:rPr>
-      </w:r>
-      <w:r>
-        <w:rPr>
+          <w:rtl/>
+          <w:cs/>
+          <w:lang w:val="ar_AE" w:bidi="ar_AE"/>
+        </w:rPr>
+      </w:r>
+      <w:r>
+        <w:rPr>
+          <w:rtl/>
+          <w:cs/>
           <w:lang w:val="ar_AE" w:bidi="ar_AE"/>
         </w:rPr>
         <w:t>أعْلنَ الرسل أن موت الرب يسوع وقيامته كانا خطة الله لتتميم الكتاب المقدس (</w:t>
@@ -2848,6 +3484,8 @@
       <w:hyperlink r:id="rId117">
         <w:r>
           <w:rPr>
+            <w:rtl/>
+            <w:cs/>
             <w:lang w:val="ar_AE" w:bidi="ar_AE"/>
           </w:rPr>
           <w:rPr>
@@ -2859,6 +3497,8 @@
       </w:hyperlink>
       <w:r>
         <w:rPr>
+          <w:rtl/>
+          <w:cs/>
           <w:lang w:val="ar_AE" w:bidi="ar_AE"/>
         </w:rPr>
         <w:t xml:space="preserve">؛ </w:t>
@@ -2866,6 +3506,8 @@
       <w:hyperlink r:id="rId109">
         <w:r>
           <w:rPr>
+            <w:rtl/>
+            <w:cs/>
             <w:lang w:val="ar_AE" w:bidi="ar_AE"/>
           </w:rPr>
           <w:rPr>
@@ -2877,6 +3519,8 @@
       </w:hyperlink>
       <w:r>
         <w:rPr>
+          <w:rtl/>
+          <w:cs/>
           <w:lang w:val="ar_AE" w:bidi="ar_AE"/>
         </w:rPr>
         <w:t xml:space="preserve">؛ </w:t>
@@ -2884,6 +3528,8 @@
       <w:hyperlink r:id="rId118">
         <w:r>
           <w:rPr>
+            <w:rtl/>
+            <w:cs/>
             <w:lang w:val="ar_AE" w:bidi="ar_AE"/>
           </w:rPr>
           <w:rPr>
@@ -2895,6 +3541,8 @@
       </w:hyperlink>
       <w:r>
         <w:rPr>
+          <w:rtl/>
+          <w:cs/>
           <w:lang w:val="ar_AE" w:bidi="ar_AE"/>
         </w:rPr>
         <w:t xml:space="preserve">، </w:t>
@@ -2902,6 +3550,8 @@
       <w:hyperlink r:id="rId110">
         <w:r>
           <w:rPr>
+            <w:rtl/>
+            <w:cs/>
             <w:lang w:val="ar_AE" w:bidi="ar_AE"/>
           </w:rPr>
           <w:rPr>
@@ -2913,6 +3563,8 @@
       </w:hyperlink>
       <w:r>
         <w:rPr>
+          <w:rtl/>
+          <w:cs/>
           <w:lang w:val="ar_AE" w:bidi="ar_AE"/>
         </w:rPr>
         <w:t xml:space="preserve">؛ </w:t>
@@ -2920,6 +3572,8 @@
       <w:hyperlink r:id="rId119">
         <w:r>
           <w:rPr>
+            <w:rtl/>
+            <w:cs/>
             <w:lang w:val="ar_AE" w:bidi="ar_AE"/>
           </w:rPr>
           <w:rPr>
@@ -2931,6 +3585,8 @@
       </w:hyperlink>
       <w:r>
         <w:rPr>
+          <w:rtl/>
+          <w:cs/>
           <w:lang w:val="ar_AE" w:bidi="ar_AE"/>
         </w:rPr>
         <w:t xml:space="preserve">؛ </w:t>
@@ -2938,6 +3594,8 @@
       <w:hyperlink r:id="rId120">
         <w:r>
           <w:rPr>
+            <w:rtl/>
+            <w:cs/>
             <w:lang w:val="ar_AE" w:bidi="ar_AE"/>
           </w:rPr>
           <w:rPr>
@@ -2949,6 +3607,8 @@
       </w:hyperlink>
       <w:r>
         <w:rPr>
+          <w:rtl/>
+          <w:cs/>
           <w:lang w:val="ar_AE" w:bidi="ar_AE"/>
         </w:rPr>
         <w:t xml:space="preserve">؛ </w:t>
@@ -2956,6 +3616,8 @@
       <w:hyperlink r:id="rId121">
         <w:r>
           <w:rPr>
+            <w:rtl/>
+            <w:cs/>
             <w:lang w:val="ar_AE" w:bidi="ar_AE"/>
           </w:rPr>
           <w:rPr>
@@ -2967,6 +3629,8 @@
       </w:hyperlink>
       <w:r>
         <w:rPr>
+          <w:rtl/>
+          <w:cs/>
           <w:lang w:val="ar_AE" w:bidi="ar_AE"/>
         </w:rPr>
         <w:t xml:space="preserve">؛ </w:t>
@@ -2974,6 +3638,8 @@
       <w:hyperlink r:id="rId122">
         <w:r>
           <w:rPr>
+            <w:rtl/>
+            <w:cs/>
             <w:lang w:val="ar_AE" w:bidi="ar_AE"/>
           </w:rPr>
           <w:rPr>
@@ -2985,6 +3651,8 @@
       </w:hyperlink>
       <w:r>
         <w:rPr>
+          <w:rtl/>
+          <w:cs/>
           <w:lang w:val="ar_AE" w:bidi="ar_AE"/>
         </w:rPr>
         <w:t>). كان الرب يسوع هو المعيَّن لفداء البشريَّة، لذا كانت رسالة الرسولان "آمن بالرب يسوع المسيح فتخلص أنت وأهل بيتك"‎ (</w:t>
@@ -2992,6 +3660,8 @@
       <w:hyperlink r:id="rId123">
         <w:r>
           <w:rPr>
+            <w:rtl/>
+            <w:cs/>
             <w:lang w:val="ar_AE" w:bidi="ar_AE"/>
           </w:rPr>
           <w:rPr>
@@ -3003,6 +3673,8 @@
       </w:hyperlink>
       <w:r>
         <w:rPr>
+          <w:rtl/>
+          <w:cs/>
           <w:lang w:val="ar_AE" w:bidi="ar_AE"/>
         </w:rPr>
         <w:t>). يمنَح الله نعمته وغفرانه للجميع، و"السلام بيسوع المسيح. هذا هو رب الكل‎" (</w:t>
@@ -3010,6 +3682,8 @@
       <w:hyperlink r:id="rId90">
         <w:r>
           <w:rPr>
+            <w:rtl/>
+            <w:cs/>
             <w:lang w:val="ar_AE" w:bidi="ar_AE"/>
           </w:rPr>
           <w:rPr>
@@ -3021,6 +3695,8 @@
       </w:hyperlink>
       <w:r>
         <w:rPr>
+          <w:rtl/>
+          <w:cs/>
           <w:lang w:val="ar_AE" w:bidi="ar_AE"/>
         </w:rPr>
         <w:t>).</w:t>
@@ -3032,11 +3708,15 @@
       </w:pPr>
       <w:r>
         <w:rPr>
-          <w:lang w:val="ar_AE" w:bidi="ar_AE"/>
-        </w:rPr>
-      </w:r>
-      <w:r>
-        <w:rPr>
+          <w:rtl/>
+          <w:cs/>
+          <w:lang w:val="ar_AE" w:bidi="ar_AE"/>
+        </w:rPr>
+      </w:r>
+      <w:r>
+        <w:rPr>
+          <w:rtl/>
+          <w:cs/>
           <w:lang w:val="ar_AE" w:bidi="ar_AE"/>
         </w:rPr>
         <w:t>وأخيرًا، يوضح سِفر أعمال الرسل أن لا معارضة بوسعها منع انتشار بشارة الرب يسوع المسيح. لقد واجه حاملي هذه البشارة السجن والأذى الجسدي، وحتى الموت. ومع ذلك انتشرت الرسالة من مجموعة صغيرة مجتمعة في إحدى الغرف في أورشليم (</w:t>
@@ -3044,6 +3724,8 @@
       <w:hyperlink r:id="rId124">
         <w:r>
           <w:rPr>
+            <w:rtl/>
+            <w:cs/>
             <w:lang w:val="ar_AE" w:bidi="ar_AE"/>
           </w:rPr>
           <w:rPr>
@@ -3055,6 +3737,8 @@
       </w:hyperlink>
       <w:r>
         <w:rPr>
+          <w:rtl/>
+          <w:cs/>
           <w:lang w:val="ar_AE" w:bidi="ar_AE"/>
         </w:rPr>
         <w:t>) إلى اليهود والأمم المنتشرين في جميع أنحاء العالم الروماني. في الواقع، يختتم السِفر بمشاركة بولس الرسالة بحريَّة في روما، التي كانت أكبر مدينة في العالم الكتابي (</w:t>
@@ -3062,6 +3746,8 @@
       <w:hyperlink r:id="rId125">
         <w:r>
           <w:rPr>
+            <w:rtl/>
+            <w:cs/>
             <w:lang w:val="ar_AE" w:bidi="ar_AE"/>
           </w:rPr>
           <w:rPr>
@@ -3073,6 +3759,8 @@
       </w:hyperlink>
       <w:r>
         <w:rPr>
+          <w:rtl/>
+          <w:cs/>
           <w:lang w:val="ar_AE" w:bidi="ar_AE"/>
         </w:rPr>
         <w:t>).</w:t>
@@ -3085,6 +3773,8 @@
       </w:pPr>
       <w:r>
         <w:rPr>
+          <w:rtl/>
+          <w:cs/>
           <w:lang w:val="ar_AE" w:bidi="ar_AE"/>
         </w:rPr>
         <w:t>التسلسل الزمني للعصر الرسولي</w:t>
@@ -3096,11 +3786,15 @@
       </w:pPr>
       <w:r>
         <w:rPr>
-          <w:lang w:val="ar_AE" w:bidi="ar_AE"/>
-        </w:rPr>
-      </w:r>
-      <w:r>
-        <w:rPr>
+          <w:rtl/>
+          <w:cs/>
+          <w:lang w:val="ar_AE" w:bidi="ar_AE"/>
+        </w:rPr>
+      </w:r>
+      <w:r>
+        <w:rPr>
+          <w:rtl/>
+          <w:cs/>
           <w:lang w:val="ar_AE" w:bidi="ar_AE"/>
         </w:rPr>
         <w:t>من الصعب تأريخ الأحداث في العصر الرسولي، نظرًا لقلة البيانات الدقيقة بشأن ذلك العصر. إننا نعرف تواريخ العديد من الأحداث بمقارنتها بالتواريخ المعروفة في العالم الروماني.</w:t>
@@ -3112,11 +3806,15 @@
       </w:pPr>
       <w:r>
         <w:rPr>
-          <w:lang w:val="ar_AE" w:bidi="ar_AE"/>
-        </w:rPr>
-      </w:r>
-      <w:r>
-        <w:rPr>
+          <w:rtl/>
+          <w:cs/>
+          <w:lang w:val="ar_AE" w:bidi="ar_AE"/>
+        </w:rPr>
+      </w:r>
+      <w:r>
+        <w:rPr>
+          <w:rtl/>
+          <w:cs/>
           <w:lang w:val="ar_AE" w:bidi="ar_AE"/>
         </w:rPr>
         <w:t>الأحداث من 30 إلى 50 بعد الميلاد. نعرف من المصادر الرومانية أن هيرودس أغريباس الأول مات في 44 بعد الميلاد (</w:t>
@@ -3124,6 +3822,8 @@
       <w:hyperlink r:id="rId126">
         <w:r>
           <w:rPr>
+            <w:rtl/>
+            <w:cs/>
             <w:lang w:val="ar_AE" w:bidi="ar_AE"/>
           </w:rPr>
           <w:rPr>
@@ -3135,6 +3835,8 @@
       </w:hyperlink>
       <w:r>
         <w:rPr>
+          <w:rtl/>
+          <w:cs/>
           <w:lang w:val="ar_AE" w:bidi="ar_AE"/>
         </w:rPr>
         <w:t>)، لذا، فإعدامه ليعقوب الرسول، وسجن بطرس (</w:t>
@@ -3142,6 +3844,8 @@
       <w:hyperlink r:id="rId127">
         <w:r>
           <w:rPr>
+            <w:rtl/>
+            <w:cs/>
             <w:lang w:val="ar_AE" w:bidi="ar_AE"/>
           </w:rPr>
           <w:rPr>
@@ -3153,6 +3857,8 @@
       </w:hyperlink>
       <w:r>
         <w:rPr>
+          <w:rtl/>
+          <w:cs/>
           <w:lang w:val="ar_AE" w:bidi="ar_AE"/>
         </w:rPr>
         <w:t>) لا بد أن يكون وقعَ قبل ذلك التاريخ.</w:t>
@@ -3164,11 +3870,15 @@
       </w:pPr>
       <w:r>
         <w:rPr>
-          <w:lang w:val="ar_AE" w:bidi="ar_AE"/>
-        </w:rPr>
-      </w:r>
-      <w:r>
-        <w:rPr>
+          <w:rtl/>
+          <w:cs/>
+          <w:lang w:val="ar_AE" w:bidi="ar_AE"/>
+        </w:rPr>
+      </w:r>
+      <w:r>
+        <w:rPr>
+          <w:rtl/>
+          <w:cs/>
           <w:lang w:val="ar_AE" w:bidi="ar_AE"/>
         </w:rPr>
         <w:t>المجاعة التي تنبأ عنها أغابوس حلَّت باليهودية في عهد الإمبراطور كلوديوس (</w:t>
@@ -3176,6 +3886,8 @@
       <w:hyperlink r:id="rId128">
         <w:r>
           <w:rPr>
+            <w:rtl/>
+            <w:cs/>
             <w:lang w:val="ar_AE" w:bidi="ar_AE"/>
           </w:rPr>
           <w:rPr>
@@ -3187,6 +3899,8 @@
       </w:hyperlink>
       <w:r>
         <w:rPr>
+          <w:rtl/>
+          <w:cs/>
           <w:lang w:val="ar_AE" w:bidi="ar_AE"/>
         </w:rPr>
         <w:t>). وعندما أرسلت الكنيسة في أنطاكية معونات إغاثية إلى الكنيسة في أورشليم، عُيَّن برنابا وبولس لحمل الأموال (</w:t>
@@ -3194,6 +3908,8 @@
       <w:hyperlink r:id="rId129">
         <w:r>
           <w:rPr>
+            <w:rtl/>
+            <w:cs/>
             <w:lang w:val="ar_AE" w:bidi="ar_AE"/>
           </w:rPr>
           <w:rPr>
@@ -3205,6 +3921,8 @@
       </w:hyperlink>
       <w:r>
         <w:rPr>
+          <w:rtl/>
+          <w:cs/>
           <w:lang w:val="ar_AE" w:bidi="ar_AE"/>
         </w:rPr>
         <w:t>). كانت هذه هي رحلة بولس الرسول الثانية إلى أورشليم بعد إيمانه. ويؤرخ المؤرخ اليهودي يوسيفوس للمجاعة بين 46 و48 بعد الميلاد.</w:t>
@@ -3216,11 +3934,15 @@
       </w:pPr>
       <w:r>
         <w:rPr>
-          <w:lang w:val="ar_AE" w:bidi="ar_AE"/>
-        </w:rPr>
-      </w:r>
-      <w:r>
-        <w:rPr>
+          <w:rtl/>
+          <w:cs/>
+          <w:lang w:val="ar_AE" w:bidi="ar_AE"/>
+        </w:rPr>
+      </w:r>
+      <w:r>
+        <w:rPr>
+          <w:rtl/>
+          <w:cs/>
           <w:lang w:val="ar_AE" w:bidi="ar_AE"/>
         </w:rPr>
         <w:t>بينما كان بولس في كورنثوس في رحلته التبشيرية الثانية، كان غاليون واليًا على أخائية (</w:t>
@@ -3228,6 +3950,8 @@
       <w:hyperlink r:id="rId130">
         <w:r>
           <w:rPr>
+            <w:rtl/>
+            <w:cs/>
             <w:lang w:val="ar_AE" w:bidi="ar_AE"/>
           </w:rPr>
           <w:rPr>
@@ -3239,6 +3963,8 @@
       </w:hyperlink>
       <w:r>
         <w:rPr>
+          <w:rtl/>
+          <w:cs/>
           <w:lang w:val="ar_AE" w:bidi="ar_AE"/>
         </w:rPr>
         <w:t xml:space="preserve">). يشير النقش الذي اُكتشف في أنحاء دلفي إلى أن فترة حكم غاليون كانت كذلك في 51–52 بعد الميلاد. الواقعة في </w:t>
@@ -3246,6 +3972,8 @@
       <w:hyperlink r:id="rId131">
         <w:r>
           <w:rPr>
+            <w:rtl/>
+            <w:cs/>
             <w:lang w:val="ar_AE" w:bidi="ar_AE"/>
           </w:rPr>
           <w:rPr>
@@ -3257,6 +3985,8 @@
       </w:hyperlink>
       <w:r>
         <w:rPr>
+          <w:rtl/>
+          <w:cs/>
           <w:lang w:val="ar_AE" w:bidi="ar_AE"/>
         </w:rPr>
         <w:t xml:space="preserve"> ربما حدثت في بداية ولاية غاليون. ثم غادر بولس كورنثوس بعد ذلك بوقت قصير، ربما في صيف أو خريف عام 52 بعد الميلاد. كان بولس قضى ثمانية عشر شهرًا في كورنثوس (</w:t>
@@ -3264,6 +3994,8 @@
       <w:hyperlink r:id="rId132">
         <w:r>
           <w:rPr>
+            <w:rtl/>
+            <w:cs/>
             <w:lang w:val="ar_AE" w:bidi="ar_AE"/>
           </w:rPr>
           <w:rPr>
@@ -3275,6 +4007,8 @@
       </w:hyperlink>
       <w:r>
         <w:rPr>
+          <w:rtl/>
+          <w:cs/>
           <w:lang w:val="ar_AE" w:bidi="ar_AE"/>
         </w:rPr>
         <w:t xml:space="preserve">)، لذا فمن المحتمل أنه وصل في أوائل عام 50 بعد الميلاد وتاريخ وصوله هذا يؤكده </w:t>
@@ -3282,6 +4016,8 @@
       <w:hyperlink r:id="rId72">
         <w:r>
           <w:rPr>
+            <w:rtl/>
+            <w:cs/>
             <w:lang w:val="ar_AE" w:bidi="ar_AE"/>
           </w:rPr>
           <w:rPr>
@@ -3293,6 +4029,8 @@
       </w:hyperlink>
       <w:r>
         <w:rPr>
+          <w:rtl/>
+          <w:cs/>
           <w:lang w:val="ar_AE" w:bidi="ar_AE"/>
         </w:rPr>
         <w:t>عندما وصل بولس كورنثوس، كان أكيلا وبريسكلا قد نُفيا مؤخرًا من روما. وطردَ كلوديوس اليهود من روما في 49 بعد الميلاد.</w:t>
@@ -3304,11 +4042,15 @@
       </w:pPr>
       <w:r>
         <w:rPr>
-          <w:lang w:val="ar_AE" w:bidi="ar_AE"/>
-        </w:rPr>
-      </w:r>
-      <w:r>
-        <w:rPr>
+          <w:rtl/>
+          <w:cs/>
+          <w:lang w:val="ar_AE" w:bidi="ar_AE"/>
+        </w:rPr>
+      </w:r>
+      <w:r>
+        <w:rPr>
+          <w:rtl/>
+          <w:cs/>
           <w:lang w:val="ar_AE" w:bidi="ar_AE"/>
         </w:rPr>
         <w:t>الأحداث من 50 إلى 70 بعد الميلاد. فستوس حلَّ محل فيلكس حاكمًا على اليهودية أثناء سجن بولس في قيصرية (</w:t>
@@ -3316,6 +4058,8 @@
       <w:hyperlink r:id="rId133">
         <w:r>
           <w:rPr>
+            <w:rtl/>
+            <w:cs/>
             <w:lang w:val="ar_AE" w:bidi="ar_AE"/>
           </w:rPr>
           <w:rPr>
@@ -3327,6 +4071,8 @@
       </w:hyperlink>
       <w:r>
         <w:rPr>
+          <w:rtl/>
+          <w:cs/>
           <w:lang w:val="ar_AE" w:bidi="ar_AE"/>
         </w:rPr>
         <w:t>)، ربما في صيف 59 بعد الميلاد. يساعدنا هذا الحدث على تأريخ الأحداث في بقية سِفر أعمال الرسل. القبض على بولس (</w:t>
@@ -3334,6 +4080,8 @@
       <w:hyperlink r:id="rId134">
         <w:r>
           <w:rPr>
+            <w:rtl/>
+            <w:cs/>
             <w:lang w:val="ar_AE" w:bidi="ar_AE"/>
           </w:rPr>
           <w:rPr>
@@ -3345,6 +4093,8 @@
       </w:hyperlink>
       <w:r>
         <w:rPr>
+          <w:rtl/>
+          <w:cs/>
           <w:lang w:val="ar_AE" w:bidi="ar_AE"/>
         </w:rPr>
         <w:t>) كان ذلك نحو عامين قبل (57 بعد الميلاد). وفي وقت سابق من ذلك الربيع، كان بولس احتفل بعيد الفصح في فيلبي (</w:t>
@@ -3352,6 +4102,8 @@
       <w:hyperlink r:id="rId135">
         <w:r>
           <w:rPr>
+            <w:rtl/>
+            <w:cs/>
             <w:lang w:val="ar_AE" w:bidi="ar_AE"/>
           </w:rPr>
           <w:rPr>
@@ -3363,6 +4115,8 @@
       </w:hyperlink>
       <w:r>
         <w:rPr>
+          <w:rtl/>
+          <w:cs/>
           <w:lang w:val="ar_AE" w:bidi="ar_AE"/>
         </w:rPr>
         <w:t>؛ في أبريل من عام 57 بعد الميلاد). كان بولس أمضى ثلاثة أشهر في اليونان (</w:t>
@@ -3370,6 +4124,8 @@
       <w:hyperlink r:id="rId136">
         <w:r>
           <w:rPr>
+            <w:rtl/>
+            <w:cs/>
             <w:lang w:val="ar_AE" w:bidi="ar_AE"/>
           </w:rPr>
           <w:rPr>
@@ -3381,6 +4137,8 @@
       </w:hyperlink>
       <w:r>
         <w:rPr>
+          <w:rtl/>
+          <w:cs/>
           <w:lang w:val="ar_AE" w:bidi="ar_AE"/>
         </w:rPr>
         <w:t xml:space="preserve">)، ربما شتاء 56–57 بعد الميلاد (انظر </w:t>
@@ -3388,6 +4146,8 @@
       <w:hyperlink r:id="rId137">
         <w:r>
           <w:rPr>
+            <w:rtl/>
+            <w:cs/>
             <w:lang w:val="ar_AE" w:bidi="ar_AE"/>
           </w:rPr>
           <w:rPr>
@@ -3399,6 +4159,8 @@
       </w:hyperlink>
       <w:r>
         <w:rPr>
+          <w:rtl/>
+          <w:cs/>
           <w:lang w:val="ar_AE" w:bidi="ar_AE"/>
         </w:rPr>
         <w:t>). قبل ذلك، كان بولس أمضى ثلاث سنوات في أفسس (</w:t>
@@ -3406,6 +4168,8 @@
       <w:hyperlink r:id="rId138">
         <w:r>
           <w:rPr>
+            <w:rtl/>
+            <w:cs/>
             <w:lang w:val="ar_AE" w:bidi="ar_AE"/>
           </w:rPr>
           <w:rPr>
@@ -3417,6 +4181,8 @@
       </w:hyperlink>
       <w:r>
         <w:rPr>
+          <w:rtl/>
+          <w:cs/>
           <w:lang w:val="ar_AE" w:bidi="ar_AE"/>
         </w:rPr>
         <w:t>؛ 53–56 بعد الميلاد).</w:t>
@@ -3428,11 +4194,15 @@
       </w:pPr>
       <w:r>
         <w:rPr>
-          <w:lang w:val="ar_AE" w:bidi="ar_AE"/>
-        </w:rPr>
-      </w:r>
-      <w:r>
-        <w:rPr>
+          <w:rtl/>
+          <w:cs/>
+          <w:lang w:val="ar_AE" w:bidi="ar_AE"/>
+        </w:rPr>
+      </w:r>
+      <w:r>
+        <w:rPr>
+          <w:rtl/>
+          <w:cs/>
           <w:lang w:val="ar_AE" w:bidi="ar_AE"/>
         </w:rPr>
         <w:t>بعد وصول فستوس في صيف عام 59 بعد الميلاد ‎حوكم بولس سريعًا ورفع دعواه إلى قيصر‎ (</w:t>
@@ -3440,6 +4210,8 @@
       <w:hyperlink r:id="rId139">
         <w:r>
           <w:rPr>
+            <w:rtl/>
+            <w:cs/>
             <w:lang w:val="ar_AE" w:bidi="ar_AE"/>
           </w:rPr>
           <w:rPr>
@@ -3451,6 +4223,8 @@
       </w:hyperlink>
       <w:r>
         <w:rPr>
+          <w:rtl/>
+          <w:cs/>
           <w:lang w:val="ar_AE" w:bidi="ar_AE"/>
         </w:rPr>
         <w:t>). على الأرجح بدأت الرحلة إلى روما في خريف 59 بعد الميلاد (</w:t>
@@ -3458,6 +4232,8 @@
       <w:hyperlink r:id="rId140">
         <w:r>
           <w:rPr>
+            <w:rtl/>
+            <w:cs/>
             <w:lang w:val="ar_AE" w:bidi="ar_AE"/>
           </w:rPr>
           <w:rPr>
@@ -3469,6 +4245,8 @@
       </w:hyperlink>
       <w:r>
         <w:rPr>
+          <w:rtl/>
+          <w:cs/>
           <w:lang w:val="ar_AE" w:bidi="ar_AE"/>
         </w:rPr>
         <w:t>) ‎وانتهت في وقت مبكر من 60 بعد الميلاد (</w:t>
@@ -3476,6 +4254,8 @@
       <w:hyperlink r:id="rId141">
         <w:r>
           <w:rPr>
+            <w:rtl/>
+            <w:cs/>
             <w:lang w:val="ar_AE" w:bidi="ar_AE"/>
           </w:rPr>
           <w:rPr>
@@ -3487,6 +4267,8 @@
       </w:hyperlink>
       <w:r>
         <w:rPr>
+          <w:rtl/>
+          <w:cs/>
           <w:lang w:val="ar_AE" w:bidi="ar_AE"/>
         </w:rPr>
         <w:t>). وظل بولس في روما "سنتين كاملتين" (</w:t>
@@ -3494,6 +4276,8 @@
       <w:hyperlink r:id="rId142">
         <w:r>
           <w:rPr>
+            <w:rtl/>
+            <w:cs/>
             <w:lang w:val="ar_AE" w:bidi="ar_AE"/>
           </w:rPr>
           <w:rPr>
@@ -3505,6 +4289,8 @@
       </w:hyperlink>
       <w:r>
         <w:rPr>
+          <w:rtl/>
+          <w:cs/>
           <w:lang w:val="ar_AE" w:bidi="ar_AE"/>
         </w:rPr>
         <w:t>). لا يذكر العهد الجديد نتيجة محاكمة بولس، ولكن على الأرجح أُطلقَ سراحه ثم قُبض عليه مجددًا واستُشهد في روما مع بطرس والكثير من الآخرين أثناء اضطهاد نيرون (نحو 64–65 بعد الميلاد).</w:t>
@@ -3516,11 +4302,15 @@
       </w:pPr>
       <w:r>
         <w:rPr>
-          <w:lang w:val="ar_AE" w:bidi="ar_AE"/>
-        </w:rPr>
-      </w:r>
-      <w:r>
-        <w:rPr>
+          <w:rtl/>
+          <w:cs/>
+          <w:lang w:val="ar_AE" w:bidi="ar_AE"/>
+        </w:rPr>
+      </w:r>
+      <w:r>
+        <w:rPr>
+          <w:rtl/>
+          <w:cs/>
           <w:lang w:val="ar_AE" w:bidi="ar_AE"/>
         </w:rPr>
         <w:t xml:space="preserve">وفي أورشليم، رُجم يعقوب، أخو الرب، حتى الموت على يد السلطات اليهودية في 62 بعد الميلاد. (يوسيفوس، </w:t>
@@ -3528,12 +4318,16 @@
       <w:r>
         <w:rPr>
           <w:i/>
+          <w:rtl/>
+          <w:cs/>
           <w:lang w:val="ar_AE" w:bidi="ar_AE"/>
         </w:rPr>
         <w:t>عاديات اليهود</w:t>
       </w:r>
       <w:r>
         <w:rPr>
+          <w:rtl/>
+          <w:cs/>
           <w:lang w:val="ar_AE" w:bidi="ar_AE"/>
         </w:rPr>
         <w:t xml:space="preserve"> 20، 9، 1). وسرعان ما غادرت الكنيسة في أورشليم تلك المدينة المنكوبة واستقرت في بيلا، إحدى مدن ديكابولس شرق الأردن. وهكذا عندما قامت الحرب بين اليهود والرومان عام 66 بعد الميلاد، غادرها غالبية المسيحيين. انتهت الحرب في 70 بعد الميلاد، عندما دُمرت أورشليم والهيكل.</w:t>
@@ -3545,23 +4339,31 @@
       </w:pPr>
       <w:r>
         <w:rPr>
-          <w:lang w:val="ar_AE" w:bidi="ar_AE"/>
-        </w:rPr>
-      </w:r>
-      <w:r>
-        <w:rPr>
+          <w:rtl/>
+          <w:cs/>
+          <w:lang w:val="ar_AE" w:bidi="ar_AE"/>
+        </w:rPr>
+      </w:r>
+      <w:r>
+        <w:rPr>
+          <w:rtl/>
+          <w:cs/>
           <w:lang w:val="ar_AE" w:bidi="ar_AE"/>
         </w:rPr>
         <w:t xml:space="preserve">الأحداث من 70 إلى 100 بعد الميلاد. ترك كُتَّاب العهد الجديد وغيرهم من المسيحيين الأوائل سجلات قليلة عن الفترة التي أعقبت تدمير أورشليم. ومن الممكن أن يكون كل من متى ولوقا كَتبا بعد عام 70 بعد الميلاد، غير أنهما لم يكتبا عن التطورات التي حدثت بعد سنة 70 بعد الميلاد. وكذلك، ربما كتبَ يوحنا الرسول إنجيله وثلاث رسائل نحو عام 90 بعد الميلاد، لكننا نعرف القليل من التفاصيل عن كنيسة أواخر القرن الأول من تلك الكتابات. إذا كُتب سِفر الرؤيا في أوائل تسعينيات القرن الأول بعد الميلاد، ما يوفر لنا لمحة عما كانت تواجهه كنائس آسيا الصغرى في تلك الفترة (انظر </w:t>
       </w:r>
       <w:r>
         <w:rPr>
+          <w:rtl/>
+          <w:cs/>
           <w:lang w:val="ar_AE" w:bidi="ar_AE"/>
         </w:rPr>
         <w:t>مقدمة سِفر الرؤيا</w:t>
       </w:r>
       <w:r>
         <w:rPr>
+          <w:rtl/>
+          <w:cs/>
           <w:lang w:val="ar_AE" w:bidi="ar_AE"/>
         </w:rPr>
         <w:t>"تاريخ الكتابة").</w:t>
@@ -3573,22 +4375,30 @@
       </w:pPr>
       <w:r>
         <w:rPr>
-          <w:lang w:val="ar_AE" w:bidi="ar_AE"/>
-        </w:rPr>
-      </w:r>
-      <w:r>
-        <w:rPr>
+          <w:rtl/>
+          <w:cs/>
+          <w:lang w:val="ar_AE" w:bidi="ar_AE"/>
+        </w:rPr>
+      </w:r>
+      <w:r>
+        <w:rPr>
+          <w:rtl/>
+          <w:cs/>
           <w:lang w:val="ar_AE" w:bidi="ar_AE"/>
         </w:rPr>
         <w:t>لقد نمَت الكنيسة حول البحر الأبيض المتوسط وتطورت مع اقتراب العصر الرسولي من نهايته، كما ستواصل النمو بعد موت آخر الرسل، وانتقال قيادة الكنيسة إلى الأجيال التالية.</w:t>
       </w:r>
       <w:r>
         <w:rPr>
-          <w:lang w:val="ar_AE" w:bidi="ar_AE"/>
-        </w:rPr>
-      </w:r>
-      <w:r>
-        <w:rPr>
+          <w:rtl/>
+          <w:cs/>
+          <w:lang w:val="ar_AE" w:bidi="ar_AE"/>
+        </w:rPr>
+      </w:r>
+      <w:r>
+        <w:rPr>
+          <w:rtl/>
+          <w:cs/>
           <w:lang w:val="ar_AE" w:bidi="ar_AE"/>
         </w:rPr>
       </w:r>

--- a/arb/docx/44.content.docx
+++ b/arb/docx/44.content.docx
@@ -383,20 +383,14 @@
         </w:rPr>
         <w:t>كان من المهم للوقا إبراز أن محبة الله ورحمته تسعان الجميع "اللهَ لاَ يَقْبَلُ الْوُجُوهَ"، كما أخبر بطرس كَرْنِيلِيُوس (</w:t>
       </w:r>
-      <w:hyperlink r:id="rId13">
-        <w:r>
-          <w:rPr>
-            <w:rtl/>
-            <w:cs/>
-            <w:lang w:val="ar_AE" w:bidi="ar_AE"/>
-          </w:rPr>
-          <w:rPr>
-            <w:color w:val="0000EE"/>
-            <w:u w:val="single"/>
-          </w:rPr>
-          <w:t>10: 34</w:t>
-        </w:r>
-      </w:hyperlink>
+      <w:r>
+        <w:rPr>
+          <w:rtl/>
+          <w:cs/>
+          <w:lang w:val="ar_AE" w:bidi="ar_AE"/>
+        </w:rPr>
+        <w:t>10: 34</w:t>
+      </w:r>
       <w:r>
         <w:rPr>
           <w:rtl/>
@@ -405,20 +399,14 @@
         </w:rPr>
         <w:t>). المسيح الرب هو المخلِّص الوحيد (</w:t>
       </w:r>
-      <w:hyperlink r:id="rId14">
-        <w:r>
-          <w:rPr>
-            <w:rtl/>
-            <w:cs/>
-            <w:lang w:val="ar_AE" w:bidi="ar_AE"/>
-          </w:rPr>
-          <w:rPr>
-            <w:color w:val="0000EE"/>
-            <w:u w:val="single"/>
-          </w:rPr>
-          <w:t>4: 12</w:t>
-        </w:r>
-      </w:hyperlink>
+      <w:r>
+        <w:rPr>
+          <w:rtl/>
+          <w:cs/>
+          <w:lang w:val="ar_AE" w:bidi="ar_AE"/>
+        </w:rPr>
+        <w:t>4: 12</w:t>
+      </w:r>
       <w:r>
         <w:rPr>
           <w:rtl/>
@@ -427,20 +415,14 @@
         </w:rPr>
         <w:t xml:space="preserve">) ويمكن للجميع الإيمان به من أجل الخلاص والحياة الجديدة (انظر </w:t>
       </w:r>
-      <w:hyperlink r:id="rId15">
-        <w:r>
-          <w:rPr>
-            <w:rtl/>
-            <w:cs/>
-            <w:lang w:val="ar_AE" w:bidi="ar_AE"/>
-          </w:rPr>
-          <w:rPr>
-            <w:color w:val="0000EE"/>
-            <w:u w:val="single"/>
-          </w:rPr>
-          <w:t>16: 30–31</w:t>
-        </w:r>
-      </w:hyperlink>
+      <w:r>
+        <w:rPr>
+          <w:rtl/>
+          <w:cs/>
+          <w:lang w:val="ar_AE" w:bidi="ar_AE"/>
+        </w:rPr>
+        <w:t>16: 30–31</w:t>
+      </w:r>
       <w:r>
         <w:rPr>
           <w:rtl/>
@@ -449,20 +431,14 @@
         </w:rPr>
         <w:t xml:space="preserve">). رغم ميل المسيحيين من أصل يهودي لحصر نعمة الله فيهم، وصلت الكنيسة إلى وحدانية في الخلاصة القائلة: إن الأمم مشمولون بوعود الله (انظر </w:t>
       </w:r>
-      <w:hyperlink r:id="rId16">
-        <w:r>
-          <w:rPr>
-            <w:rtl/>
-            <w:cs/>
-            <w:lang w:val="ar_AE" w:bidi="ar_AE"/>
-          </w:rPr>
-          <w:rPr>
-            <w:color w:val="0000EE"/>
-            <w:u w:val="single"/>
-          </w:rPr>
-          <w:t>15: 1–31</w:t>
-        </w:r>
-      </w:hyperlink>
+      <w:r>
+        <w:rPr>
+          <w:rtl/>
+          <w:cs/>
+          <w:lang w:val="ar_AE" w:bidi="ar_AE"/>
+        </w:rPr>
+        <w:t>15: 1–31</w:t>
+      </w:r>
       <w:r>
         <w:rPr>
           <w:rtl/>
@@ -505,20 +481,14 @@
         </w:rPr>
         <w:t>كان الرسل وأتباع المسيح الآخرون مملوءين من الروح، ومتقوين لحمل التكليف بالإرسالية العظمى (</w:t>
       </w:r>
-      <w:hyperlink r:id="rId17">
-        <w:r>
-          <w:rPr>
-            <w:rtl/>
-            <w:cs/>
-            <w:lang w:val="ar_AE" w:bidi="ar_AE"/>
-          </w:rPr>
-          <w:rPr>
-            <w:color w:val="0000EE"/>
-            <w:u w:val="single"/>
-          </w:rPr>
-          <w:t>متى 28: 18–20</w:t>
-        </w:r>
-      </w:hyperlink>
+      <w:r>
+        <w:rPr>
+          <w:rtl/>
+          <w:cs/>
+          <w:lang w:val="ar_AE" w:bidi="ar_AE"/>
+        </w:rPr>
+        <w:t>متى 28: 18–20</w:t>
+      </w:r>
       <w:r>
         <w:rPr>
           <w:rtl/>
@@ -527,20 +497,14 @@
         </w:rPr>
         <w:t>). يُبرز سِفر الأعمال خدمات بطرس (</w:t>
       </w:r>
-      <w:hyperlink r:id="rId18">
-        <w:r>
-          <w:rPr>
-            <w:rtl/>
-            <w:cs/>
-            <w:lang w:val="ar_AE" w:bidi="ar_AE"/>
-          </w:rPr>
-          <w:rPr>
-            <w:color w:val="0000EE"/>
-            <w:u w:val="single"/>
-          </w:rPr>
-          <w:t>أعمال الرسل 1: 1–12: 25</w:t>
-        </w:r>
-      </w:hyperlink>
+      <w:r>
+        <w:rPr>
+          <w:rtl/>
+          <w:cs/>
+          <w:lang w:val="ar_AE" w:bidi="ar_AE"/>
+        </w:rPr>
+        <w:t>أعمال الرسل 1: 1–12: 25</w:t>
+      </w:r>
       <w:r>
         <w:rPr>
           <w:rtl/>
@@ -549,20 +513,14 @@
         </w:rPr>
         <w:t>) وبولس تحديدًا (</w:t>
       </w:r>
-      <w:hyperlink r:id="rId19">
-        <w:r>
-          <w:rPr>
-            <w:rtl/>
-            <w:cs/>
-            <w:lang w:val="ar_AE" w:bidi="ar_AE"/>
-          </w:rPr>
-          <w:rPr>
-            <w:color w:val="0000EE"/>
-            <w:u w:val="single"/>
-          </w:rPr>
-          <w:t>13: 1–28: 31</w:t>
-        </w:r>
-      </w:hyperlink>
+      <w:r>
+        <w:rPr>
+          <w:rtl/>
+          <w:cs/>
+          <w:lang w:val="ar_AE" w:bidi="ar_AE"/>
+        </w:rPr>
+        <w:t>13: 1–28: 31</w:t>
+      </w:r>
       <w:r>
         <w:rPr>
           <w:rtl/>
@@ -591,20 +549,14 @@
         </w:rPr>
         <w:t xml:space="preserve">يتبع أعمال الرسل خطًا جغرافيًا بناء على </w:t>
       </w:r>
-      <w:hyperlink r:id="rId20">
-        <w:r>
-          <w:rPr>
-            <w:rtl/>
-            <w:cs/>
-            <w:lang w:val="ar_AE" w:bidi="ar_AE"/>
-          </w:rPr>
-          <w:rPr>
-            <w:color w:val="0000EE"/>
-            <w:u w:val="single"/>
-          </w:rPr>
-          <w:t>۱: ۸</w:t>
-        </w:r>
-      </w:hyperlink>
+      <w:r>
+        <w:rPr>
+          <w:rtl/>
+          <w:cs/>
+          <w:lang w:val="ar_AE" w:bidi="ar_AE"/>
+        </w:rPr>
+        <w:t>۱: ۸</w:t>
+      </w:r>
       <w:r>
         <w:rPr>
           <w:rtl/>
@@ -613,20 +565,14 @@
         </w:rPr>
         <w:t>الرسالة المسيحية ومجتمع المؤمنين المنتشر في أورشليم (</w:t>
       </w:r>
-      <w:hyperlink r:id="rId21">
-        <w:r>
-          <w:rPr>
-            <w:rtl/>
-            <w:cs/>
-            <w:lang w:val="ar_AE" w:bidi="ar_AE"/>
-          </w:rPr>
-          <w:rPr>
-            <w:color w:val="0000EE"/>
-            <w:u w:val="single"/>
-          </w:rPr>
-          <w:t>1: 1–8: 3</w:t>
-        </w:r>
-      </w:hyperlink>
+      <w:r>
+        <w:rPr>
+          <w:rtl/>
+          <w:cs/>
+          <w:lang w:val="ar_AE" w:bidi="ar_AE"/>
+        </w:rPr>
+        <w:t>1: 1–8: 3</w:t>
+      </w:r>
       <w:r>
         <w:rPr>
           <w:rtl/>
@@ -635,20 +581,14 @@
         </w:rPr>
         <w:t>). في فلسطين وسوريا (</w:t>
       </w:r>
-      <w:hyperlink r:id="rId22">
-        <w:r>
-          <w:rPr>
-            <w:rtl/>
-            <w:cs/>
-            <w:lang w:val="ar_AE" w:bidi="ar_AE"/>
-          </w:rPr>
-          <w:rPr>
-            <w:color w:val="0000EE"/>
-            <w:u w:val="single"/>
-          </w:rPr>
-          <w:t>8: 4–12: 25</w:t>
-        </w:r>
-      </w:hyperlink>
+      <w:r>
+        <w:rPr>
+          <w:rtl/>
+          <w:cs/>
+          <w:lang w:val="ar_AE" w:bidi="ar_AE"/>
+        </w:rPr>
+        <w:t>8: 4–12: 25</w:t>
+      </w:r>
       <w:r>
         <w:rPr>
           <w:rtl/>
@@ -657,20 +597,14 @@
         </w:rPr>
         <w:t>)، وعند الأمم في جميع أنحاء الإمبراطورية الرومانية (</w:t>
       </w:r>
-      <w:hyperlink r:id="rId19">
-        <w:r>
-          <w:rPr>
-            <w:rtl/>
-            <w:cs/>
-            <w:lang w:val="ar_AE" w:bidi="ar_AE"/>
-          </w:rPr>
-          <w:rPr>
-            <w:color w:val="0000EE"/>
-            <w:u w:val="single"/>
-          </w:rPr>
-          <w:t>13: 1–28: 31</w:t>
-        </w:r>
-      </w:hyperlink>
+      <w:r>
+        <w:rPr>
+          <w:rtl/>
+          <w:cs/>
+          <w:lang w:val="ar_AE" w:bidi="ar_AE"/>
+        </w:rPr>
+        <w:t>13: 1–28: 31</w:t>
+      </w:r>
       <w:r>
         <w:rPr>
           <w:rtl/>
@@ -679,20 +613,14 @@
         </w:rPr>
         <w:t xml:space="preserve">). الكلمة الختامية في النص اليوناني لأعمال الرسل (akōlutōs"بِلَا مَانِعٍ" </w:t>
       </w:r>
-      <w:hyperlink r:id="rId23">
-        <w:r>
-          <w:rPr>
-            <w:rtl/>
-            <w:cs/>
-            <w:lang w:val="ar_AE" w:bidi="ar_AE"/>
-          </w:rPr>
-          <w:rPr>
-            <w:color w:val="0000EE"/>
-            <w:u w:val="single"/>
-          </w:rPr>
-          <w:t>28: 31</w:t>
-        </w:r>
-      </w:hyperlink>
+      <w:r>
+        <w:rPr>
+          <w:rtl/>
+          <w:cs/>
+          <w:lang w:val="ar_AE" w:bidi="ar_AE"/>
+        </w:rPr>
+        <w:t>28: 31</w:t>
+      </w:r>
       <w:r>
         <w:rPr>
           <w:rtl/>
@@ -701,20 +629,14 @@
         </w:rPr>
         <w:t>) تشير إلى انتشار الإنجيل من دون عوائق لليهود‎ (</w:t>
       </w:r>
-      <w:hyperlink r:id="rId24">
-        <w:r>
-          <w:rPr>
-            <w:rtl/>
-            <w:cs/>
-            <w:lang w:val="ar_AE" w:bidi="ar_AE"/>
-          </w:rPr>
-          <w:rPr>
-            <w:color w:val="0000EE"/>
-            <w:u w:val="single"/>
-          </w:rPr>
-          <w:t>3: 1–5: 42</w:t>
-        </w:r>
-      </w:hyperlink>
+      <w:r>
+        <w:rPr>
+          <w:rtl/>
+          <w:cs/>
+          <w:lang w:val="ar_AE" w:bidi="ar_AE"/>
+        </w:rPr>
+        <w:t>3: 1–5: 42</w:t>
+      </w:r>
       <w:r>
         <w:rPr>
           <w:rtl/>
@@ -723,20 +645,14 @@
         </w:rPr>
         <w:t>)، والسامرة (</w:t>
       </w:r>
-      <w:hyperlink r:id="rId25">
-        <w:r>
-          <w:rPr>
-            <w:rtl/>
-            <w:cs/>
-            <w:lang w:val="ar_AE" w:bidi="ar_AE"/>
-          </w:rPr>
-          <w:rPr>
-            <w:color w:val="0000EE"/>
-            <w:u w:val="single"/>
-          </w:rPr>
-          <w:t>6: 1–8: 40</w:t>
-        </w:r>
-      </w:hyperlink>
+      <w:r>
+        <w:rPr>
+          <w:rtl/>
+          <w:cs/>
+          <w:lang w:val="ar_AE" w:bidi="ar_AE"/>
+        </w:rPr>
+        <w:t>6: 1–8: 40</w:t>
+      </w:r>
       <w:r>
         <w:rPr>
           <w:rtl/>
@@ -745,20 +661,14 @@
         </w:rPr>
         <w:t>)، و"خائفي الله" (</w:t>
       </w:r>
-      <w:hyperlink r:id="rId26">
-        <w:r>
-          <w:rPr>
-            <w:rtl/>
-            <w:cs/>
-            <w:lang w:val="ar_AE" w:bidi="ar_AE"/>
-          </w:rPr>
-          <w:rPr>
-            <w:color w:val="0000EE"/>
-            <w:u w:val="single"/>
-          </w:rPr>
-          <w:t>8: 26–40</w:t>
-        </w:r>
-      </w:hyperlink>
+      <w:r>
+        <w:rPr>
+          <w:rtl/>
+          <w:cs/>
+          <w:lang w:val="ar_AE" w:bidi="ar_AE"/>
+        </w:rPr>
+        <w:t>8: 26–40</w:t>
+      </w:r>
       <w:r>
         <w:rPr>
           <w:rtl/>
@@ -767,20 +677,14 @@
         </w:rPr>
         <w:t xml:space="preserve">؛ </w:t>
       </w:r>
-      <w:hyperlink r:id="rId27">
-        <w:r>
-          <w:rPr>
-            <w:rtl/>
-            <w:cs/>
-            <w:lang w:val="ar_AE" w:bidi="ar_AE"/>
-          </w:rPr>
-          <w:rPr>
-            <w:color w:val="0000EE"/>
-            <w:u w:val="single"/>
-          </w:rPr>
-          <w:t>9: 32–11: 18</w:t>
-        </w:r>
-      </w:hyperlink>
+      <w:r>
+        <w:rPr>
+          <w:rtl/>
+          <w:cs/>
+          <w:lang w:val="ar_AE" w:bidi="ar_AE"/>
+        </w:rPr>
+        <w:t>9: 32–11: 18</w:t>
+      </w:r>
       <w:r>
         <w:rPr>
           <w:rtl/>
@@ -789,20 +693,14 @@
         </w:rPr>
         <w:t>)، والأمم (</w:t>
       </w:r>
-      <w:hyperlink r:id="rId28">
-        <w:r>
-          <w:rPr>
-            <w:rtl/>
-            <w:cs/>
-            <w:lang w:val="ar_AE" w:bidi="ar_AE"/>
-          </w:rPr>
-          <w:rPr>
-            <w:color w:val="0000EE"/>
-            <w:u w:val="single"/>
-          </w:rPr>
-          <w:t>11: 19–30</w:t>
-        </w:r>
-      </w:hyperlink>
+      <w:r>
+        <w:rPr>
+          <w:rtl/>
+          <w:cs/>
+          <w:lang w:val="ar_AE" w:bidi="ar_AE"/>
+        </w:rPr>
+        <w:t>11: 19–30</w:t>
+      </w:r>
       <w:r>
         <w:rPr>
           <w:rtl/>
@@ -811,20 +709,14 @@
         </w:rPr>
         <w:t xml:space="preserve">؛ </w:t>
       </w:r>
-      <w:hyperlink r:id="rId19">
-        <w:r>
-          <w:rPr>
-            <w:rtl/>
-            <w:cs/>
-            <w:lang w:val="ar_AE" w:bidi="ar_AE"/>
-          </w:rPr>
-          <w:rPr>
-            <w:color w:val="0000EE"/>
-            <w:u w:val="single"/>
-          </w:rPr>
-          <w:t>13: 1–28: 31</w:t>
-        </w:r>
-      </w:hyperlink>
+      <w:r>
+        <w:rPr>
+          <w:rtl/>
+          <w:cs/>
+          <w:lang w:val="ar_AE" w:bidi="ar_AE"/>
+        </w:rPr>
+        <w:t>13: 1–28: 31</w:t>
+      </w:r>
       <w:r>
         <w:rPr>
           <w:rtl/>
@@ -887,20 +779,14 @@
         </w:rPr>
         <w:t>الجغرافيا. يوضِّح سِفر الأعمال كيف نُقلت الرسالة من أورشليم إلى روما (</w:t>
       </w:r>
-      <w:hyperlink r:id="rId20">
-        <w:r>
-          <w:rPr>
-            <w:rtl/>
-            <w:cs/>
-            <w:lang w:val="ar_AE" w:bidi="ar_AE"/>
-          </w:rPr>
-          <w:rPr>
-            <w:color w:val="0000EE"/>
-            <w:u w:val="single"/>
-          </w:rPr>
-          <w:t>۱: ۸</w:t>
-        </w:r>
-      </w:hyperlink>
+      <w:r>
+        <w:rPr>
+          <w:rtl/>
+          <w:cs/>
+          <w:lang w:val="ar_AE" w:bidi="ar_AE"/>
+        </w:rPr>
+        <w:t>۱: ۸</w:t>
+      </w:r>
       <w:r>
         <w:rPr>
           <w:rtl/>
@@ -909,20 +795,14 @@
         </w:rPr>
         <w:t xml:space="preserve">؛ </w:t>
       </w:r>
-      <w:hyperlink r:id="rId29">
-        <w:r>
-          <w:rPr>
-            <w:rtl/>
-            <w:cs/>
-            <w:lang w:val="ar_AE" w:bidi="ar_AE"/>
-          </w:rPr>
-          <w:rPr>
-            <w:color w:val="0000EE"/>
-            <w:u w:val="single"/>
-          </w:rPr>
-          <w:t>۹: ۱٥</w:t>
-        </w:r>
-      </w:hyperlink>
+      <w:r>
+        <w:rPr>
+          <w:rtl/>
+          <w:cs/>
+          <w:lang w:val="ar_AE" w:bidi="ar_AE"/>
+        </w:rPr>
+        <w:t>۹: ۱٥</w:t>
+      </w:r>
       <w:r>
         <w:rPr>
           <w:rtl/>
@@ -971,20 +851,14 @@
         </w:rPr>
         <w:t xml:space="preserve">الكرازة. يقدم سِفر أعمال الرسل أمثلة واضحة لكيفية مناداة القادة المسيحيين بالبشارة لجماهير مختلفة (راجع عظات الأصحاحات </w:t>
       </w:r>
-      <w:hyperlink r:id="rId30">
-        <w:r>
-          <w:rPr>
-            <w:rtl/>
-            <w:cs/>
-            <w:lang w:val="ar_AE" w:bidi="ar_AE"/>
-          </w:rPr>
-          <w:rPr>
-            <w:color w:val="0000EE"/>
-            <w:u w:val="single"/>
-          </w:rPr>
-          <w:t>5–2</w:t>
-        </w:r>
-      </w:hyperlink>
+      <w:r>
+        <w:rPr>
+          <w:rtl/>
+          <w:cs/>
+          <w:lang w:val="ar_AE" w:bidi="ar_AE"/>
+        </w:rPr>
+        <w:t>5–2</w:t>
+      </w:r>
       <w:r>
         <w:rPr>
           <w:rtl/>
@@ -993,20 +867,14 @@
         </w:rPr>
         <w:t xml:space="preserve">، </w:t>
       </w:r>
-      <w:hyperlink r:id="rId31">
-        <w:r>
-          <w:rPr>
-            <w:rtl/>
-            <w:cs/>
-            <w:lang w:val="ar_AE" w:bidi="ar_AE"/>
-          </w:rPr>
-          <w:rPr>
-            <w:color w:val="0000EE"/>
-            <w:u w:val="single"/>
-          </w:rPr>
-          <w:t>7</w:t>
-        </w:r>
-      </w:hyperlink>
+      <w:r>
+        <w:rPr>
+          <w:rtl/>
+          <w:cs/>
+          <w:lang w:val="ar_AE" w:bidi="ar_AE"/>
+        </w:rPr>
+        <w:t>7</w:t>
+      </w:r>
       <w:r>
         <w:rPr>
           <w:rtl/>
@@ -1015,20 +883,14 @@
         </w:rPr>
         <w:t xml:space="preserve">، </w:t>
       </w:r>
-      <w:hyperlink r:id="rId32">
-        <w:r>
-          <w:rPr>
-            <w:rtl/>
-            <w:cs/>
-            <w:lang w:val="ar_AE" w:bidi="ar_AE"/>
-          </w:rPr>
-          <w:rPr>
-            <w:color w:val="0000EE"/>
-            <w:u w:val="single"/>
-          </w:rPr>
-          <w:t>۱۰</w:t>
-        </w:r>
-      </w:hyperlink>
+      <w:r>
+        <w:rPr>
+          <w:rtl/>
+          <w:cs/>
+          <w:lang w:val="ar_AE" w:bidi="ar_AE"/>
+        </w:rPr>
+        <w:t>۱۰</w:t>
+      </w:r>
       <w:r>
         <w:rPr>
           <w:rtl/>
@@ -1037,20 +899,14 @@
         </w:rPr>
         <w:t xml:space="preserve">، </w:t>
       </w:r>
-      <w:hyperlink r:id="rId33">
-        <w:r>
-          <w:rPr>
-            <w:rtl/>
-            <w:cs/>
-            <w:lang w:val="ar_AE" w:bidi="ar_AE"/>
-          </w:rPr>
-          <w:rPr>
-            <w:color w:val="0000EE"/>
-            <w:u w:val="single"/>
-          </w:rPr>
-          <w:t>۱۳</w:t>
-        </w:r>
-      </w:hyperlink>
+      <w:r>
+        <w:rPr>
+          <w:rtl/>
+          <w:cs/>
+          <w:lang w:val="ar_AE" w:bidi="ar_AE"/>
+        </w:rPr>
+        <w:t>۱۳</w:t>
+      </w:r>
       <w:r>
         <w:rPr>
           <w:rtl/>
@@ -1059,20 +915,14 @@
         </w:rPr>
         <w:t xml:space="preserve">، </w:t>
       </w:r>
-      <w:hyperlink r:id="rId34">
-        <w:r>
-          <w:rPr>
-            <w:rtl/>
-            <w:cs/>
-            <w:lang w:val="ar_AE" w:bidi="ar_AE"/>
-          </w:rPr>
-          <w:rPr>
-            <w:color w:val="0000EE"/>
-            <w:u w:val="single"/>
-          </w:rPr>
-          <w:t>۲۲</w:t>
-        </w:r>
-      </w:hyperlink>
+      <w:r>
+        <w:rPr>
+          <w:rtl/>
+          <w:cs/>
+          <w:lang w:val="ar_AE" w:bidi="ar_AE"/>
+        </w:rPr>
+        <w:t>۲۲</w:t>
+      </w:r>
       <w:r>
         <w:rPr>
           <w:rtl/>
@@ -1081,20 +931,14 @@
         </w:rPr>
         <w:t xml:space="preserve">، </w:t>
       </w:r>
-      <w:hyperlink r:id="rId35">
-        <w:r>
-          <w:rPr>
-            <w:rtl/>
-            <w:cs/>
-            <w:lang w:val="ar_AE" w:bidi="ar_AE"/>
-          </w:rPr>
-          <w:rPr>
-            <w:color w:val="0000EE"/>
-            <w:u w:val="single"/>
-          </w:rPr>
-          <w:t>۲٦</w:t>
-        </w:r>
-      </w:hyperlink>
+      <w:r>
+        <w:rPr>
+          <w:rtl/>
+          <w:cs/>
+          <w:lang w:val="ar_AE" w:bidi="ar_AE"/>
+        </w:rPr>
+        <w:t>۲٦</w:t>
+      </w:r>
       <w:r>
         <w:rPr>
           <w:rtl/>
@@ -1103,20 +947,14 @@
         </w:rPr>
         <w:t>). يُظهر سِفر أعمال الرسل أن الإنجيل متاح للجميع، ليس لليهود فحسب، بل للأمم أيضًا (</w:t>
       </w:r>
-      <w:hyperlink r:id="rId36">
-        <w:r>
-          <w:rPr>
-            <w:rtl/>
-            <w:cs/>
-            <w:lang w:val="ar_AE" w:bidi="ar_AE"/>
-          </w:rPr>
-          <w:rPr>
-            <w:color w:val="0000EE"/>
-            <w:u w:val="single"/>
-          </w:rPr>
-          <w:t>2: 8–11</w:t>
-        </w:r>
-      </w:hyperlink>
+      <w:r>
+        <w:rPr>
+          <w:rtl/>
+          <w:cs/>
+          <w:lang w:val="ar_AE" w:bidi="ar_AE"/>
+        </w:rPr>
+        <w:t>2: 8–11</w:t>
+      </w:r>
       <w:r>
         <w:rPr>
           <w:rtl/>
@@ -1125,20 +963,14 @@
         </w:rPr>
         <w:t xml:space="preserve">؛ </w:t>
       </w:r>
-      <w:hyperlink r:id="rId26">
-        <w:r>
-          <w:rPr>
-            <w:rtl/>
-            <w:cs/>
-            <w:lang w:val="ar_AE" w:bidi="ar_AE"/>
-          </w:rPr>
-          <w:rPr>
-            <w:color w:val="0000EE"/>
-            <w:u w:val="single"/>
-          </w:rPr>
-          <w:t>8: 26–40</w:t>
-        </w:r>
-      </w:hyperlink>
+      <w:r>
+        <w:rPr>
+          <w:rtl/>
+          <w:cs/>
+          <w:lang w:val="ar_AE" w:bidi="ar_AE"/>
+        </w:rPr>
+        <w:t>8: 26–40</w:t>
+      </w:r>
       <w:r>
         <w:rPr>
           <w:rtl/>
@@ -1147,20 +979,14 @@
         </w:rPr>
         <w:t xml:space="preserve">؛ </w:t>
       </w:r>
-      <w:hyperlink r:id="rId37">
-        <w:r>
-          <w:rPr>
-            <w:rtl/>
-            <w:cs/>
-            <w:lang w:val="ar_AE" w:bidi="ar_AE"/>
-          </w:rPr>
-          <w:rPr>
-            <w:color w:val="0000EE"/>
-            <w:u w:val="single"/>
-          </w:rPr>
-          <w:t>10: 1–11: 18</w:t>
-        </w:r>
-      </w:hyperlink>
+      <w:r>
+        <w:rPr>
+          <w:rtl/>
+          <w:cs/>
+          <w:lang w:val="ar_AE" w:bidi="ar_AE"/>
+        </w:rPr>
+        <w:t>10: 1–11: 18</w:t>
+      </w:r>
       <w:r>
         <w:rPr>
           <w:rtl/>
@@ -1169,20 +995,14 @@
         </w:rPr>
         <w:t>)، وليس للرجال فحسب، بل للنساء أيضًا (</w:t>
       </w:r>
-      <w:hyperlink r:id="rId38">
-        <w:r>
-          <w:rPr>
-            <w:rtl/>
-            <w:cs/>
-            <w:lang w:val="ar_AE" w:bidi="ar_AE"/>
-          </w:rPr>
-          <w:rPr>
-            <w:color w:val="0000EE"/>
-            <w:u w:val="single"/>
-          </w:rPr>
-          <w:t>٥: ۱٤</w:t>
-        </w:r>
-      </w:hyperlink>
+      <w:r>
+        <w:rPr>
+          <w:rtl/>
+          <w:cs/>
+          <w:lang w:val="ar_AE" w:bidi="ar_AE"/>
+        </w:rPr>
+        <w:t>٥: ۱٤</w:t>
+      </w:r>
       <w:r>
         <w:rPr>
           <w:rtl/>
@@ -1191,20 +1011,14 @@
         </w:rPr>
         <w:t xml:space="preserve">؛ </w:t>
       </w:r>
-      <w:hyperlink r:id="rId39">
-        <w:r>
-          <w:rPr>
-            <w:rtl/>
-            <w:cs/>
-            <w:lang w:val="ar_AE" w:bidi="ar_AE"/>
-          </w:rPr>
-          <w:rPr>
-            <w:color w:val="0000EE"/>
-            <w:u w:val="single"/>
-          </w:rPr>
-          <w:t>۸: ۱۲</w:t>
-        </w:r>
-      </w:hyperlink>
+      <w:r>
+        <w:rPr>
+          <w:rtl/>
+          <w:cs/>
+          <w:lang w:val="ar_AE" w:bidi="ar_AE"/>
+        </w:rPr>
+        <w:t>۸: ۱۲</w:t>
+      </w:r>
       <w:r>
         <w:rPr>
           <w:rtl/>
@@ -1213,20 +1027,14 @@
         </w:rPr>
         <w:t xml:space="preserve">؛ </w:t>
       </w:r>
-      <w:hyperlink r:id="rId40">
-        <w:r>
-          <w:rPr>
-            <w:rtl/>
-            <w:cs/>
-            <w:lang w:val="ar_AE" w:bidi="ar_AE"/>
-          </w:rPr>
-          <w:rPr>
-            <w:color w:val="0000EE"/>
-            <w:u w:val="single"/>
-          </w:rPr>
-          <w:t>۱٦: ۱۳–۱٥</w:t>
-        </w:r>
-      </w:hyperlink>
+      <w:r>
+        <w:rPr>
+          <w:rtl/>
+          <w:cs/>
+          <w:lang w:val="ar_AE" w:bidi="ar_AE"/>
+        </w:rPr>
+        <w:t>۱٦: ۱۳–۱٥</w:t>
+      </w:r>
       <w:r>
         <w:rPr>
           <w:rtl/>
@@ -1235,20 +1043,14 @@
         </w:rPr>
         <w:t xml:space="preserve">؛ </w:t>
       </w:r>
-      <w:hyperlink r:id="rId41">
-        <w:r>
-          <w:rPr>
-            <w:rtl/>
-            <w:cs/>
-            <w:lang w:val="ar_AE" w:bidi="ar_AE"/>
-          </w:rPr>
-          <w:rPr>
-            <w:color w:val="0000EE"/>
-            <w:u w:val="single"/>
-          </w:rPr>
-          <w:t>۱۷: ٤</w:t>
-        </w:r>
-      </w:hyperlink>
+      <w:r>
+        <w:rPr>
+          <w:rtl/>
+          <w:cs/>
+          <w:lang w:val="ar_AE" w:bidi="ar_AE"/>
+        </w:rPr>
+        <w:t>۱۷: ٤</w:t>
+      </w:r>
       <w:r>
         <w:rPr>
           <w:rtl/>
@@ -1257,20 +1059,14 @@
         </w:rPr>
         <w:t xml:space="preserve">، </w:t>
       </w:r>
-      <w:hyperlink r:id="rId42">
-        <w:r>
-          <w:rPr>
-            <w:rtl/>
-            <w:cs/>
-            <w:lang w:val="ar_AE" w:bidi="ar_AE"/>
-          </w:rPr>
-          <w:rPr>
-            <w:color w:val="0000EE"/>
-            <w:u w:val="single"/>
-          </w:rPr>
-          <w:t>۱۲</w:t>
-        </w:r>
-      </w:hyperlink>
+      <w:r>
+        <w:rPr>
+          <w:rtl/>
+          <w:cs/>
+          <w:lang w:val="ar_AE" w:bidi="ar_AE"/>
+        </w:rPr>
+        <w:t>۱۲</w:t>
+      </w:r>
       <w:r>
         <w:rPr>
           <w:rtl/>
@@ -1279,20 +1075,14 @@
         </w:rPr>
         <w:t xml:space="preserve">، </w:t>
       </w:r>
-      <w:hyperlink r:id="rId43">
-        <w:r>
-          <w:rPr>
-            <w:rtl/>
-            <w:cs/>
-            <w:lang w:val="ar_AE" w:bidi="ar_AE"/>
-          </w:rPr>
-          <w:rPr>
-            <w:color w:val="0000EE"/>
-            <w:u w:val="single"/>
-          </w:rPr>
-          <w:t>۳٤</w:t>
-        </w:r>
-      </w:hyperlink>
+      <w:r>
+        <w:rPr>
+          <w:rtl/>
+          <w:cs/>
+          <w:lang w:val="ar_AE" w:bidi="ar_AE"/>
+        </w:rPr>
+        <w:t>۳٤</w:t>
+      </w:r>
       <w:r>
         <w:rPr>
           <w:rtl/>
@@ -1301,20 +1091,14 @@
         </w:rPr>
         <w:t xml:space="preserve">؛ </w:t>
       </w:r>
-      <w:hyperlink r:id="rId44">
-        <w:r>
-          <w:rPr>
-            <w:rtl/>
-            <w:cs/>
-            <w:lang w:val="ar_AE" w:bidi="ar_AE"/>
-          </w:rPr>
-          <w:rPr>
-            <w:color w:val="0000EE"/>
-            <w:u w:val="single"/>
-          </w:rPr>
-          <w:t>۱۸: ۲٦</w:t>
-        </w:r>
-      </w:hyperlink>
+      <w:r>
+        <w:rPr>
+          <w:rtl/>
+          <w:cs/>
+          <w:lang w:val="ar_AE" w:bidi="ar_AE"/>
+        </w:rPr>
+        <w:t>۱۸: ۲٦</w:t>
+      </w:r>
       <w:r>
         <w:rPr>
           <w:rtl/>
@@ -1323,20 +1107,14 @@
         </w:rPr>
         <w:t xml:space="preserve">؛ </w:t>
       </w:r>
-      <w:hyperlink r:id="rId45">
-        <w:r>
-          <w:rPr>
-            <w:rtl/>
-            <w:cs/>
-            <w:lang w:val="ar_AE" w:bidi="ar_AE"/>
-          </w:rPr>
-          <w:rPr>
-            <w:color w:val="0000EE"/>
-            <w:u w:val="single"/>
-          </w:rPr>
-          <w:t>۲۱: ۹</w:t>
-        </w:r>
-      </w:hyperlink>
+      <w:r>
+        <w:rPr>
+          <w:rtl/>
+          <w:cs/>
+          <w:lang w:val="ar_AE" w:bidi="ar_AE"/>
+        </w:rPr>
+        <w:t>۲۱: ۹</w:t>
+      </w:r>
       <w:r>
         <w:rPr>
           <w:rtl/>
@@ -1365,20 +1143,14 @@
         </w:rPr>
         <w:t>السياسة. يقدِّم سِفر أعمال الرسل دفاعًا قويًا عن الإيمان المسيحي، لليهود (</w:t>
       </w:r>
-      <w:hyperlink r:id="rId46">
-        <w:r>
-          <w:rPr>
-            <w:rtl/>
-            <w:cs/>
-            <w:lang w:val="ar_AE" w:bidi="ar_AE"/>
-          </w:rPr>
-          <w:rPr>
-            <w:color w:val="0000EE"/>
-            <w:u w:val="single"/>
-          </w:rPr>
-          <w:t>٤: ۸–۱۲</w:t>
-        </w:r>
-      </w:hyperlink>
+      <w:r>
+        <w:rPr>
+          <w:rtl/>
+          <w:cs/>
+          <w:lang w:val="ar_AE" w:bidi="ar_AE"/>
+        </w:rPr>
+        <w:t>٤: ۸–۱۲</w:t>
+      </w:r>
       <w:r>
         <w:rPr>
           <w:rtl/>
@@ -1387,20 +1159,14 @@
         </w:rPr>
         <w:t xml:space="preserve">؛ </w:t>
       </w:r>
-      <w:hyperlink r:id="rId47">
-        <w:r>
-          <w:rPr>
-            <w:rtl/>
-            <w:cs/>
-            <w:lang w:val="ar_AE" w:bidi="ar_AE"/>
-          </w:rPr>
-          <w:rPr>
-            <w:color w:val="0000EE"/>
-            <w:u w:val="single"/>
-          </w:rPr>
-          <w:t>۷: ۲–٥۳</w:t>
-        </w:r>
-      </w:hyperlink>
+      <w:r>
+        <w:rPr>
+          <w:rtl/>
+          <w:cs/>
+          <w:lang w:val="ar_AE" w:bidi="ar_AE"/>
+        </w:rPr>
+        <w:t>۷: ۲–٥۳</w:t>
+      </w:r>
       <w:r>
         <w:rPr>
           <w:rtl/>
@@ -1409,20 +1175,14 @@
         </w:rPr>
         <w:t>) وللأمم (</w:t>
       </w:r>
-      <w:hyperlink r:id="rId48">
-        <w:r>
-          <w:rPr>
-            <w:rtl/>
-            <w:cs/>
-            <w:lang w:val="ar_AE" w:bidi="ar_AE"/>
-          </w:rPr>
-          <w:rPr>
-            <w:color w:val="0000EE"/>
-            <w:u w:val="single"/>
-          </w:rPr>
-          <w:t>۲٤: ۱۰–۲۱</w:t>
-        </w:r>
-      </w:hyperlink>
+      <w:r>
+        <w:rPr>
+          <w:rtl/>
+          <w:cs/>
+          <w:lang w:val="ar_AE" w:bidi="ar_AE"/>
+        </w:rPr>
+        <w:t>۲٤: ۱۰–۲۱</w:t>
+      </w:r>
       <w:r>
         <w:rPr>
           <w:rtl/>
@@ -1431,20 +1191,14 @@
         </w:rPr>
         <w:t xml:space="preserve">؛ </w:t>
       </w:r>
-      <w:hyperlink r:id="rId49">
-        <w:r>
-          <w:rPr>
-            <w:rtl/>
-            <w:cs/>
-            <w:lang w:val="ar_AE" w:bidi="ar_AE"/>
-          </w:rPr>
-          <w:rPr>
-            <w:color w:val="0000EE"/>
-            <w:u w:val="single"/>
-          </w:rPr>
-          <w:t>۲٦: ۱–۲۳</w:t>
-        </w:r>
-      </w:hyperlink>
+      <w:r>
+        <w:rPr>
+          <w:rtl/>
+          <w:cs/>
+          <w:lang w:val="ar_AE" w:bidi="ar_AE"/>
+        </w:rPr>
+        <w:t>۲٦: ۱–۲۳</w:t>
+      </w:r>
       <w:r>
         <w:rPr>
           <w:rtl/>
@@ -1453,20 +1207,14 @@
         </w:rPr>
         <w:t>). جادَل لوقا بأن المسيحية تستحق الحماية نفسها التي تتمتَّع بها اليهودية، وأنها لا تمثل أي خطر على الدولة الرومانية (</w:t>
       </w:r>
-      <w:hyperlink r:id="rId50">
-        <w:r>
-          <w:rPr>
-            <w:rtl/>
-            <w:cs/>
-            <w:lang w:val="ar_AE" w:bidi="ar_AE"/>
-          </w:rPr>
-          <w:rPr>
-            <w:color w:val="0000EE"/>
-            <w:u w:val="single"/>
-          </w:rPr>
-          <w:t>۱۸: ۱٤–۱٦</w:t>
-        </w:r>
-      </w:hyperlink>
+      <w:r>
+        <w:rPr>
+          <w:rtl/>
+          <w:cs/>
+          <w:lang w:val="ar_AE" w:bidi="ar_AE"/>
+        </w:rPr>
+        <w:t>۱۸: ۱٤–۱٦</w:t>
+      </w:r>
       <w:r>
         <w:rPr>
           <w:rtl/>
@@ -1475,20 +1223,14 @@
         </w:rPr>
         <w:t xml:space="preserve">؛ </w:t>
       </w:r>
-      <w:hyperlink r:id="rId51">
-        <w:r>
-          <w:rPr>
-            <w:rtl/>
-            <w:cs/>
-            <w:lang w:val="ar_AE" w:bidi="ar_AE"/>
-          </w:rPr>
-          <w:rPr>
-            <w:color w:val="0000EE"/>
-            <w:u w:val="single"/>
-          </w:rPr>
-          <w:t>۱۹: ۳۷</w:t>
-        </w:r>
-      </w:hyperlink>
+      <w:r>
+        <w:rPr>
+          <w:rtl/>
+          <w:cs/>
+          <w:lang w:val="ar_AE" w:bidi="ar_AE"/>
+        </w:rPr>
+        <w:t>۱۹: ۳۷</w:t>
+      </w:r>
       <w:r>
         <w:rPr>
           <w:rtl/>
@@ -1497,20 +1239,14 @@
         </w:rPr>
         <w:t xml:space="preserve">؛ </w:t>
       </w:r>
-      <w:hyperlink r:id="rId52">
-        <w:r>
-          <w:rPr>
-            <w:rtl/>
-            <w:cs/>
-            <w:lang w:val="ar_AE" w:bidi="ar_AE"/>
-          </w:rPr>
-          <w:rPr>
-            <w:color w:val="0000EE"/>
-            <w:u w:val="single"/>
-          </w:rPr>
-          <w:t>۲۳: ۲۹</w:t>
-        </w:r>
-      </w:hyperlink>
+      <w:r>
+        <w:rPr>
+          <w:rtl/>
+          <w:cs/>
+          <w:lang w:val="ar_AE" w:bidi="ar_AE"/>
+        </w:rPr>
+        <w:t>۲۳: ۲۹</w:t>
+      </w:r>
       <w:r>
         <w:rPr>
           <w:rtl/>
@@ -1519,20 +1255,14 @@
         </w:rPr>
         <w:t xml:space="preserve">؛ </w:t>
       </w:r>
-      <w:hyperlink r:id="rId53">
-        <w:r>
-          <w:rPr>
-            <w:rtl/>
-            <w:cs/>
-            <w:lang w:val="ar_AE" w:bidi="ar_AE"/>
-          </w:rPr>
-          <w:rPr>
-            <w:color w:val="0000EE"/>
-            <w:u w:val="single"/>
-          </w:rPr>
-          <w:t>۲٥: ۲٥</w:t>
-        </w:r>
-      </w:hyperlink>
+      <w:r>
+        <w:rPr>
+          <w:rtl/>
+          <w:cs/>
+          <w:lang w:val="ar_AE" w:bidi="ar_AE"/>
+        </w:rPr>
+        <w:t>۲٥: ۲٥</w:t>
+      </w:r>
       <w:r>
         <w:rPr>
           <w:rtl/>
@@ -1541,20 +1271,14 @@
         </w:rPr>
         <w:t xml:space="preserve">؛ </w:t>
       </w:r>
-      <w:hyperlink r:id="rId54">
-        <w:r>
-          <w:rPr>
-            <w:rtl/>
-            <w:cs/>
-            <w:lang w:val="ar_AE" w:bidi="ar_AE"/>
-          </w:rPr>
-          <w:rPr>
-            <w:color w:val="0000EE"/>
-            <w:u w:val="single"/>
-          </w:rPr>
-          <w:t>۲٦: ۳۲</w:t>
-        </w:r>
-      </w:hyperlink>
+      <w:r>
+        <w:rPr>
+          <w:rtl/>
+          <w:cs/>
+          <w:lang w:val="ar_AE" w:bidi="ar_AE"/>
+        </w:rPr>
+        <w:t>۲٦: ۳۲</w:t>
+      </w:r>
       <w:r>
         <w:rPr>
           <w:rtl/>
@@ -1597,20 +1321,14 @@
         </w:rPr>
         <w:t xml:space="preserve">كان لوقا رفيق بولس في رحلاته (انظر </w:t>
       </w:r>
-      <w:hyperlink r:id="rId55">
-        <w:r>
-          <w:rPr>
-            <w:rtl/>
-            <w:cs/>
-            <w:lang w:val="ar_AE" w:bidi="ar_AE"/>
-          </w:rPr>
-          <w:rPr>
-            <w:color w:val="0000EE"/>
-            <w:u w:val="single"/>
-          </w:rPr>
-          <w:t>16: 10،</w:t>
-        </w:r>
-      </w:hyperlink>
+      <w:r>
+        <w:rPr>
+          <w:rtl/>
+          <w:cs/>
+          <w:lang w:val="ar_AE" w:bidi="ar_AE"/>
+        </w:rPr>
+        <w:t>16: 10،</w:t>
+      </w:r>
       <w:r>
         <w:rPr>
           <w:rtl/>
@@ -1619,20 +1337,14 @@
         </w:rPr>
         <w:t xml:space="preserve"> والتزييل) وكان مع بولس خلال سنواته الأخيرة (</w:t>
       </w:r>
-      <w:hyperlink r:id="rId56">
-        <w:r>
-          <w:rPr>
-            <w:rtl/>
-            <w:cs/>
-            <w:lang w:val="ar_AE" w:bidi="ar_AE"/>
-          </w:rPr>
-          <w:rPr>
-            <w:color w:val="0000EE"/>
-            <w:u w:val="single"/>
-          </w:rPr>
-          <w:t>2 تيموثاوس 4: 11</w:t>
-        </w:r>
-      </w:hyperlink>
+      <w:r>
+        <w:rPr>
+          <w:rtl/>
+          <w:cs/>
+          <w:lang w:val="ar_AE" w:bidi="ar_AE"/>
+        </w:rPr>
+        <w:t>2 تيموثاوس 4: 11</w:t>
+      </w:r>
       <w:r>
         <w:rPr>
           <w:rtl/>
@@ -1641,20 +1353,14 @@
         </w:rPr>
         <w:t xml:space="preserve">). تظهَر مقاطِع عدة في سِفر أعمال الرسل بصيغة المتكلم ("نحن" </w:t>
       </w:r>
-      <w:hyperlink r:id="rId57">
-        <w:r>
-          <w:rPr>
-            <w:rtl/>
-            <w:cs/>
-            <w:lang w:val="ar_AE" w:bidi="ar_AE"/>
-          </w:rPr>
-          <w:rPr>
-            <w:color w:val="0000EE"/>
-            <w:u w:val="single"/>
-          </w:rPr>
-          <w:t>۱٦: ۱۰–۱۸</w:t>
-        </w:r>
-      </w:hyperlink>
+      <w:r>
+        <w:rPr>
+          <w:rtl/>
+          <w:cs/>
+          <w:lang w:val="ar_AE" w:bidi="ar_AE"/>
+        </w:rPr>
+        <w:t>۱٦: ۱۰–۱۸</w:t>
+      </w:r>
       <w:r>
         <w:rPr>
           <w:rtl/>
@@ -1663,20 +1369,14 @@
         </w:rPr>
         <w:t xml:space="preserve">؛ </w:t>
       </w:r>
-      <w:hyperlink r:id="rId58">
-        <w:r>
-          <w:rPr>
-            <w:rtl/>
-            <w:cs/>
-            <w:lang w:val="ar_AE" w:bidi="ar_AE"/>
-          </w:rPr>
-          <w:rPr>
-            <w:color w:val="0000EE"/>
-            <w:u w:val="single"/>
-          </w:rPr>
-          <w:t>۲۰: ٥–۱٥؛</w:t>
-        </w:r>
-      </w:hyperlink>
+      <w:r>
+        <w:rPr>
+          <w:rtl/>
+          <w:cs/>
+          <w:lang w:val="ar_AE" w:bidi="ar_AE"/>
+        </w:rPr>
+        <w:t>۲۰: ٥–۱٥؛</w:t>
+      </w:r>
       <w:r>
         <w:rPr>
           <w:rtl/>
@@ -1685,20 +1385,14 @@
         </w:rPr>
         <w:t xml:space="preserve">؛ </w:t>
       </w:r>
-      <w:hyperlink r:id="rId59">
-        <w:r>
-          <w:rPr>
-            <w:rtl/>
-            <w:cs/>
-            <w:lang w:val="ar_AE" w:bidi="ar_AE"/>
-          </w:rPr>
-          <w:rPr>
-            <w:color w:val="0000EE"/>
-            <w:u w:val="single"/>
-          </w:rPr>
-          <w:t>۲۱: ۱–۱۸</w:t>
-        </w:r>
-      </w:hyperlink>
+      <w:r>
+        <w:rPr>
+          <w:rtl/>
+          <w:cs/>
+          <w:lang w:val="ar_AE" w:bidi="ar_AE"/>
+        </w:rPr>
+        <w:t>۲۱: ۱–۱۸</w:t>
+      </w:r>
       <w:r>
         <w:rPr>
           <w:rtl/>
@@ -1707,20 +1401,14 @@
         </w:rPr>
         <w:t xml:space="preserve">؛ </w:t>
       </w:r>
-      <w:hyperlink r:id="rId60">
-        <w:r>
-          <w:rPr>
-            <w:rtl/>
-            <w:cs/>
-            <w:lang w:val="ar_AE" w:bidi="ar_AE"/>
-          </w:rPr>
-          <w:rPr>
-            <w:color w:val="0000EE"/>
-            <w:u w:val="single"/>
-          </w:rPr>
-          <w:t>۲۷: ۱–۲۸: ۱٦</w:t>
-        </w:r>
-      </w:hyperlink>
+      <w:r>
+        <w:rPr>
+          <w:rtl/>
+          <w:cs/>
+          <w:lang w:val="ar_AE" w:bidi="ar_AE"/>
+        </w:rPr>
+        <w:t>۲۷: ۱–۲۸: ۱٦</w:t>
+      </w:r>
       <w:r>
         <w:rPr>
           <w:rtl/>
@@ -1729,20 +1417,14 @@
         </w:rPr>
         <w:t>)، ما يشير إلى أن لوقا رافقَ بولس في تلك الأجزاء من رحلاته. في كولوسي، يُشار إلى لوقا على أنه "الطبيب الحبيب"، وهو مسجَّل كونه واحدًا من كثيرين من غير اليهود الذين عملوا مع بولس (</w:t>
       </w:r>
-      <w:hyperlink r:id="rId61">
-        <w:r>
-          <w:rPr>
-            <w:rtl/>
-            <w:cs/>
-            <w:lang w:val="ar_AE" w:bidi="ar_AE"/>
-          </w:rPr>
-          <w:rPr>
-            <w:color w:val="0000EE"/>
-            <w:u w:val="single"/>
-          </w:rPr>
-          <w:t>كولوسي 4: 11–14</w:t>
-        </w:r>
-      </w:hyperlink>
+      <w:r>
+        <w:rPr>
+          <w:rtl/>
+          <w:cs/>
+          <w:lang w:val="ar_AE" w:bidi="ar_AE"/>
+        </w:rPr>
+        <w:t>كولوسي 4: 11–14</w:t>
+      </w:r>
       <w:r>
         <w:rPr>
           <w:rtl/>
@@ -1751,20 +1433,14 @@
         </w:rPr>
         <w:t xml:space="preserve">؛ أنظر أيضًا </w:t>
       </w:r>
-      <w:hyperlink r:id="rId62">
-        <w:r>
-          <w:rPr>
-            <w:rtl/>
-            <w:cs/>
-            <w:lang w:val="ar_AE" w:bidi="ar_AE"/>
-          </w:rPr>
-          <w:rPr>
-            <w:color w:val="0000EE"/>
-            <w:u w:val="single"/>
-          </w:rPr>
-          <w:t>فليمون 1: 24</w:t>
-        </w:r>
-      </w:hyperlink>
+      <w:r>
+        <w:rPr>
+          <w:rtl/>
+          <w:cs/>
+          <w:lang w:val="ar_AE" w:bidi="ar_AE"/>
+        </w:rPr>
+        <w:t>فليمون 1: 24</w:t>
+      </w:r>
       <w:r>
         <w:rPr>
           <w:rtl/>
@@ -1813,20 +1489,14 @@
         </w:rPr>
         <w:t>وكونه مؤرخًا ضليعًا، استخدم لوقا أساليب تاريخية جيدة ووصف إجراءاته بالتفصيل، مُظهِرًا الاهتمام بكتابة قصة دقيقة ومرتَّبة لحقيقة بداية المسيحية (</w:t>
       </w:r>
-      <w:hyperlink r:id="rId63">
-        <w:r>
-          <w:rPr>
-            <w:rtl/>
-            <w:cs/>
-            <w:lang w:val="ar_AE" w:bidi="ar_AE"/>
-          </w:rPr>
-          <w:rPr>
-            <w:color w:val="0000EE"/>
-            <w:u w:val="single"/>
-          </w:rPr>
-          <w:t>لوقا 1: 1–4</w:t>
-        </w:r>
-      </w:hyperlink>
+      <w:r>
+        <w:rPr>
+          <w:rtl/>
+          <w:cs/>
+          <w:lang w:val="ar_AE" w:bidi="ar_AE"/>
+        </w:rPr>
+        <w:t>لوقا 1: 1–4</w:t>
+      </w:r>
       <w:r>
         <w:rPr>
           <w:rtl/>
@@ -1889,20 +1559,14 @@
         </w:rPr>
         <w:t xml:space="preserve">يعود تاريخ سفر أعمال الرسل عمومًا إلى أوائل ستينيات القرن الأول بعد الميلاد ونهاية العمر المتوقع لشركاء بولس في العمل الكرازي ورفاقه في السفر (منتصف ثمانينيات القرن الأول بعد الميلاد). واختار باحثون كثيرون تاريخًا بعد سنة 70 بعد الميلاد على اعتبار أن لوقا استخدم إنجيل مرقس مصدرًا بين مصادر (بافتراض أن إنجيل مرقس كُتب أواخر ستينيات القرن الأول). ومع ذلك، فسِفر أعمال الرسل لا يَذكر نتيجة محاكمة بولس (نحو 62 بعد الميلاد)؛ ولا موت يعقوب أخو الرب (أوائل ستينيات القرن الأول بعد الميلاد)؛ ولا اضطهاد نيرون للمسيحيين بعد حريق روما، سنة 64 بعد الميلاد؛ ولا موت بطرس وبولس (نحو 64–65 بعد الميلاد)؛ ولا نيرون (68 بعد الميلاد) ولا الثورة اليهودية (66 بعد الميلاد)؛ ولا خراب أورشليم (70 بعد الميلاد). ينتهي سِفر أعمال الرسل بوضع بولس رهن الاعتقال المنزلي (60–62 بعد الميلاد)، وعليه، يمكن إثبات أن لوقا كَتَبَ سِفر أعمال الرسل قبل سنة 64 بعد الميلاد. أما الذين يؤرخون لأعمال الرسل بعد سنة 70 بعد الميلاد، يجيبون بأن لوقا حذف هذه الأحداث لأنها لم تكن ضرورية لغرض هذه القصة (انظر </w:t>
       </w:r>
-      <w:hyperlink r:id="rId20">
-        <w:r>
-          <w:rPr>
-            <w:rtl/>
-            <w:cs/>
-            <w:lang w:val="ar_AE" w:bidi="ar_AE"/>
-          </w:rPr>
-          <w:rPr>
-            <w:color w:val="0000EE"/>
-            <w:u w:val="single"/>
-          </w:rPr>
-          <w:t>أعمال الرسل 1: 8</w:t>
-        </w:r>
-      </w:hyperlink>
+      <w:r>
+        <w:rPr>
+          <w:rtl/>
+          <w:cs/>
+          <w:lang w:val="ar_AE" w:bidi="ar_AE"/>
+        </w:rPr>
+        <w:t>أعمال الرسل 1: 8</w:t>
+      </w:r>
       <w:r>
         <w:rPr>
           <w:rtl/>
@@ -1911,20 +1575,14 @@
         </w:rPr>
         <w:t xml:space="preserve">؛ </w:t>
       </w:r>
-      <w:hyperlink r:id="rId29">
-        <w:r>
-          <w:rPr>
-            <w:rtl/>
-            <w:cs/>
-            <w:lang w:val="ar_AE" w:bidi="ar_AE"/>
-          </w:rPr>
-          <w:rPr>
-            <w:color w:val="0000EE"/>
-            <w:u w:val="single"/>
-          </w:rPr>
-          <w:t>۹: ۱٥</w:t>
-        </w:r>
-      </w:hyperlink>
+      <w:r>
+        <w:rPr>
+          <w:rtl/>
+          <w:cs/>
+          <w:lang w:val="ar_AE" w:bidi="ar_AE"/>
+        </w:rPr>
+        <w:t>۹: ۱٥</w:t>
+      </w:r>
       <w:r>
         <w:rPr>
           <w:rtl/>
@@ -1933,20 +1591,14 @@
         </w:rPr>
         <w:t xml:space="preserve">؛ </w:t>
       </w:r>
-      <w:hyperlink r:id="rId23">
-        <w:r>
-          <w:rPr>
-            <w:rtl/>
-            <w:cs/>
-            <w:lang w:val="ar_AE" w:bidi="ar_AE"/>
-          </w:rPr>
-          <w:rPr>
-            <w:color w:val="0000EE"/>
-            <w:u w:val="single"/>
-          </w:rPr>
-          <w:t>28: 31</w:t>
-        </w:r>
-      </w:hyperlink>
+      <w:r>
+        <w:rPr>
+          <w:rtl/>
+          <w:cs/>
+          <w:lang w:val="ar_AE" w:bidi="ar_AE"/>
+        </w:rPr>
+        <w:t>28: 31</w:t>
+      </w:r>
       <w:r>
         <w:rPr>
           <w:rtl/>
@@ -1989,20 +1641,14 @@
         </w:rPr>
         <w:t xml:space="preserve">سِفر أعمال الرسل هو المجلد الثاني من العمل المكون من جزأين (انظر </w:t>
       </w:r>
-      <w:hyperlink r:id="rId63">
-        <w:r>
-          <w:rPr>
-            <w:rtl/>
-            <w:cs/>
-            <w:lang w:val="ar_AE" w:bidi="ar_AE"/>
-          </w:rPr>
-          <w:rPr>
-            <w:color w:val="0000EE"/>
-            <w:u w:val="single"/>
-          </w:rPr>
-          <w:t>لوقا 1: 1–4</w:t>
-        </w:r>
-      </w:hyperlink>
+      <w:r>
+        <w:rPr>
+          <w:rtl/>
+          <w:cs/>
+          <w:lang w:val="ar_AE" w:bidi="ar_AE"/>
+        </w:rPr>
+        <w:t>لوقا 1: 1–4</w:t>
+      </w:r>
       <w:r>
         <w:rPr>
           <w:rtl/>
@@ -2011,20 +1657,14 @@
         </w:rPr>
         <w:t xml:space="preserve">؛ </w:t>
       </w:r>
-      <w:hyperlink r:id="rId64">
-        <w:r>
-          <w:rPr>
-            <w:rtl/>
-            <w:cs/>
-            <w:lang w:val="ar_AE" w:bidi="ar_AE"/>
-          </w:rPr>
-          <w:rPr>
-            <w:color w:val="0000EE"/>
-            <w:u w:val="single"/>
-          </w:rPr>
-          <w:t>أعمال الرسل 1: 1–2</w:t>
-        </w:r>
-      </w:hyperlink>
+      <w:r>
+        <w:rPr>
+          <w:rtl/>
+          <w:cs/>
+          <w:lang w:val="ar_AE" w:bidi="ar_AE"/>
+        </w:rPr>
+        <w:t>أعمال الرسل 1: 1–2</w:t>
+      </w:r>
       <w:r>
         <w:rPr>
           <w:rtl/>
@@ -2033,20 +1673,14 @@
         </w:rPr>
         <w:t>). كتَبَ لوقا إنجيل لوقا وأعمال الرسل إلى ثاؤفيلس (</w:t>
       </w:r>
-      <w:hyperlink r:id="rId65">
-        <w:r>
-          <w:rPr>
-            <w:rtl/>
-            <w:cs/>
-            <w:lang w:val="ar_AE" w:bidi="ar_AE"/>
-          </w:rPr>
-          <w:rPr>
-            <w:color w:val="0000EE"/>
-            <w:u w:val="single"/>
-          </w:rPr>
-          <w:t>لوقا 1: 3</w:t>
-        </w:r>
-      </w:hyperlink>
+      <w:r>
+        <w:rPr>
+          <w:rtl/>
+          <w:cs/>
+          <w:lang w:val="ar_AE" w:bidi="ar_AE"/>
+        </w:rPr>
+        <w:t>لوقا 1: 3</w:t>
+      </w:r>
       <w:r>
         <w:rPr>
           <w:rtl/>
@@ -2055,20 +1689,14 @@
         </w:rPr>
         <w:t xml:space="preserve">؛ </w:t>
       </w:r>
-      <w:hyperlink r:id="rId66">
-        <w:r>
-          <w:rPr>
-            <w:rtl/>
-            <w:cs/>
-            <w:lang w:val="ar_AE" w:bidi="ar_AE"/>
-          </w:rPr>
-          <w:rPr>
-            <w:color w:val="0000EE"/>
-            <w:u w:val="single"/>
-          </w:rPr>
-          <w:t>أعمال الرسل 1: 1</w:t>
-        </w:r>
-      </w:hyperlink>
+      <w:r>
+        <w:rPr>
+          <w:rtl/>
+          <w:cs/>
+          <w:lang w:val="ar_AE" w:bidi="ar_AE"/>
+        </w:rPr>
+        <w:t>أعمال الرسل 1: 1</w:t>
+      </w:r>
       <w:r>
         <w:rPr>
           <w:rtl/>
@@ -2077,20 +1705,14 @@
         </w:rPr>
         <w:t>)، الذي يعني اسمه "مُحب الله". يُوصف ثاؤفيلس بلقب "العزيز" (</w:t>
       </w:r>
-      <w:hyperlink r:id="rId65">
-        <w:r>
-          <w:rPr>
-            <w:rtl/>
-            <w:cs/>
-            <w:lang w:val="ar_AE" w:bidi="ar_AE"/>
-          </w:rPr>
-          <w:rPr>
-            <w:color w:val="0000EE"/>
-            <w:u w:val="single"/>
-          </w:rPr>
-          <w:t>لوقا 1: 3</w:t>
-        </w:r>
-      </w:hyperlink>
+      <w:r>
+        <w:rPr>
+          <w:rtl/>
+          <w:cs/>
+          <w:lang w:val="ar_AE" w:bidi="ar_AE"/>
+        </w:rPr>
+        <w:t>لوقا 1: 3</w:t>
+      </w:r>
       <w:r>
         <w:rPr>
           <w:rtl/>
@@ -2099,20 +1721,14 @@
         </w:rPr>
         <w:t>)، الذي يُستخدم في مواضع أخرى للحكام الرومان مثل فيلكس وفستوس (</w:t>
       </w:r>
-      <w:hyperlink r:id="rId67">
-        <w:r>
-          <w:rPr>
-            <w:rtl/>
-            <w:cs/>
-            <w:lang w:val="ar_AE" w:bidi="ar_AE"/>
-          </w:rPr>
-          <w:rPr>
-            <w:color w:val="0000EE"/>
-            <w:u w:val="single"/>
-          </w:rPr>
-          <w:t>۲۳: ۲٦</w:t>
-        </w:r>
-      </w:hyperlink>
+      <w:r>
+        <w:rPr>
+          <w:rtl/>
+          <w:cs/>
+          <w:lang w:val="ar_AE" w:bidi="ar_AE"/>
+        </w:rPr>
+        <w:t>۲۳: ۲٦</w:t>
+      </w:r>
       <w:r>
         <w:rPr>
           <w:rtl/>
@@ -2121,20 +1737,14 @@
         </w:rPr>
         <w:t xml:space="preserve">؛ </w:t>
       </w:r>
-      <w:hyperlink r:id="rId68">
-        <w:r>
-          <w:rPr>
-            <w:rtl/>
-            <w:cs/>
-            <w:lang w:val="ar_AE" w:bidi="ar_AE"/>
-          </w:rPr>
-          <w:rPr>
-            <w:color w:val="0000EE"/>
-            <w:u w:val="single"/>
-          </w:rPr>
-          <w:t>۲٤: ۲–۳</w:t>
-        </w:r>
-      </w:hyperlink>
+      <w:r>
+        <w:rPr>
+          <w:rtl/>
+          <w:cs/>
+          <w:lang w:val="ar_AE" w:bidi="ar_AE"/>
+        </w:rPr>
+        <w:t>۲٤: ۲–۳</w:t>
+      </w:r>
       <w:r>
         <w:rPr>
           <w:rtl/>
@@ -2143,20 +1753,14 @@
         </w:rPr>
         <w:t xml:space="preserve">؛ </w:t>
       </w:r>
-      <w:hyperlink r:id="rId69">
-        <w:r>
-          <w:rPr>
-            <w:rtl/>
-            <w:cs/>
-            <w:lang w:val="ar_AE" w:bidi="ar_AE"/>
-          </w:rPr>
-          <w:rPr>
-            <w:color w:val="0000EE"/>
-            <w:u w:val="single"/>
-          </w:rPr>
-          <w:t>۲٦: ۲٥</w:t>
-        </w:r>
-      </w:hyperlink>
+      <w:r>
+        <w:rPr>
+          <w:rtl/>
+          <w:cs/>
+          <w:lang w:val="ar_AE" w:bidi="ar_AE"/>
+        </w:rPr>
+        <w:t>۲٦: ۲٥</w:t>
+      </w:r>
       <w:r>
         <w:rPr>
           <w:rtl/>
@@ -2165,20 +1769,14 @@
         </w:rPr>
         <w:t>). ربما كان ثاؤفيلس يرعى لوقا ويقدِّم له هبات. كما كان أمميًا تلقى تعليمًا مسيحيًا‎ (</w:t>
       </w:r>
-      <w:hyperlink r:id="rId70">
-        <w:r>
-          <w:rPr>
-            <w:rtl/>
-            <w:cs/>
-            <w:lang w:val="ar_AE" w:bidi="ar_AE"/>
-          </w:rPr>
-          <w:rPr>
-            <w:color w:val="0000EE"/>
-            <w:u w:val="single"/>
-          </w:rPr>
-          <w:t>لوقا 1: 4</w:t>
-        </w:r>
-      </w:hyperlink>
+      <w:r>
+        <w:rPr>
+          <w:rtl/>
+          <w:cs/>
+          <w:lang w:val="ar_AE" w:bidi="ar_AE"/>
+        </w:rPr>
+        <w:t>لوقا 1: 4</w:t>
+      </w:r>
       <w:r>
         <w:rPr>
           <w:rtl/>
@@ -2187,20 +1785,14 @@
         </w:rPr>
         <w:t>). أراد لوقا أن يتمتع ثاؤفيلس مع الآخرين بفهم دقيق للإيمان المسيحي، وانتشاره في عالم البحر الأبيض المتوسط، ليمكنه أن يعرف "صِحَّةَ الْكَلاَمِ" المتعلق بالمسيحية (</w:t>
       </w:r>
-      <w:hyperlink r:id="rId70">
-        <w:r>
-          <w:rPr>
-            <w:rtl/>
-            <w:cs/>
-            <w:lang w:val="ar_AE" w:bidi="ar_AE"/>
-          </w:rPr>
-          <w:rPr>
-            <w:color w:val="0000EE"/>
-            <w:u w:val="single"/>
-          </w:rPr>
-          <w:t>لوقا 1: 4</w:t>
-        </w:r>
-      </w:hyperlink>
+      <w:r>
+        <w:rPr>
+          <w:rtl/>
+          <w:cs/>
+          <w:lang w:val="ar_AE" w:bidi="ar_AE"/>
+        </w:rPr>
+        <w:t>لوقا 1: 4</w:t>
+      </w:r>
       <w:r>
         <w:rPr>
           <w:rtl/>
@@ -2243,20 +1835,14 @@
         </w:rPr>
         <w:t xml:space="preserve">تُقدَّم مادة سِفر أعمال الرسل بعناية ودقة (مثل </w:t>
       </w:r>
-      <w:hyperlink r:id="rId71">
-        <w:r>
-          <w:rPr>
-            <w:rtl/>
-            <w:cs/>
-            <w:lang w:val="ar_AE" w:bidi="ar_AE"/>
-          </w:rPr>
-          <w:rPr>
-            <w:color w:val="0000EE"/>
-            <w:u w:val="single"/>
-          </w:rPr>
-          <w:t>11: 28</w:t>
-        </w:r>
-      </w:hyperlink>
+      <w:r>
+        <w:rPr>
+          <w:rtl/>
+          <w:cs/>
+          <w:lang w:val="ar_AE" w:bidi="ar_AE"/>
+        </w:rPr>
+        <w:t>11: 28</w:t>
+      </w:r>
       <w:r>
         <w:rPr>
           <w:rtl/>
@@ -2265,20 +1851,14 @@
         </w:rPr>
         <w:t xml:space="preserve">؛ </w:t>
       </w:r>
-      <w:hyperlink r:id="rId72">
-        <w:r>
-          <w:rPr>
-            <w:rtl/>
-            <w:cs/>
-            <w:lang w:val="ar_AE" w:bidi="ar_AE"/>
-          </w:rPr>
-          <w:rPr>
-            <w:color w:val="0000EE"/>
-            <w:u w:val="single"/>
-          </w:rPr>
-          <w:t>18: 2</w:t>
-        </w:r>
-      </w:hyperlink>
+      <w:r>
+        <w:rPr>
+          <w:rtl/>
+          <w:cs/>
+          <w:lang w:val="ar_AE" w:bidi="ar_AE"/>
+        </w:rPr>
+        <w:t>18: 2</w:t>
+      </w:r>
       <w:r>
         <w:rPr>
           <w:rtl/>
@@ -2287,20 +1867,14 @@
         </w:rPr>
         <w:t xml:space="preserve">) ودومًا ما يؤكد علم الآثار والجغرافيا والدراسات ذات الصلة دقة المعلومات الواردة فيه. لقد جَمَع لوقا بين الدقة التاريخية والتفاصيل مع موهبته في تقديم أوصاف واضحة ومؤثرة (مثل: </w:t>
       </w:r>
-      <w:hyperlink r:id="rId73">
-        <w:r>
-          <w:rPr>
-            <w:rtl/>
-            <w:cs/>
-            <w:lang w:val="ar_AE" w:bidi="ar_AE"/>
-          </w:rPr>
-          <w:rPr>
-            <w:color w:val="0000EE"/>
-            <w:u w:val="single"/>
-          </w:rPr>
-          <w:t>٥: ۱۷–۳۲</w:t>
-        </w:r>
-      </w:hyperlink>
+      <w:r>
+        <w:rPr>
+          <w:rtl/>
+          <w:cs/>
+          <w:lang w:val="ar_AE" w:bidi="ar_AE"/>
+        </w:rPr>
+        <w:t>٥: ۱۷–۳۲</w:t>
+      </w:r>
       <w:r>
         <w:rPr>
           <w:rtl/>
@@ -2309,20 +1883,14 @@
         </w:rPr>
         <w:t xml:space="preserve">؛ </w:t>
       </w:r>
-      <w:hyperlink r:id="rId74">
-        <w:r>
-          <w:rPr>
-            <w:rtl/>
-            <w:cs/>
-            <w:lang w:val="ar_AE" w:bidi="ar_AE"/>
-          </w:rPr>
-          <w:rPr>
-            <w:color w:val="0000EE"/>
-            <w:u w:val="single"/>
-          </w:rPr>
-          <w:t>۱۲: ۱–۱۷</w:t>
-        </w:r>
-      </w:hyperlink>
+      <w:r>
+        <w:rPr>
+          <w:rtl/>
+          <w:cs/>
+          <w:lang w:val="ar_AE" w:bidi="ar_AE"/>
+        </w:rPr>
+        <w:t>۱۲: ۱–۱۷</w:t>
+      </w:r>
       <w:r>
         <w:rPr>
           <w:rtl/>
@@ -2331,20 +1899,14 @@
         </w:rPr>
         <w:t xml:space="preserve">؛ </w:t>
       </w:r>
-      <w:hyperlink r:id="rId75">
-        <w:r>
-          <w:rPr>
-            <w:rtl/>
-            <w:cs/>
-            <w:lang w:val="ar_AE" w:bidi="ar_AE"/>
-          </w:rPr>
-          <w:rPr>
-            <w:color w:val="0000EE"/>
-            <w:u w:val="single"/>
-          </w:rPr>
-          <w:t>۱٤: ۸–۲۰؛</w:t>
-        </w:r>
-      </w:hyperlink>
+      <w:r>
+        <w:rPr>
+          <w:rtl/>
+          <w:cs/>
+          <w:lang w:val="ar_AE" w:bidi="ar_AE"/>
+        </w:rPr>
+        <w:t>۱٤: ۸–۲۰؛</w:t>
+      </w:r>
       <w:r>
         <w:rPr>
           <w:rtl/>
@@ -2353,20 +1915,14 @@
         </w:rPr>
         <w:t xml:space="preserve">؛ </w:t>
       </w:r>
-      <w:hyperlink r:id="rId76">
-        <w:r>
-          <w:rPr>
-            <w:rtl/>
-            <w:cs/>
-            <w:lang w:val="ar_AE" w:bidi="ar_AE"/>
-          </w:rPr>
-          <w:rPr>
-            <w:color w:val="0000EE"/>
-            <w:u w:val="single"/>
-          </w:rPr>
-          <w:t>۱٦: ۱۱–٤۰</w:t>
-        </w:r>
-      </w:hyperlink>
+      <w:r>
+        <w:rPr>
+          <w:rtl/>
+          <w:cs/>
+          <w:lang w:val="ar_AE" w:bidi="ar_AE"/>
+        </w:rPr>
+        <w:t>۱٦: ۱۱–٤۰</w:t>
+      </w:r>
       <w:r>
         <w:rPr>
           <w:rtl/>
@@ -2375,20 +1931,14 @@
         </w:rPr>
         <w:t xml:space="preserve">؛ </w:t>
       </w:r>
-      <w:hyperlink r:id="rId77">
-        <w:r>
-          <w:rPr>
-            <w:rtl/>
-            <w:cs/>
-            <w:lang w:val="ar_AE" w:bidi="ar_AE"/>
-          </w:rPr>
-          <w:rPr>
-            <w:color w:val="0000EE"/>
-            <w:u w:val="single"/>
-          </w:rPr>
-          <w:t>۲۷: ۱–٤٤</w:t>
-        </w:r>
-      </w:hyperlink>
+      <w:r>
+        <w:rPr>
+          <w:rtl/>
+          <w:cs/>
+          <w:lang w:val="ar_AE" w:bidi="ar_AE"/>
+        </w:rPr>
+        <w:t>۲۷: ۱–٤٤</w:t>
+      </w:r>
       <w:r>
         <w:rPr>
           <w:rtl/>
@@ -2417,20 +1967,14 @@
         </w:rPr>
         <w:t>تتخلل سِفر أعمال الرسل العظات القوية التي وعظ بها بطرس واستفانوس ويعقوب وبولس (</w:t>
       </w:r>
-      <w:hyperlink r:id="rId78">
-        <w:r>
-          <w:rPr>
-            <w:rtl/>
-            <w:cs/>
-            <w:lang w:val="ar_AE" w:bidi="ar_AE"/>
-          </w:rPr>
-          <w:rPr>
-            <w:color w:val="0000EE"/>
-            <w:u w:val="single"/>
-          </w:rPr>
-          <w:t>۲: ۱٤–٤۰</w:t>
-        </w:r>
-      </w:hyperlink>
+      <w:r>
+        <w:rPr>
+          <w:rtl/>
+          <w:cs/>
+          <w:lang w:val="ar_AE" w:bidi="ar_AE"/>
+        </w:rPr>
+        <w:t>۲: ۱٤–٤۰</w:t>
+      </w:r>
       <w:r>
         <w:rPr>
           <w:rtl/>
@@ -2439,20 +1983,14 @@
         </w:rPr>
         <w:t xml:space="preserve">؛ </w:t>
       </w:r>
-      <w:hyperlink r:id="rId47">
-        <w:r>
-          <w:rPr>
-            <w:rtl/>
-            <w:cs/>
-            <w:lang w:val="ar_AE" w:bidi="ar_AE"/>
-          </w:rPr>
-          <w:rPr>
-            <w:color w:val="0000EE"/>
-            <w:u w:val="single"/>
-          </w:rPr>
-          <w:t>۷: ۲–٥۳</w:t>
-        </w:r>
-      </w:hyperlink>
+      <w:r>
+        <w:rPr>
+          <w:rtl/>
+          <w:cs/>
+          <w:lang w:val="ar_AE" w:bidi="ar_AE"/>
+        </w:rPr>
+        <w:t>۷: ۲–٥۳</w:t>
+      </w:r>
       <w:r>
         <w:rPr>
           <w:rtl/>
@@ -2461,20 +1999,14 @@
         </w:rPr>
         <w:t xml:space="preserve">؛ </w:t>
       </w:r>
-      <w:hyperlink r:id="rId79">
-        <w:r>
-          <w:rPr>
-            <w:rtl/>
-            <w:cs/>
-            <w:lang w:val="ar_AE" w:bidi="ar_AE"/>
-          </w:rPr>
-          <w:rPr>
-            <w:color w:val="0000EE"/>
-            <w:u w:val="single"/>
-          </w:rPr>
-          <w:t>۱٥: ۱۳–۲۱</w:t>
-        </w:r>
-      </w:hyperlink>
+      <w:r>
+        <w:rPr>
+          <w:rtl/>
+          <w:cs/>
+          <w:lang w:val="ar_AE" w:bidi="ar_AE"/>
+        </w:rPr>
+        <w:t>۱٥: ۱۳–۲۱</w:t>
+      </w:r>
       <w:r>
         <w:rPr>
           <w:rtl/>
@@ -2483,20 +2015,14 @@
         </w:rPr>
         <w:t xml:space="preserve">؛ </w:t>
       </w:r>
-      <w:hyperlink r:id="rId80">
-        <w:r>
-          <w:rPr>
-            <w:rtl/>
-            <w:cs/>
-            <w:lang w:val="ar_AE" w:bidi="ar_AE"/>
-          </w:rPr>
-          <w:rPr>
-            <w:color w:val="0000EE"/>
-            <w:u w:val="single"/>
-          </w:rPr>
-          <w:t>۲۲: ۳–۲۱</w:t>
-        </w:r>
-      </w:hyperlink>
+      <w:r>
+        <w:rPr>
+          <w:rtl/>
+          <w:cs/>
+          <w:lang w:val="ar_AE" w:bidi="ar_AE"/>
+        </w:rPr>
+        <w:t>۲۲: ۳–۲۱</w:t>
+      </w:r>
       <w:r>
         <w:rPr>
           <w:rtl/>
@@ -2505,20 +2031,14 @@
         </w:rPr>
         <w:t>). تناسِب الأساليب الأدبية المتنوعة في سِفر أعمال الرسل الأوضاع الثقافية ببراعة. فلعظة بطرس في يوم الخمسين طابع يهودي قوي (</w:t>
       </w:r>
-      <w:hyperlink r:id="rId78">
-        <w:r>
-          <w:rPr>
-            <w:rtl/>
-            <w:cs/>
-            <w:lang w:val="ar_AE" w:bidi="ar_AE"/>
-          </w:rPr>
-          <w:rPr>
-            <w:color w:val="0000EE"/>
-            <w:u w:val="single"/>
-          </w:rPr>
-          <w:t>۲: ۱٤–٤۰</w:t>
-        </w:r>
-      </w:hyperlink>
+      <w:r>
+        <w:rPr>
+          <w:rtl/>
+          <w:cs/>
+          <w:lang w:val="ar_AE" w:bidi="ar_AE"/>
+        </w:rPr>
+        <w:t>۲: ۱٤–٤۰</w:t>
+      </w:r>
       <w:r>
         <w:rPr>
           <w:rtl/>
@@ -2527,20 +2047,14 @@
         </w:rPr>
         <w:t>)، بينما استخدم بولس في عظته أمام الفلاسفة اليونانيين المثقفين في أثينا أشكالًا من الخطابة اليونانية (</w:t>
       </w:r>
-      <w:hyperlink r:id="rId81">
-        <w:r>
-          <w:rPr>
-            <w:rtl/>
-            <w:cs/>
-            <w:lang w:val="ar_AE" w:bidi="ar_AE"/>
-          </w:rPr>
-          <w:rPr>
-            <w:color w:val="0000EE"/>
-            <w:u w:val="single"/>
-          </w:rPr>
-          <w:t>17: 22–31</w:t>
-        </w:r>
-      </w:hyperlink>
+      <w:r>
+        <w:rPr>
+          <w:rtl/>
+          <w:cs/>
+          <w:lang w:val="ar_AE" w:bidi="ar_AE"/>
+        </w:rPr>
+        <w:t>17: 22–31</w:t>
+      </w:r>
       <w:r>
         <w:rPr>
           <w:rtl/>
@@ -2583,20 +2097,14 @@
         </w:rPr>
         <w:t>يُظهر سِفر أعمال الرسل أن الإيمان المسيحي يتمِّم حقًا وعود الله في الأسفار المقدَّسة العبرية (</w:t>
       </w:r>
-      <w:hyperlink r:id="rId82">
-        <w:r>
-          <w:rPr>
-            <w:rtl/>
-            <w:cs/>
-            <w:lang w:val="ar_AE" w:bidi="ar_AE"/>
-          </w:rPr>
-          <w:rPr>
-            <w:color w:val="0000EE"/>
-            <w:u w:val="single"/>
-          </w:rPr>
-          <w:t>۲: ۱٦–۳٦؛</w:t>
-        </w:r>
-      </w:hyperlink>
+      <w:r>
+        <w:rPr>
+          <w:rtl/>
+          <w:cs/>
+          <w:lang w:val="ar_AE" w:bidi="ar_AE"/>
+        </w:rPr>
+        <w:t>۲: ۱٦–۳٦؛</w:t>
+      </w:r>
       <w:r>
         <w:rPr>
           <w:rtl/>
@@ -2605,20 +2113,14 @@
         </w:rPr>
         <w:t xml:space="preserve">؛ </w:t>
       </w:r>
-      <w:hyperlink r:id="rId83">
-        <w:r>
-          <w:rPr>
-            <w:rtl/>
-            <w:cs/>
-            <w:lang w:val="ar_AE" w:bidi="ar_AE"/>
-          </w:rPr>
-          <w:rPr>
-            <w:color w:val="0000EE"/>
-            <w:u w:val="single"/>
-          </w:rPr>
-          <w:t>٤: ۱۱–۱۲</w:t>
-        </w:r>
-      </w:hyperlink>
+      <w:r>
+        <w:rPr>
+          <w:rtl/>
+          <w:cs/>
+          <w:lang w:val="ar_AE" w:bidi="ar_AE"/>
+        </w:rPr>
+        <w:t>٤: ۱۱–۱۲</w:t>
+      </w:r>
       <w:r>
         <w:rPr>
           <w:rtl/>
@@ -2627,20 +2129,14 @@
         </w:rPr>
         <w:t xml:space="preserve">؛ </w:t>
       </w:r>
-      <w:hyperlink r:id="rId84">
-        <w:r>
-          <w:rPr>
-            <w:rtl/>
-            <w:cs/>
-            <w:lang w:val="ar_AE" w:bidi="ar_AE"/>
-          </w:rPr>
-          <w:rPr>
-            <w:color w:val="0000EE"/>
-            <w:u w:val="single"/>
-          </w:rPr>
-          <w:t>۱۰: ٤۲–٤۳</w:t>
-        </w:r>
-      </w:hyperlink>
+      <w:r>
+        <w:rPr>
+          <w:rtl/>
+          <w:cs/>
+          <w:lang w:val="ar_AE" w:bidi="ar_AE"/>
+        </w:rPr>
+        <w:t>۱۰: ٤۲–٤۳</w:t>
+      </w:r>
       <w:r>
         <w:rPr>
           <w:rtl/>
@@ -2649,20 +2145,14 @@
         </w:rPr>
         <w:t xml:space="preserve">؛ </w:t>
       </w:r>
-      <w:hyperlink r:id="rId85">
-        <w:r>
-          <w:rPr>
-            <w:rtl/>
-            <w:cs/>
-            <w:lang w:val="ar_AE" w:bidi="ar_AE"/>
-          </w:rPr>
-          <w:rPr>
-            <w:color w:val="0000EE"/>
-            <w:u w:val="single"/>
-          </w:rPr>
-          <w:t>۱۳: ۱٦–٤۱</w:t>
-        </w:r>
-      </w:hyperlink>
+      <w:r>
+        <w:rPr>
+          <w:rtl/>
+          <w:cs/>
+          <w:lang w:val="ar_AE" w:bidi="ar_AE"/>
+        </w:rPr>
+        <w:t>۱۳: ۱٦–٤۱</w:t>
+      </w:r>
       <w:r>
         <w:rPr>
           <w:rtl/>
@@ -2671,20 +2161,14 @@
         </w:rPr>
         <w:t xml:space="preserve">؛ </w:t>
       </w:r>
-      <w:hyperlink r:id="rId86">
-        <w:r>
-          <w:rPr>
-            <w:rtl/>
-            <w:cs/>
-            <w:lang w:val="ar_AE" w:bidi="ar_AE"/>
-          </w:rPr>
-          <w:rPr>
-            <w:color w:val="0000EE"/>
-            <w:u w:val="single"/>
-          </w:rPr>
-          <w:t>۱۷: ۳۰–۳۱</w:t>
-        </w:r>
-      </w:hyperlink>
+      <w:r>
+        <w:rPr>
+          <w:rtl/>
+          <w:cs/>
+          <w:lang w:val="ar_AE" w:bidi="ar_AE"/>
+        </w:rPr>
+        <w:t>۱۷: ۳۰–۳۱</w:t>
+      </w:r>
       <w:r>
         <w:rPr>
           <w:rtl/>
@@ -2693,20 +2177,14 @@
         </w:rPr>
         <w:t xml:space="preserve">؛ وانظر </w:t>
       </w:r>
-      <w:hyperlink r:id="rId87">
-        <w:r>
-          <w:rPr>
-            <w:rtl/>
-            <w:cs/>
-            <w:lang w:val="ar_AE" w:bidi="ar_AE"/>
-          </w:rPr>
-          <w:rPr>
-            <w:color w:val="0000EE"/>
-            <w:u w:val="single"/>
-          </w:rPr>
-          <w:t>لوقا ۲٤: ۲٥–۲۷</w:t>
-        </w:r>
-      </w:hyperlink>
+      <w:r>
+        <w:rPr>
+          <w:rtl/>
+          <w:cs/>
+          <w:lang w:val="ar_AE" w:bidi="ar_AE"/>
+        </w:rPr>
+        <w:t>لوقا ۲٤: ۲٥–۲۷</w:t>
+      </w:r>
       <w:r>
         <w:rPr>
           <w:rtl/>
@@ -2715,20 +2193,14 @@
         </w:rPr>
         <w:t xml:space="preserve">، </w:t>
       </w:r>
-      <w:hyperlink r:id="rId88">
-        <w:r>
-          <w:rPr>
-            <w:rtl/>
-            <w:cs/>
-            <w:lang w:val="ar_AE" w:bidi="ar_AE"/>
-          </w:rPr>
-          <w:rPr>
-            <w:color w:val="0000EE"/>
-            <w:u w:val="single"/>
-          </w:rPr>
-          <w:t>٤٤–٤۷</w:t>
-        </w:r>
-      </w:hyperlink>
+      <w:r>
+        <w:rPr>
+          <w:rtl/>
+          <w:cs/>
+          <w:lang w:val="ar_AE" w:bidi="ar_AE"/>
+        </w:rPr>
+        <w:t>٤٤–٤۷</w:t>
+      </w:r>
       <w:r>
         <w:rPr>
           <w:rtl/>
@@ -2737,20 +2209,14 @@
         </w:rPr>
         <w:t>). كما يوضح أن المسيح حقق الخلاص (</w:t>
       </w:r>
-      <w:hyperlink r:id="rId89">
-        <w:r>
-          <w:rPr>
-            <w:rtl/>
-            <w:cs/>
-            <w:lang w:val="ar_AE" w:bidi="ar_AE"/>
-          </w:rPr>
-          <w:rPr>
-            <w:color w:val="0000EE"/>
-            <w:u w:val="single"/>
-          </w:rPr>
-          <w:t>۸: ۳٥</w:t>
-        </w:r>
-      </w:hyperlink>
+      <w:r>
+        <w:rPr>
+          <w:rtl/>
+          <w:cs/>
+          <w:lang w:val="ar_AE" w:bidi="ar_AE"/>
+        </w:rPr>
+        <w:t>۸: ۳٥</w:t>
+      </w:r>
       <w:r>
         <w:rPr>
           <w:rtl/>
@@ -2759,20 +2225,14 @@
         </w:rPr>
         <w:t xml:space="preserve">؛ </w:t>
       </w:r>
-      <w:hyperlink r:id="rId90">
-        <w:r>
-          <w:rPr>
-            <w:rtl/>
-            <w:cs/>
-            <w:lang w:val="ar_AE" w:bidi="ar_AE"/>
-          </w:rPr>
-          <w:rPr>
-            <w:color w:val="0000EE"/>
-            <w:u w:val="single"/>
-          </w:rPr>
-          <w:t>۱۰: ۳٦</w:t>
-        </w:r>
-      </w:hyperlink>
+      <w:r>
+        <w:rPr>
+          <w:rtl/>
+          <w:cs/>
+          <w:lang w:val="ar_AE" w:bidi="ar_AE"/>
+        </w:rPr>
+        <w:t>۱۰: ۳٦</w:t>
+      </w:r>
       <w:r>
         <w:rPr>
           <w:rtl/>
@@ -2781,20 +2241,14 @@
         </w:rPr>
         <w:t xml:space="preserve">؛ </w:t>
       </w:r>
-      <w:hyperlink r:id="rId91">
-        <w:r>
-          <w:rPr>
-            <w:rtl/>
-            <w:cs/>
-            <w:lang w:val="ar_AE" w:bidi="ar_AE"/>
-          </w:rPr>
-          <w:rPr>
-            <w:color w:val="0000EE"/>
-            <w:u w:val="single"/>
-          </w:rPr>
-          <w:t>۱٦: ۱۷</w:t>
-        </w:r>
-      </w:hyperlink>
+      <w:r>
+        <w:rPr>
+          <w:rtl/>
+          <w:cs/>
+          <w:lang w:val="ar_AE" w:bidi="ar_AE"/>
+        </w:rPr>
+        <w:t>۱٦: ۱۷</w:t>
+      </w:r>
       <w:r>
         <w:rPr>
           <w:rtl/>
@@ -2803,20 +2257,14 @@
         </w:rPr>
         <w:t xml:space="preserve">، </w:t>
       </w:r>
-      <w:hyperlink r:id="rId15">
-        <w:r>
-          <w:rPr>
-            <w:rtl/>
-            <w:cs/>
-            <w:lang w:val="ar_AE" w:bidi="ar_AE"/>
-          </w:rPr>
-          <w:rPr>
-            <w:color w:val="0000EE"/>
-            <w:u w:val="single"/>
-          </w:rPr>
-          <w:t>۳۰–۳۱</w:t>
-        </w:r>
-      </w:hyperlink>
+      <w:r>
+        <w:rPr>
+          <w:rtl/>
+          <w:cs/>
+          <w:lang w:val="ar_AE" w:bidi="ar_AE"/>
+        </w:rPr>
+        <w:t>۳۰–۳۱</w:t>
+      </w:r>
       <w:r>
         <w:rPr>
           <w:rtl/>
@@ -2825,20 +2273,14 @@
         </w:rPr>
         <w:t>)، وأن الصلاة تعجِّل ملكوت الله (</w:t>
       </w:r>
-      <w:hyperlink r:id="rId92">
-        <w:r>
-          <w:rPr>
-            <w:rtl/>
-            <w:cs/>
-            <w:lang w:val="ar_AE" w:bidi="ar_AE"/>
-          </w:rPr>
-          <w:rPr>
-            <w:color w:val="0000EE"/>
-            <w:u w:val="single"/>
-          </w:rPr>
-          <w:t>۱: ۱۲–۱٥</w:t>
-        </w:r>
-      </w:hyperlink>
+      <w:r>
+        <w:rPr>
+          <w:rtl/>
+          <w:cs/>
+          <w:lang w:val="ar_AE" w:bidi="ar_AE"/>
+        </w:rPr>
+        <w:t>۱: ۱۲–۱٥</w:t>
+      </w:r>
       <w:r>
         <w:rPr>
           <w:rtl/>
@@ -2847,20 +2289,14 @@
         </w:rPr>
         <w:t xml:space="preserve">؛ </w:t>
       </w:r>
-      <w:hyperlink r:id="rId93">
-        <w:r>
-          <w:rPr>
-            <w:rtl/>
-            <w:cs/>
-            <w:lang w:val="ar_AE" w:bidi="ar_AE"/>
-          </w:rPr>
-          <w:rPr>
-            <w:color w:val="0000EE"/>
-            <w:u w:val="single"/>
-          </w:rPr>
-          <w:t>۲: ۱–٤</w:t>
-        </w:r>
-      </w:hyperlink>
+      <w:r>
+        <w:rPr>
+          <w:rtl/>
+          <w:cs/>
+          <w:lang w:val="ar_AE" w:bidi="ar_AE"/>
+        </w:rPr>
+        <w:t>۲: ۱–٤</w:t>
+      </w:r>
       <w:r>
         <w:rPr>
           <w:rtl/>
@@ -2869,20 +2305,14 @@
         </w:rPr>
         <w:t xml:space="preserve">؛ </w:t>
       </w:r>
-      <w:hyperlink r:id="rId94">
-        <w:r>
-          <w:rPr>
-            <w:rtl/>
-            <w:cs/>
-            <w:lang w:val="ar_AE" w:bidi="ar_AE"/>
-          </w:rPr>
-          <w:rPr>
-            <w:color w:val="0000EE"/>
-            <w:u w:val="single"/>
-          </w:rPr>
-          <w:t>٤: ۲٤–۳۱</w:t>
-        </w:r>
-      </w:hyperlink>
+      <w:r>
+        <w:rPr>
+          <w:rtl/>
+          <w:cs/>
+          <w:lang w:val="ar_AE" w:bidi="ar_AE"/>
+        </w:rPr>
+        <w:t>٤: ۲٤–۳۱</w:t>
+      </w:r>
       <w:r>
         <w:rPr>
           <w:rtl/>
@@ -2891,20 +2321,14 @@
         </w:rPr>
         <w:t xml:space="preserve">؛ </w:t>
       </w:r>
-      <w:hyperlink r:id="rId95">
-        <w:r>
-          <w:rPr>
-            <w:rtl/>
-            <w:cs/>
-            <w:lang w:val="ar_AE" w:bidi="ar_AE"/>
-          </w:rPr>
-          <w:rPr>
-            <w:color w:val="0000EE"/>
-            <w:u w:val="single"/>
-          </w:rPr>
-          <w:t>۱۲: ٥</w:t>
-        </w:r>
-      </w:hyperlink>
+      <w:r>
+        <w:rPr>
+          <w:rtl/>
+          <w:cs/>
+          <w:lang w:val="ar_AE" w:bidi="ar_AE"/>
+        </w:rPr>
+        <w:t>۱۲: ٥</w:t>
+      </w:r>
       <w:r>
         <w:rPr>
           <w:rtl/>
@@ -2913,20 +2337,14 @@
         </w:rPr>
         <w:t>)، وأن الروح القدس ينشِّط شعب الله ويُعدُّه ليؤدي إرساليته (</w:t>
       </w:r>
-      <w:hyperlink r:id="rId20">
-        <w:r>
-          <w:rPr>
-            <w:rtl/>
-            <w:cs/>
-            <w:lang w:val="ar_AE" w:bidi="ar_AE"/>
-          </w:rPr>
-          <w:rPr>
-            <w:color w:val="0000EE"/>
-            <w:u w:val="single"/>
-          </w:rPr>
-          <w:t>۱: ۸</w:t>
-        </w:r>
-      </w:hyperlink>
+      <w:r>
+        <w:rPr>
+          <w:rtl/>
+          <w:cs/>
+          <w:lang w:val="ar_AE" w:bidi="ar_AE"/>
+        </w:rPr>
+        <w:t>۱: ۸</w:t>
+      </w:r>
       <w:r>
         <w:rPr>
           <w:rtl/>
@@ -2935,20 +2353,14 @@
         </w:rPr>
         <w:t xml:space="preserve">؛ </w:t>
       </w:r>
-      <w:hyperlink r:id="rId96">
-        <w:r>
-          <w:rPr>
-            <w:rtl/>
-            <w:cs/>
-            <w:lang w:val="ar_AE" w:bidi="ar_AE"/>
-          </w:rPr>
-          <w:rPr>
-            <w:color w:val="0000EE"/>
-            <w:u w:val="single"/>
-          </w:rPr>
-          <w:t>٤: ۸</w:t>
-        </w:r>
-      </w:hyperlink>
+      <w:r>
+        <w:rPr>
+          <w:rtl/>
+          <w:cs/>
+          <w:lang w:val="ar_AE" w:bidi="ar_AE"/>
+        </w:rPr>
+        <w:t>٤: ۸</w:t>
+      </w:r>
       <w:r>
         <w:rPr>
           <w:rtl/>
@@ -2957,20 +2369,14 @@
         </w:rPr>
         <w:t xml:space="preserve">، </w:t>
       </w:r>
-      <w:hyperlink r:id="rId97">
-        <w:r>
-          <w:rPr>
-            <w:rtl/>
-            <w:cs/>
-            <w:lang w:val="ar_AE" w:bidi="ar_AE"/>
-          </w:rPr>
-          <w:rPr>
-            <w:color w:val="0000EE"/>
-            <w:u w:val="single"/>
-          </w:rPr>
-          <w:t>۳۱</w:t>
-        </w:r>
-      </w:hyperlink>
+      <w:r>
+        <w:rPr>
+          <w:rtl/>
+          <w:cs/>
+          <w:lang w:val="ar_AE" w:bidi="ar_AE"/>
+        </w:rPr>
+        <w:t>۳۱</w:t>
+      </w:r>
       <w:r>
         <w:rPr>
           <w:rtl/>
@@ -2979,20 +2385,14 @@
         </w:rPr>
         <w:t xml:space="preserve">؛ </w:t>
       </w:r>
-      <w:hyperlink r:id="rId98">
-        <w:r>
-          <w:rPr>
-            <w:rtl/>
-            <w:cs/>
-            <w:lang w:val="ar_AE" w:bidi="ar_AE"/>
-          </w:rPr>
-          <w:rPr>
-            <w:color w:val="0000EE"/>
-            <w:u w:val="single"/>
-          </w:rPr>
-          <w:t>٦: ۳</w:t>
-        </w:r>
-      </w:hyperlink>
+      <w:r>
+        <w:rPr>
+          <w:rtl/>
+          <w:cs/>
+          <w:lang w:val="ar_AE" w:bidi="ar_AE"/>
+        </w:rPr>
+        <w:t>٦: ۳</w:t>
+      </w:r>
       <w:r>
         <w:rPr>
           <w:rtl/>
@@ -3001,20 +2401,14 @@
         </w:rPr>
         <w:t xml:space="preserve">، </w:t>
       </w:r>
-      <w:hyperlink r:id="rId99">
-        <w:r>
-          <w:rPr>
-            <w:rtl/>
-            <w:cs/>
-            <w:lang w:val="ar_AE" w:bidi="ar_AE"/>
-          </w:rPr>
-          <w:rPr>
-            <w:color w:val="0000EE"/>
-            <w:u w:val="single"/>
-          </w:rPr>
-          <w:t>٥</w:t>
-        </w:r>
-      </w:hyperlink>
+      <w:r>
+        <w:rPr>
+          <w:rtl/>
+          <w:cs/>
+          <w:lang w:val="ar_AE" w:bidi="ar_AE"/>
+        </w:rPr>
+        <w:t>٥</w:t>
+      </w:r>
       <w:r>
         <w:rPr>
           <w:rtl/>
@@ -3023,20 +2417,14 @@
         </w:rPr>
         <w:t xml:space="preserve">، </w:t>
       </w:r>
-      <w:hyperlink r:id="rId100">
-        <w:r>
-          <w:rPr>
-            <w:rtl/>
-            <w:cs/>
-            <w:lang w:val="ar_AE" w:bidi="ar_AE"/>
-          </w:rPr>
-          <w:rPr>
-            <w:color w:val="0000EE"/>
-            <w:u w:val="single"/>
-          </w:rPr>
-          <w:t>۱۰</w:t>
-        </w:r>
-      </w:hyperlink>
+      <w:r>
+        <w:rPr>
+          <w:rtl/>
+          <w:cs/>
+          <w:lang w:val="ar_AE" w:bidi="ar_AE"/>
+        </w:rPr>
+        <w:t>۱۰</w:t>
+      </w:r>
       <w:r>
         <w:rPr>
           <w:rtl/>
@@ -3045,20 +2433,14 @@
         </w:rPr>
         <w:t xml:space="preserve">؛ </w:t>
       </w:r>
-      <w:hyperlink r:id="rId101">
-        <w:r>
-          <w:rPr>
-            <w:rtl/>
-            <w:cs/>
-            <w:lang w:val="ar_AE" w:bidi="ar_AE"/>
-          </w:rPr>
-          <w:rPr>
-            <w:color w:val="0000EE"/>
-            <w:u w:val="single"/>
-          </w:rPr>
-          <w:t>۷: ٥٥</w:t>
-        </w:r>
-      </w:hyperlink>
+      <w:r>
+        <w:rPr>
+          <w:rtl/>
+          <w:cs/>
+          <w:lang w:val="ar_AE" w:bidi="ar_AE"/>
+        </w:rPr>
+        <w:t>۷: ٥٥</w:t>
+      </w:r>
       <w:r>
         <w:rPr>
           <w:rtl/>
@@ -3067,20 +2449,14 @@
         </w:rPr>
         <w:t xml:space="preserve">؛ </w:t>
       </w:r>
-      <w:hyperlink r:id="rId102">
-        <w:r>
-          <w:rPr>
-            <w:rtl/>
-            <w:cs/>
-            <w:lang w:val="ar_AE" w:bidi="ar_AE"/>
-          </w:rPr>
-          <w:rPr>
-            <w:color w:val="0000EE"/>
-            <w:u w:val="single"/>
-          </w:rPr>
-          <w:t>۱۱: ۲٤</w:t>
-        </w:r>
-      </w:hyperlink>
+      <w:r>
+        <w:rPr>
+          <w:rtl/>
+          <w:cs/>
+          <w:lang w:val="ar_AE" w:bidi="ar_AE"/>
+        </w:rPr>
+        <w:t>۱۱: ۲٤</w:t>
+      </w:r>
       <w:r>
         <w:rPr>
           <w:rtl/>
@@ -3089,20 +2465,14 @@
         </w:rPr>
         <w:t xml:space="preserve">؛ </w:t>
       </w:r>
-      <w:hyperlink r:id="rId103">
-        <w:r>
-          <w:rPr>
-            <w:rtl/>
-            <w:cs/>
-            <w:lang w:val="ar_AE" w:bidi="ar_AE"/>
-          </w:rPr>
-          <w:rPr>
-            <w:color w:val="0000EE"/>
-            <w:u w:val="single"/>
-          </w:rPr>
-          <w:t>۱۳: ۹</w:t>
-        </w:r>
-      </w:hyperlink>
+      <w:r>
+        <w:rPr>
+          <w:rtl/>
+          <w:cs/>
+          <w:lang w:val="ar_AE" w:bidi="ar_AE"/>
+        </w:rPr>
+        <w:t>۱۳: ۹</w:t>
+      </w:r>
       <w:r>
         <w:rPr>
           <w:rtl/>
@@ -3111,20 +2481,14 @@
         </w:rPr>
         <w:t xml:space="preserve">، </w:t>
       </w:r>
-      <w:hyperlink r:id="rId104">
-        <w:r>
-          <w:rPr>
-            <w:rtl/>
-            <w:cs/>
-            <w:lang w:val="ar_AE" w:bidi="ar_AE"/>
-          </w:rPr>
-          <w:rPr>
-            <w:color w:val="0000EE"/>
-            <w:u w:val="single"/>
-          </w:rPr>
-          <w:t>٥۲</w:t>
-        </w:r>
-      </w:hyperlink>
+      <w:r>
+        <w:rPr>
+          <w:rtl/>
+          <w:cs/>
+          <w:lang w:val="ar_AE" w:bidi="ar_AE"/>
+        </w:rPr>
+        <w:t>٥۲</w:t>
+      </w:r>
       <w:r>
         <w:rPr>
           <w:rtl/>
@@ -3153,20 +2517,14 @@
         </w:rPr>
         <w:t>يُظهر سِفر أعمال الرسل أهمية الأفراد الذين اختارهم الله لحَمل رسالته والشهادة للمسيح الرب. في البداية شهد الرسل، لا سيما بطرس، عن حياة الرب يسوع وخدمته (</w:t>
       </w:r>
-      <w:hyperlink r:id="rId105">
-        <w:r>
-          <w:rPr>
-            <w:rtl/>
-            <w:cs/>
-            <w:lang w:val="ar_AE" w:bidi="ar_AE"/>
-          </w:rPr>
-          <w:rPr>
-            <w:color w:val="0000EE"/>
-            <w:u w:val="single"/>
-          </w:rPr>
-          <w:t>۱: ۲۲</w:t>
-        </w:r>
-      </w:hyperlink>
+      <w:r>
+        <w:rPr>
+          <w:rtl/>
+          <w:cs/>
+          <w:lang w:val="ar_AE" w:bidi="ar_AE"/>
+        </w:rPr>
+        <w:t>۱: ۲۲</w:t>
+      </w:r>
       <w:r>
         <w:rPr>
           <w:rtl/>
@@ -3175,20 +2533,14 @@
         </w:rPr>
         <w:t xml:space="preserve">؛ </w:t>
       </w:r>
-      <w:hyperlink r:id="rId106">
-        <w:r>
-          <w:rPr>
-            <w:rtl/>
-            <w:cs/>
-            <w:lang w:val="ar_AE" w:bidi="ar_AE"/>
-          </w:rPr>
-          <w:rPr>
-            <w:color w:val="0000EE"/>
-            <w:u w:val="single"/>
-          </w:rPr>
-          <w:t>۱۰: ۳۹–٤۱؛</w:t>
-        </w:r>
-      </w:hyperlink>
+      <w:r>
+        <w:rPr>
+          <w:rtl/>
+          <w:cs/>
+          <w:lang w:val="ar_AE" w:bidi="ar_AE"/>
+        </w:rPr>
+        <w:t>۱۰: ۳۹–٤۱؛</w:t>
+      </w:r>
       <w:r>
         <w:rPr>
           <w:rtl/>
@@ -3197,20 +2549,14 @@
         </w:rPr>
         <w:t xml:space="preserve">؛ وانظر </w:t>
       </w:r>
-      <w:hyperlink r:id="rId107">
-        <w:r>
-          <w:rPr>
-            <w:rtl/>
-            <w:cs/>
-            <w:lang w:val="ar_AE" w:bidi="ar_AE"/>
-          </w:rPr>
-          <w:rPr>
-            <w:color w:val="0000EE"/>
-            <w:u w:val="single"/>
-          </w:rPr>
-          <w:t>لوقا ۱: ۲</w:t>
-        </w:r>
-      </w:hyperlink>
+      <w:r>
+        <w:rPr>
+          <w:rtl/>
+          <w:cs/>
+          <w:lang w:val="ar_AE" w:bidi="ar_AE"/>
+        </w:rPr>
+        <w:t>لوقا ۱: ۲</w:t>
+      </w:r>
       <w:r>
         <w:rPr>
           <w:rtl/>
@@ -3219,20 +2565,14 @@
         </w:rPr>
         <w:t>) وأوضح أهمية الرب يسوع في خطة الله لفداء البشرية (</w:t>
       </w:r>
-      <w:hyperlink r:id="rId108">
-        <w:r>
-          <w:rPr>
-            <w:rtl/>
-            <w:cs/>
-            <w:lang w:val="ar_AE" w:bidi="ar_AE"/>
-          </w:rPr>
-          <w:rPr>
-            <w:color w:val="0000EE"/>
-            <w:u w:val="single"/>
-          </w:rPr>
-          <w:t>۲: ٤۰</w:t>
-        </w:r>
-      </w:hyperlink>
+      <w:r>
+        <w:rPr>
+          <w:rtl/>
+          <w:cs/>
+          <w:lang w:val="ar_AE" w:bidi="ar_AE"/>
+        </w:rPr>
+        <w:t>۲: ٤۰</w:t>
+      </w:r>
       <w:r>
         <w:rPr>
           <w:rtl/>
@@ -3241,20 +2581,14 @@
         </w:rPr>
         <w:t xml:space="preserve">؛ </w:t>
       </w:r>
-      <w:hyperlink r:id="rId109">
-        <w:r>
-          <w:rPr>
-            <w:rtl/>
-            <w:cs/>
-            <w:lang w:val="ar_AE" w:bidi="ar_AE"/>
-          </w:rPr>
-          <w:rPr>
-            <w:color w:val="0000EE"/>
-            <w:u w:val="single"/>
-          </w:rPr>
-          <w:t>۳: ۱٥</w:t>
-        </w:r>
-      </w:hyperlink>
+      <w:r>
+        <w:rPr>
+          <w:rtl/>
+          <w:cs/>
+          <w:lang w:val="ar_AE" w:bidi="ar_AE"/>
+        </w:rPr>
+        <w:t>۳: ۱٥</w:t>
+      </w:r>
       <w:r>
         <w:rPr>
           <w:rtl/>
@@ -3263,20 +2597,14 @@
         </w:rPr>
         <w:t xml:space="preserve">؛ </w:t>
       </w:r>
-      <w:hyperlink r:id="rId110">
-        <w:r>
-          <w:rPr>
-            <w:rtl/>
-            <w:cs/>
-            <w:lang w:val="ar_AE" w:bidi="ar_AE"/>
-          </w:rPr>
-          <w:rPr>
-            <w:color w:val="0000EE"/>
-            <w:u w:val="single"/>
-          </w:rPr>
-          <w:t>٤: ۳۳</w:t>
-        </w:r>
-      </w:hyperlink>
+      <w:r>
+        <w:rPr>
+          <w:rtl/>
+          <w:cs/>
+          <w:lang w:val="ar_AE" w:bidi="ar_AE"/>
+        </w:rPr>
+        <w:t>٤: ۳۳</w:t>
+      </w:r>
       <w:r>
         <w:rPr>
           <w:rtl/>
@@ -3285,20 +2613,14 @@
         </w:rPr>
         <w:t xml:space="preserve">؛ </w:t>
       </w:r>
-      <w:hyperlink r:id="rId111">
-        <w:r>
-          <w:rPr>
-            <w:rtl/>
-            <w:cs/>
-            <w:lang w:val="ar_AE" w:bidi="ar_AE"/>
-          </w:rPr>
-          <w:rPr>
-            <w:color w:val="0000EE"/>
-            <w:u w:val="single"/>
-          </w:rPr>
-          <w:t>۱۰: ٤۲</w:t>
-        </w:r>
-      </w:hyperlink>
+      <w:r>
+        <w:rPr>
+          <w:rtl/>
+          <w:cs/>
+          <w:lang w:val="ar_AE" w:bidi="ar_AE"/>
+        </w:rPr>
+        <w:t>۱۰: ٤۲</w:t>
+      </w:r>
       <w:r>
         <w:rPr>
           <w:rtl/>
@@ -3307,20 +2629,14 @@
         </w:rPr>
         <w:t>). فيما بعد شارَك قادة مسيحيون آخرون في مهمة الشهادة للرب، ومن الأمثلة البارزة لشهود لإيمان الشجعان استفانوس وفيلبُّس (</w:t>
       </w:r>
-      <w:hyperlink r:id="rId47">
-        <w:r>
-          <w:rPr>
-            <w:rtl/>
-            <w:cs/>
-            <w:lang w:val="ar_AE" w:bidi="ar_AE"/>
-          </w:rPr>
-          <w:rPr>
-            <w:color w:val="0000EE"/>
-            <w:u w:val="single"/>
-          </w:rPr>
-          <w:t>۷: ۲–٥۳</w:t>
-        </w:r>
-      </w:hyperlink>
+      <w:r>
+        <w:rPr>
+          <w:rtl/>
+          <w:cs/>
+          <w:lang w:val="ar_AE" w:bidi="ar_AE"/>
+        </w:rPr>
+        <w:t>۷: ۲–٥۳</w:t>
+      </w:r>
       <w:r>
         <w:rPr>
           <w:rtl/>
@@ -3329,20 +2645,14 @@
         </w:rPr>
         <w:t xml:space="preserve">؛ </w:t>
       </w:r>
-      <w:hyperlink r:id="rId112">
-        <w:r>
-          <w:rPr>
-            <w:rtl/>
-            <w:cs/>
-            <w:lang w:val="ar_AE" w:bidi="ar_AE"/>
-          </w:rPr>
-          <w:rPr>
-            <w:color w:val="0000EE"/>
-            <w:u w:val="single"/>
-          </w:rPr>
-          <w:t>۸: ٤–٤۰</w:t>
-        </w:r>
-      </w:hyperlink>
+      <w:r>
+        <w:rPr>
+          <w:rtl/>
+          <w:cs/>
+          <w:lang w:val="ar_AE" w:bidi="ar_AE"/>
+        </w:rPr>
+        <w:t>۸: ٤–٤۰</w:t>
+      </w:r>
       <w:r>
         <w:rPr>
           <w:rtl/>
@@ -3351,20 +2661,14 @@
         </w:rPr>
         <w:t xml:space="preserve">). لقد شارك مسيحيون آخرون ببساطة إيمانهم عندما أتيحت لهم الفرصة (راجِع </w:t>
       </w:r>
-      <w:hyperlink r:id="rId113">
-        <w:r>
-          <w:rPr>
-            <w:rtl/>
-            <w:cs/>
-            <w:lang w:val="ar_AE" w:bidi="ar_AE"/>
-          </w:rPr>
-          <w:rPr>
-            <w:color w:val="0000EE"/>
-            <w:u w:val="single"/>
-          </w:rPr>
-          <w:t>۸: ۱–٤</w:t>
-        </w:r>
-      </w:hyperlink>
+      <w:r>
+        <w:rPr>
+          <w:rtl/>
+          <w:cs/>
+          <w:lang w:val="ar_AE" w:bidi="ar_AE"/>
+        </w:rPr>
+        <w:t>۸: ۱–٤</w:t>
+      </w:r>
       <w:r>
         <w:rPr>
           <w:rtl/>
@@ -3373,20 +2677,14 @@
         </w:rPr>
         <w:t xml:space="preserve">؛ </w:t>
       </w:r>
-      <w:hyperlink r:id="rId114">
-        <w:r>
-          <w:rPr>
-            <w:rtl/>
-            <w:cs/>
-            <w:lang w:val="ar_AE" w:bidi="ar_AE"/>
-          </w:rPr>
-          <w:rPr>
-            <w:color w:val="0000EE"/>
-            <w:u w:val="single"/>
-          </w:rPr>
-          <w:t>۱۱: ۱۹–۲۱</w:t>
-        </w:r>
-      </w:hyperlink>
+      <w:r>
+        <w:rPr>
+          <w:rtl/>
+          <w:cs/>
+          <w:lang w:val="ar_AE" w:bidi="ar_AE"/>
+        </w:rPr>
+        <w:t>۱۱: ۱۹–۲۱</w:t>
+      </w:r>
       <w:r>
         <w:rPr>
           <w:rtl/>
@@ -3395,20 +2693,14 @@
         </w:rPr>
         <w:t>). ‎"‎فقال له الرب اذهب. لأن هذا لي إناء مختار ليحمل اسمي أمام أمم وملوك وبني إسرائيل‎"‎. (</w:t>
       </w:r>
-      <w:hyperlink r:id="rId29">
-        <w:r>
-          <w:rPr>
-            <w:rtl/>
-            <w:cs/>
-            <w:lang w:val="ar_AE" w:bidi="ar_AE"/>
-          </w:rPr>
-          <w:rPr>
-            <w:color w:val="0000EE"/>
-            <w:u w:val="single"/>
-          </w:rPr>
-          <w:t>۹: ۱٥</w:t>
-        </w:r>
-      </w:hyperlink>
+      <w:r>
+        <w:rPr>
+          <w:rtl/>
+          <w:cs/>
+          <w:lang w:val="ar_AE" w:bidi="ar_AE"/>
+        </w:rPr>
+        <w:t>۹: ۱٥</w:t>
+      </w:r>
       <w:r>
         <w:rPr>
           <w:rtl/>
@@ -3417,20 +2709,14 @@
         </w:rPr>
         <w:t xml:space="preserve">؛ </w:t>
       </w:r>
-      <w:hyperlink r:id="rId115">
-        <w:r>
-          <w:rPr>
-            <w:rtl/>
-            <w:cs/>
-            <w:lang w:val="ar_AE" w:bidi="ar_AE"/>
-          </w:rPr>
-          <w:rPr>
-            <w:color w:val="0000EE"/>
-            <w:u w:val="single"/>
-          </w:rPr>
-          <w:t>۲۲: ۱–۲۱</w:t>
-        </w:r>
-      </w:hyperlink>
+      <w:r>
+        <w:rPr>
+          <w:rtl/>
+          <w:cs/>
+          <w:lang w:val="ar_AE" w:bidi="ar_AE"/>
+        </w:rPr>
+        <w:t>۲۲: ۱–۲۱</w:t>
+      </w:r>
       <w:r>
         <w:rPr>
           <w:rtl/>
@@ -3439,20 +2725,14 @@
         </w:rPr>
         <w:t xml:space="preserve">؛ </w:t>
       </w:r>
-      <w:hyperlink r:id="rId116">
-        <w:r>
-          <w:rPr>
-            <w:rtl/>
-            <w:cs/>
-            <w:lang w:val="ar_AE" w:bidi="ar_AE"/>
-          </w:rPr>
-          <w:rPr>
-            <w:color w:val="0000EE"/>
-            <w:u w:val="single"/>
-          </w:rPr>
-          <w:t>۲٦: ۲–۲۳</w:t>
-        </w:r>
-      </w:hyperlink>
+      <w:r>
+        <w:rPr>
+          <w:rtl/>
+          <w:cs/>
+          <w:lang w:val="ar_AE" w:bidi="ar_AE"/>
+        </w:rPr>
+        <w:t>۲٦: ۲–۲۳</w:t>
+      </w:r>
       <w:r>
         <w:rPr>
           <w:rtl/>
@@ -3481,20 +2761,14 @@
         </w:rPr>
         <w:t>أعْلنَ الرسل أن موت الرب يسوع وقيامته كانا خطة الله لتتميم الكتاب المقدس (</w:t>
       </w:r>
-      <w:hyperlink r:id="rId117">
-        <w:r>
-          <w:rPr>
-            <w:rtl/>
-            <w:cs/>
-            <w:lang w:val="ar_AE" w:bidi="ar_AE"/>
-          </w:rPr>
-          <w:rPr>
-            <w:color w:val="0000EE"/>
-            <w:u w:val="single"/>
-          </w:rPr>
-          <w:t>۲: ۲۲–۳٦</w:t>
-        </w:r>
-      </w:hyperlink>
+      <w:r>
+        <w:rPr>
+          <w:rtl/>
+          <w:cs/>
+          <w:lang w:val="ar_AE" w:bidi="ar_AE"/>
+        </w:rPr>
+        <w:t>۲: ۲۲–۳٦</w:t>
+      </w:r>
       <w:r>
         <w:rPr>
           <w:rtl/>
@@ -3503,20 +2777,14 @@
         </w:rPr>
         <w:t xml:space="preserve">؛ </w:t>
       </w:r>
-      <w:hyperlink r:id="rId109">
-        <w:r>
-          <w:rPr>
-            <w:rtl/>
-            <w:cs/>
-            <w:lang w:val="ar_AE" w:bidi="ar_AE"/>
-          </w:rPr>
-          <w:rPr>
-            <w:color w:val="0000EE"/>
-            <w:u w:val="single"/>
-          </w:rPr>
-          <w:t>۳: ۱٥</w:t>
-        </w:r>
-      </w:hyperlink>
+      <w:r>
+        <w:rPr>
+          <w:rtl/>
+          <w:cs/>
+          <w:lang w:val="ar_AE" w:bidi="ar_AE"/>
+        </w:rPr>
+        <w:t>۳: ۱٥</w:t>
+      </w:r>
       <w:r>
         <w:rPr>
           <w:rtl/>
@@ -3525,20 +2793,14 @@
         </w:rPr>
         <w:t xml:space="preserve">؛ </w:t>
       </w:r>
-      <w:hyperlink r:id="rId118">
-        <w:r>
-          <w:rPr>
-            <w:rtl/>
-            <w:cs/>
-            <w:lang w:val="ar_AE" w:bidi="ar_AE"/>
-          </w:rPr>
-          <w:rPr>
-            <w:color w:val="0000EE"/>
-            <w:u w:val="single"/>
-          </w:rPr>
-          <w:t>٤: ۲۷–۲۸</w:t>
-        </w:r>
-      </w:hyperlink>
+      <w:r>
+        <w:rPr>
+          <w:rtl/>
+          <w:cs/>
+          <w:lang w:val="ar_AE" w:bidi="ar_AE"/>
+        </w:rPr>
+        <w:t>٤: ۲۷–۲۸</w:t>
+      </w:r>
       <w:r>
         <w:rPr>
           <w:rtl/>
@@ -3547,20 +2809,14 @@
         </w:rPr>
         <w:t xml:space="preserve">، </w:t>
       </w:r>
-      <w:hyperlink r:id="rId110">
-        <w:r>
-          <w:rPr>
-            <w:rtl/>
-            <w:cs/>
-            <w:lang w:val="ar_AE" w:bidi="ar_AE"/>
-          </w:rPr>
-          <w:rPr>
-            <w:color w:val="0000EE"/>
-            <w:u w:val="single"/>
-          </w:rPr>
-          <w:t>۳۳</w:t>
-        </w:r>
-      </w:hyperlink>
+      <w:r>
+        <w:rPr>
+          <w:rtl/>
+          <w:cs/>
+          <w:lang w:val="ar_AE" w:bidi="ar_AE"/>
+        </w:rPr>
+        <w:t>۳۳</w:t>
+      </w:r>
       <w:r>
         <w:rPr>
           <w:rtl/>
@@ -3569,20 +2825,14 @@
         </w:rPr>
         <w:t xml:space="preserve">؛ </w:t>
       </w:r>
-      <w:hyperlink r:id="rId119">
-        <w:r>
-          <w:rPr>
-            <w:rtl/>
-            <w:cs/>
-            <w:lang w:val="ar_AE" w:bidi="ar_AE"/>
-          </w:rPr>
-          <w:rPr>
-            <w:color w:val="0000EE"/>
-            <w:u w:val="single"/>
-          </w:rPr>
-          <w:t>۷: ٥۲</w:t>
-        </w:r>
-      </w:hyperlink>
+      <w:r>
+        <w:rPr>
+          <w:rtl/>
+          <w:cs/>
+          <w:lang w:val="ar_AE" w:bidi="ar_AE"/>
+        </w:rPr>
+        <w:t>۷: ٥۲</w:t>
+      </w:r>
       <w:r>
         <w:rPr>
           <w:rtl/>
@@ -3591,20 +2841,14 @@
         </w:rPr>
         <w:t xml:space="preserve">؛ </w:t>
       </w:r>
-      <w:hyperlink r:id="rId120">
-        <w:r>
-          <w:rPr>
-            <w:rtl/>
-            <w:cs/>
-            <w:lang w:val="ar_AE" w:bidi="ar_AE"/>
-          </w:rPr>
-          <w:rPr>
-            <w:color w:val="0000EE"/>
-            <w:u w:val="single"/>
-          </w:rPr>
-          <w:t>۸: ۳۲–۳٥</w:t>
-        </w:r>
-      </w:hyperlink>
+      <w:r>
+        <w:rPr>
+          <w:rtl/>
+          <w:cs/>
+          <w:lang w:val="ar_AE" w:bidi="ar_AE"/>
+        </w:rPr>
+        <w:t>۸: ۳۲–۳٥</w:t>
+      </w:r>
       <w:r>
         <w:rPr>
           <w:rtl/>
@@ -3613,20 +2857,14 @@
         </w:rPr>
         <w:t xml:space="preserve">؛ </w:t>
       </w:r>
-      <w:hyperlink r:id="rId121">
-        <w:r>
-          <w:rPr>
-            <w:rtl/>
-            <w:cs/>
-            <w:lang w:val="ar_AE" w:bidi="ar_AE"/>
-          </w:rPr>
-          <w:rPr>
-            <w:color w:val="0000EE"/>
-            <w:u w:val="single"/>
-          </w:rPr>
-          <w:t>۱۰: ۳۸–٤۳</w:t>
-        </w:r>
-      </w:hyperlink>
+      <w:r>
+        <w:rPr>
+          <w:rtl/>
+          <w:cs/>
+          <w:lang w:val="ar_AE" w:bidi="ar_AE"/>
+        </w:rPr>
+        <w:t>۱۰: ۳۸–٤۳</w:t>
+      </w:r>
       <w:r>
         <w:rPr>
           <w:rtl/>
@@ -3635,20 +2873,14 @@
         </w:rPr>
         <w:t xml:space="preserve">؛ </w:t>
       </w:r>
-      <w:hyperlink r:id="rId122">
-        <w:r>
-          <w:rPr>
-            <w:rtl/>
-            <w:cs/>
-            <w:lang w:val="ar_AE" w:bidi="ar_AE"/>
-          </w:rPr>
-          <w:rPr>
-            <w:color w:val="0000EE"/>
-            <w:u w:val="single"/>
-          </w:rPr>
-          <w:t>۱۳: ۲٦–۳۹</w:t>
-        </w:r>
-      </w:hyperlink>
+      <w:r>
+        <w:rPr>
+          <w:rtl/>
+          <w:cs/>
+          <w:lang w:val="ar_AE" w:bidi="ar_AE"/>
+        </w:rPr>
+        <w:t>۱۳: ۲٦–۳۹</w:t>
+      </w:r>
       <w:r>
         <w:rPr>
           <w:rtl/>
@@ -3657,20 +2889,14 @@
         </w:rPr>
         <w:t>). كان الرب يسوع هو المعيَّن لفداء البشريَّة، لذا كانت رسالة الرسولان "آمن بالرب يسوع المسيح فتخلص أنت وأهل بيتك"‎ (</w:t>
       </w:r>
-      <w:hyperlink r:id="rId123">
-        <w:r>
-          <w:rPr>
-            <w:rtl/>
-            <w:cs/>
-            <w:lang w:val="ar_AE" w:bidi="ar_AE"/>
-          </w:rPr>
-          <w:rPr>
-            <w:color w:val="0000EE"/>
-            <w:u w:val="single"/>
-          </w:rPr>
-          <w:t>16: 31</w:t>
-        </w:r>
-      </w:hyperlink>
+      <w:r>
+        <w:rPr>
+          <w:rtl/>
+          <w:cs/>
+          <w:lang w:val="ar_AE" w:bidi="ar_AE"/>
+        </w:rPr>
+        <w:t>16: 31</w:t>
+      </w:r>
       <w:r>
         <w:rPr>
           <w:rtl/>
@@ -3679,20 +2905,14 @@
         </w:rPr>
         <w:t>). يمنَح الله نعمته وغفرانه للجميع، و"السلام بيسوع المسيح. هذا هو رب الكل‎" (</w:t>
       </w:r>
-      <w:hyperlink r:id="rId90">
-        <w:r>
-          <w:rPr>
-            <w:rtl/>
-            <w:cs/>
-            <w:lang w:val="ar_AE" w:bidi="ar_AE"/>
-          </w:rPr>
-          <w:rPr>
-            <w:color w:val="0000EE"/>
-            <w:u w:val="single"/>
-          </w:rPr>
-          <w:t>۱۰: ۳٦</w:t>
-        </w:r>
-      </w:hyperlink>
+      <w:r>
+        <w:rPr>
+          <w:rtl/>
+          <w:cs/>
+          <w:lang w:val="ar_AE" w:bidi="ar_AE"/>
+        </w:rPr>
+        <w:t>۱۰: ۳٦</w:t>
+      </w:r>
       <w:r>
         <w:rPr>
           <w:rtl/>
@@ -3721,20 +2941,14 @@
         </w:rPr>
         <w:t>وأخيرًا، يوضح سِفر أعمال الرسل أن لا معارضة بوسعها منع انتشار بشارة الرب يسوع المسيح. لقد واجه حاملي هذه البشارة السجن والأذى الجسدي، وحتى الموت. ومع ذلك انتشرت الرسالة من مجموعة صغيرة مجتمعة في إحدى الغرف في أورشليم (</w:t>
       </w:r>
-      <w:hyperlink r:id="rId124">
-        <w:r>
-          <w:rPr>
-            <w:rtl/>
-            <w:cs/>
-            <w:lang w:val="ar_AE" w:bidi="ar_AE"/>
-          </w:rPr>
-          <w:rPr>
-            <w:color w:val="0000EE"/>
-            <w:u w:val="single"/>
-          </w:rPr>
-          <w:t>1: 12–14</w:t>
-        </w:r>
-      </w:hyperlink>
+      <w:r>
+        <w:rPr>
+          <w:rtl/>
+          <w:cs/>
+          <w:lang w:val="ar_AE" w:bidi="ar_AE"/>
+        </w:rPr>
+        <w:t>1: 12–14</w:t>
+      </w:r>
       <w:r>
         <w:rPr>
           <w:rtl/>
@@ -3743,20 +2957,14 @@
         </w:rPr>
         <w:t>) إلى اليهود والأمم المنتشرين في جميع أنحاء العالم الروماني. في الواقع، يختتم السِفر بمشاركة بولس الرسالة بحريَّة في روما، التي كانت أكبر مدينة في العالم الكتابي (</w:t>
       </w:r>
-      <w:hyperlink r:id="rId125">
-        <w:r>
-          <w:rPr>
-            <w:rtl/>
-            <w:cs/>
-            <w:lang w:val="ar_AE" w:bidi="ar_AE"/>
-          </w:rPr>
-          <w:rPr>
-            <w:color w:val="0000EE"/>
-            <w:u w:val="single"/>
-          </w:rPr>
-          <w:t>28: 30–31</w:t>
-        </w:r>
-      </w:hyperlink>
+      <w:r>
+        <w:rPr>
+          <w:rtl/>
+          <w:cs/>
+          <w:lang w:val="ar_AE" w:bidi="ar_AE"/>
+        </w:rPr>
+        <w:t>28: 30–31</w:t>
+      </w:r>
       <w:r>
         <w:rPr>
           <w:rtl/>
@@ -3819,20 +3027,14 @@
         </w:rPr>
         <w:t>الأحداث من 30 إلى 50 بعد الميلاد. نعرف من المصادر الرومانية أن هيرودس أغريباس الأول مات في 44 بعد الميلاد (</w:t>
       </w:r>
-      <w:hyperlink r:id="rId126">
-        <w:r>
-          <w:rPr>
-            <w:rtl/>
-            <w:cs/>
-            <w:lang w:val="ar_AE" w:bidi="ar_AE"/>
-          </w:rPr>
-          <w:rPr>
-            <w:color w:val="0000EE"/>
-            <w:u w:val="single"/>
-          </w:rPr>
-          <w:t>أعمال الرسل 12: 23</w:t>
-        </w:r>
-      </w:hyperlink>
+      <w:r>
+        <w:rPr>
+          <w:rtl/>
+          <w:cs/>
+          <w:lang w:val="ar_AE" w:bidi="ar_AE"/>
+        </w:rPr>
+        <w:t>أعمال الرسل 12: 23</w:t>
+      </w:r>
       <w:r>
         <w:rPr>
           <w:rtl/>
@@ -3841,20 +3043,14 @@
         </w:rPr>
         <w:t>)، لذا، فإعدامه ليعقوب الرسول، وسجن بطرس (</w:t>
       </w:r>
-      <w:hyperlink r:id="rId127">
-        <w:r>
-          <w:rPr>
-            <w:rtl/>
-            <w:cs/>
-            <w:lang w:val="ar_AE" w:bidi="ar_AE"/>
-          </w:rPr>
-          <w:rPr>
-            <w:color w:val="0000EE"/>
-            <w:u w:val="single"/>
-          </w:rPr>
-          <w:t>12: 2–17</w:t>
-        </w:r>
-      </w:hyperlink>
+      <w:r>
+        <w:rPr>
+          <w:rtl/>
+          <w:cs/>
+          <w:lang w:val="ar_AE" w:bidi="ar_AE"/>
+        </w:rPr>
+        <w:t>12: 2–17</w:t>
+      </w:r>
       <w:r>
         <w:rPr>
           <w:rtl/>
@@ -3883,20 +3079,14 @@
         </w:rPr>
         <w:t>المجاعة التي تنبأ عنها أغابوس حلَّت باليهودية في عهد الإمبراطور كلوديوس (</w:t>
       </w:r>
-      <w:hyperlink r:id="rId128">
-        <w:r>
-          <w:rPr>
-            <w:rtl/>
-            <w:cs/>
-            <w:lang w:val="ar_AE" w:bidi="ar_AE"/>
-          </w:rPr>
-          <w:rPr>
-            <w:color w:val="0000EE"/>
-            <w:u w:val="single"/>
-          </w:rPr>
-          <w:t>11: 28–29</w:t>
-        </w:r>
-      </w:hyperlink>
+      <w:r>
+        <w:rPr>
+          <w:rtl/>
+          <w:cs/>
+          <w:lang w:val="ar_AE" w:bidi="ar_AE"/>
+        </w:rPr>
+        <w:t>11: 28–29</w:t>
+      </w:r>
       <w:r>
         <w:rPr>
           <w:rtl/>
@@ -3905,20 +3095,14 @@
         </w:rPr>
         <w:t>). وعندما أرسلت الكنيسة في أنطاكية معونات إغاثية إلى الكنيسة في أورشليم، عُيَّن برنابا وبولس لحمل الأموال (</w:t>
       </w:r>
-      <w:hyperlink r:id="rId129">
-        <w:r>
-          <w:rPr>
-            <w:rtl/>
-            <w:cs/>
-            <w:lang w:val="ar_AE" w:bidi="ar_AE"/>
-          </w:rPr>
-          <w:rPr>
-            <w:color w:val="0000EE"/>
-            <w:u w:val="single"/>
-          </w:rPr>
-          <w:t>11: 29–30</w:t>
-        </w:r>
-      </w:hyperlink>
+      <w:r>
+        <w:rPr>
+          <w:rtl/>
+          <w:cs/>
+          <w:lang w:val="ar_AE" w:bidi="ar_AE"/>
+        </w:rPr>
+        <w:t>11: 29–30</w:t>
+      </w:r>
       <w:r>
         <w:rPr>
           <w:rtl/>
@@ -3947,20 +3131,14 @@
         </w:rPr>
         <w:t>بينما كان بولس في كورنثوس في رحلته التبشيرية الثانية، كان غاليون واليًا على أخائية (</w:t>
       </w:r>
-      <w:hyperlink r:id="rId130">
-        <w:r>
-          <w:rPr>
-            <w:rtl/>
-            <w:cs/>
-            <w:lang w:val="ar_AE" w:bidi="ar_AE"/>
-          </w:rPr>
-          <w:rPr>
-            <w:color w:val="0000EE"/>
-            <w:u w:val="single"/>
-          </w:rPr>
-          <w:t>18: 12</w:t>
-        </w:r>
-      </w:hyperlink>
+      <w:r>
+        <w:rPr>
+          <w:rtl/>
+          <w:cs/>
+          <w:lang w:val="ar_AE" w:bidi="ar_AE"/>
+        </w:rPr>
+        <w:t>18: 12</w:t>
+      </w:r>
       <w:r>
         <w:rPr>
           <w:rtl/>
@@ -3969,20 +3147,14 @@
         </w:rPr>
         <w:t xml:space="preserve">). يشير النقش الذي اُكتشف في أنحاء دلفي إلى أن فترة حكم غاليون كانت كذلك في 51–52 بعد الميلاد. الواقعة في </w:t>
       </w:r>
-      <w:hyperlink r:id="rId131">
-        <w:r>
-          <w:rPr>
-            <w:rtl/>
-            <w:cs/>
-            <w:lang w:val="ar_AE" w:bidi="ar_AE"/>
-          </w:rPr>
-          <w:rPr>
-            <w:color w:val="0000EE"/>
-            <w:u w:val="single"/>
-          </w:rPr>
-          <w:t>18: 12–17</w:t>
-        </w:r>
-      </w:hyperlink>
+      <w:r>
+        <w:rPr>
+          <w:rtl/>
+          <w:cs/>
+          <w:lang w:val="ar_AE" w:bidi="ar_AE"/>
+        </w:rPr>
+        <w:t>18: 12–17</w:t>
+      </w:r>
       <w:r>
         <w:rPr>
           <w:rtl/>
@@ -3991,20 +3163,14 @@
         </w:rPr>
         <w:t xml:space="preserve"> ربما حدثت في بداية ولاية غاليون. ثم غادر بولس كورنثوس بعد ذلك بوقت قصير، ربما في صيف أو خريف عام 52 بعد الميلاد. كان بولس قضى ثمانية عشر شهرًا في كورنثوس (</w:t>
       </w:r>
-      <w:hyperlink r:id="rId132">
-        <w:r>
-          <w:rPr>
-            <w:rtl/>
-            <w:cs/>
-            <w:lang w:val="ar_AE" w:bidi="ar_AE"/>
-          </w:rPr>
-          <w:rPr>
-            <w:color w:val="0000EE"/>
-            <w:u w:val="single"/>
-          </w:rPr>
-          <w:t>18: 11</w:t>
-        </w:r>
-      </w:hyperlink>
+      <w:r>
+        <w:rPr>
+          <w:rtl/>
+          <w:cs/>
+          <w:lang w:val="ar_AE" w:bidi="ar_AE"/>
+        </w:rPr>
+        <w:t>18: 11</w:t>
+      </w:r>
       <w:r>
         <w:rPr>
           <w:rtl/>
@@ -4013,20 +3179,14 @@
         </w:rPr>
         <w:t xml:space="preserve">)، لذا فمن المحتمل أنه وصل في أوائل عام 50 بعد الميلاد وتاريخ وصوله هذا يؤكده </w:t>
       </w:r>
-      <w:hyperlink r:id="rId72">
-        <w:r>
-          <w:rPr>
-            <w:rtl/>
-            <w:cs/>
-            <w:lang w:val="ar_AE" w:bidi="ar_AE"/>
-          </w:rPr>
-          <w:rPr>
-            <w:color w:val="0000EE"/>
-            <w:u w:val="single"/>
-          </w:rPr>
-          <w:t>18: 2</w:t>
-        </w:r>
-      </w:hyperlink>
+      <w:r>
+        <w:rPr>
+          <w:rtl/>
+          <w:cs/>
+          <w:lang w:val="ar_AE" w:bidi="ar_AE"/>
+        </w:rPr>
+        <w:t>18: 2</w:t>
+      </w:r>
       <w:r>
         <w:rPr>
           <w:rtl/>
@@ -4055,20 +3215,14 @@
         </w:rPr>
         <w:t>الأحداث من 50 إلى 70 بعد الميلاد. فستوس حلَّ محل فيلكس حاكمًا على اليهودية أثناء سجن بولس في قيصرية (</w:t>
       </w:r>
-      <w:hyperlink r:id="rId133">
-        <w:r>
-          <w:rPr>
-            <w:rtl/>
-            <w:cs/>
-            <w:lang w:val="ar_AE" w:bidi="ar_AE"/>
-          </w:rPr>
-          <w:rPr>
-            <w:color w:val="0000EE"/>
-            <w:u w:val="single"/>
-          </w:rPr>
-          <w:t>24: 27</w:t>
-        </w:r>
-      </w:hyperlink>
+      <w:r>
+        <w:rPr>
+          <w:rtl/>
+          <w:cs/>
+          <w:lang w:val="ar_AE" w:bidi="ar_AE"/>
+        </w:rPr>
+        <w:t>24: 27</w:t>
+      </w:r>
       <w:r>
         <w:rPr>
           <w:rtl/>
@@ -4077,20 +3231,14 @@
         </w:rPr>
         <w:t>)، ربما في صيف 59 بعد الميلاد. يساعدنا هذا الحدث على تأريخ الأحداث في بقية سِفر أعمال الرسل. القبض على بولس (</w:t>
       </w:r>
-      <w:hyperlink r:id="rId134">
-        <w:r>
-          <w:rPr>
-            <w:rtl/>
-            <w:cs/>
-            <w:lang w:val="ar_AE" w:bidi="ar_AE"/>
-          </w:rPr>
-          <w:rPr>
-            <w:color w:val="0000EE"/>
-            <w:u w:val="single"/>
-          </w:rPr>
-          <w:t>21: 33</w:t>
-        </w:r>
-      </w:hyperlink>
+      <w:r>
+        <w:rPr>
+          <w:rtl/>
+          <w:cs/>
+          <w:lang w:val="ar_AE" w:bidi="ar_AE"/>
+        </w:rPr>
+        <w:t>21: 33</w:t>
+      </w:r>
       <w:r>
         <w:rPr>
           <w:rtl/>
@@ -4099,20 +3247,14 @@
         </w:rPr>
         <w:t>) كان ذلك نحو عامين قبل (57 بعد الميلاد). وفي وقت سابق من ذلك الربيع، كان بولس احتفل بعيد الفصح في فيلبي (</w:t>
       </w:r>
-      <w:hyperlink r:id="rId135">
-        <w:r>
-          <w:rPr>
-            <w:rtl/>
-            <w:cs/>
-            <w:lang w:val="ar_AE" w:bidi="ar_AE"/>
-          </w:rPr>
-          <w:rPr>
-            <w:color w:val="0000EE"/>
-            <w:u w:val="single"/>
-          </w:rPr>
-          <w:t>20: 6</w:t>
-        </w:r>
-      </w:hyperlink>
+      <w:r>
+        <w:rPr>
+          <w:rtl/>
+          <w:cs/>
+          <w:lang w:val="ar_AE" w:bidi="ar_AE"/>
+        </w:rPr>
+        <w:t>20: 6</w:t>
+      </w:r>
       <w:r>
         <w:rPr>
           <w:rtl/>
@@ -4121,20 +3263,14 @@
         </w:rPr>
         <w:t>؛ في أبريل من عام 57 بعد الميلاد). كان بولس أمضى ثلاثة أشهر في اليونان (</w:t>
       </w:r>
-      <w:hyperlink r:id="rId136">
-        <w:r>
-          <w:rPr>
-            <w:rtl/>
-            <w:cs/>
-            <w:lang w:val="ar_AE" w:bidi="ar_AE"/>
-          </w:rPr>
-          <w:rPr>
-            <w:color w:val="0000EE"/>
-            <w:u w:val="single"/>
-          </w:rPr>
-          <w:t>20: 3</w:t>
-        </w:r>
-      </w:hyperlink>
+      <w:r>
+        <w:rPr>
+          <w:rtl/>
+          <w:cs/>
+          <w:lang w:val="ar_AE" w:bidi="ar_AE"/>
+        </w:rPr>
+        <w:t>20: 3</w:t>
+      </w:r>
       <w:r>
         <w:rPr>
           <w:rtl/>
@@ -4143,20 +3279,14 @@
         </w:rPr>
         <w:t xml:space="preserve">)، ربما شتاء 56–57 بعد الميلاد (انظر </w:t>
       </w:r>
-      <w:hyperlink r:id="rId137">
-        <w:r>
-          <w:rPr>
-            <w:rtl/>
-            <w:cs/>
-            <w:lang w:val="ar_AE" w:bidi="ar_AE"/>
-          </w:rPr>
-          <w:rPr>
-            <w:color w:val="0000EE"/>
-            <w:u w:val="single"/>
-          </w:rPr>
-          <w:t>1 كورنثوس 16: 6</w:t>
-        </w:r>
-      </w:hyperlink>
+      <w:r>
+        <w:rPr>
+          <w:rtl/>
+          <w:cs/>
+          <w:lang w:val="ar_AE" w:bidi="ar_AE"/>
+        </w:rPr>
+        <w:t>1 كورنثوس 16: 6</w:t>
+      </w:r>
       <w:r>
         <w:rPr>
           <w:rtl/>
@@ -4165,20 +3295,14 @@
         </w:rPr>
         <w:t>). قبل ذلك، كان بولس أمضى ثلاث سنوات في أفسس (</w:t>
       </w:r>
-      <w:hyperlink r:id="rId138">
-        <w:r>
-          <w:rPr>
-            <w:rtl/>
-            <w:cs/>
-            <w:lang w:val="ar_AE" w:bidi="ar_AE"/>
-          </w:rPr>
-          <w:rPr>
-            <w:color w:val="0000EE"/>
-            <w:u w:val="single"/>
-          </w:rPr>
-          <w:t>أعمال الرسل 20: 31</w:t>
-        </w:r>
-      </w:hyperlink>
+      <w:r>
+        <w:rPr>
+          <w:rtl/>
+          <w:cs/>
+          <w:lang w:val="ar_AE" w:bidi="ar_AE"/>
+        </w:rPr>
+        <w:t>أعمال الرسل 20: 31</w:t>
+      </w:r>
       <w:r>
         <w:rPr>
           <w:rtl/>
@@ -4207,20 +3331,14 @@
         </w:rPr>
         <w:t>بعد وصول فستوس في صيف عام 59 بعد الميلاد ‎حوكم بولس سريعًا ورفع دعواه إلى قيصر‎ (</w:t>
       </w:r>
-      <w:hyperlink r:id="rId139">
-        <w:r>
-          <w:rPr>
-            <w:rtl/>
-            <w:cs/>
-            <w:lang w:val="ar_AE" w:bidi="ar_AE"/>
-          </w:rPr>
-          <w:rPr>
-            <w:color w:val="0000EE"/>
-            <w:u w:val="single"/>
-          </w:rPr>
-          <w:t>25: 1–12</w:t>
-        </w:r>
-      </w:hyperlink>
+      <w:r>
+        <w:rPr>
+          <w:rtl/>
+          <w:cs/>
+          <w:lang w:val="ar_AE" w:bidi="ar_AE"/>
+        </w:rPr>
+        <w:t>25: 1–12</w:t>
+      </w:r>
       <w:r>
         <w:rPr>
           <w:rtl/>
@@ -4229,20 +3347,14 @@
         </w:rPr>
         <w:t>). على الأرجح بدأت الرحلة إلى روما في خريف 59 بعد الميلاد (</w:t>
       </w:r>
-      <w:hyperlink r:id="rId140">
-        <w:r>
-          <w:rPr>
-            <w:rtl/>
-            <w:cs/>
-            <w:lang w:val="ar_AE" w:bidi="ar_AE"/>
-          </w:rPr>
-          <w:rPr>
-            <w:color w:val="0000EE"/>
-            <w:u w:val="single"/>
-          </w:rPr>
-          <w:t>27: 2</w:t>
-        </w:r>
-      </w:hyperlink>
+      <w:r>
+        <w:rPr>
+          <w:rtl/>
+          <w:cs/>
+          <w:lang w:val="ar_AE" w:bidi="ar_AE"/>
+        </w:rPr>
+        <w:t>27: 2</w:t>
+      </w:r>
       <w:r>
         <w:rPr>
           <w:rtl/>
@@ -4251,20 +3363,14 @@
         </w:rPr>
         <w:t>) ‎وانتهت في وقت مبكر من 60 بعد الميلاد (</w:t>
       </w:r>
-      <w:hyperlink r:id="rId141">
-        <w:r>
-          <w:rPr>
-            <w:rtl/>
-            <w:cs/>
-            <w:lang w:val="ar_AE" w:bidi="ar_AE"/>
-          </w:rPr>
-          <w:rPr>
-            <w:color w:val="0000EE"/>
-            <w:u w:val="single"/>
-          </w:rPr>
-          <w:t>۲۸: ۱۱–۱٦</w:t>
-        </w:r>
-      </w:hyperlink>
+      <w:r>
+        <w:rPr>
+          <w:rtl/>
+          <w:cs/>
+          <w:lang w:val="ar_AE" w:bidi="ar_AE"/>
+        </w:rPr>
+        <w:t>۲۸: ۱۱–۱٦</w:t>
+      </w:r>
       <w:r>
         <w:rPr>
           <w:rtl/>
@@ -4273,20 +3379,14 @@
         </w:rPr>
         <w:t>). وظل بولس في روما "سنتين كاملتين" (</w:t>
       </w:r>
-      <w:hyperlink r:id="rId142">
-        <w:r>
-          <w:rPr>
-            <w:rtl/>
-            <w:cs/>
-            <w:lang w:val="ar_AE" w:bidi="ar_AE"/>
-          </w:rPr>
-          <w:rPr>
-            <w:color w:val="0000EE"/>
-            <w:u w:val="single"/>
-          </w:rPr>
-          <w:t>28: 30</w:t>
-        </w:r>
-      </w:hyperlink>
+      <w:r>
+        <w:rPr>
+          <w:rtl/>
+          <w:cs/>
+          <w:lang w:val="ar_AE" w:bidi="ar_AE"/>
+        </w:rPr>
+        <w:t>28: 30</w:t>
+      </w:r>
       <w:r>
         <w:rPr>
           <w:rtl/>
